--- a/data/tekion/timelines/Harry Harper.docx
+++ b/data/tekion/timelines/Harry Harper.docx
@@ -43,7 +43,7 @@
           <w:szCs w:val="21"/>
           <w:rtl w:val="0"/>
         </w:rPr>
-        <w:t xml:space="preserve">Communications (33)</w:t>
+        <w:t xml:space="preserve">Communications (36)</w:t>
       </w:r>
     </w:p>
     <w:p>
@@ -63,7 +63,7 @@
           <w:szCs w:val="21"/>
           <w:rtl w:val="0"/>
         </w:rPr>
-        <w:t xml:space="preserve">Notes (4)</w:t>
+        <w:t xml:space="preserve">Notes (6)</w:t>
       </w:r>
     </w:p>
     <w:p>
@@ -169,7 +169,7 @@
     <w:p>
       <w:pPr>
         <w:shd w:fill="ffffff" w:val="clear"/>
-        <w:spacing w:line="297.25714285714287" w:lineRule="auto"/>
+        <w:spacing w:line="291.4285714285714" w:lineRule="auto"/>
         <w:rPr>
           <w:color w:val="161616"/>
           <w:sz w:val="21"/>
@@ -198,7 +198,7 @@
     <w:p>
       <w:pPr>
         <w:shd w:fill="ffffff" w:val="clear"/>
-        <w:spacing w:line="297.25714285714287" w:lineRule="auto"/>
+        <w:spacing w:line="291.4285714285714" w:lineRule="auto"/>
         <w:rPr>
           <w:color w:val="161616"/>
           <w:sz w:val="21"/>
@@ -273,41 +273,101 @@
     <w:p>
       <w:pPr>
         <w:shd w:fill="ffffff" w:val="clear"/>
-        <w:spacing w:line="297.25714285714287" w:lineRule="auto"/>
-        <w:rPr>
-          <w:color w:val="444f5c"/>
-          <w:sz w:val="21"/>
-          <w:szCs w:val="21"/>
-        </w:rPr>
-      </w:pPr>
-      <w:r>
-        <w:rPr>
-          <w:color w:val="444f5c"/>
-          <w:sz w:val="21"/>
-          <w:szCs w:val="21"/>
-          <w:rtl w:val="0"/>
-        </w:rPr>
-        <w:t xml:space="preserve">5hr ago</w:t>
-      </w:r>
-    </w:p>
-    <w:p>
-      <w:pPr>
-        <w:shd w:fill="ffffff" w:val="clear"/>
-        <w:spacing w:line="297.25714285714287" w:lineRule="auto"/>
-        <w:rPr>
-          <w:color w:val="161616"/>
-          <w:sz w:val="21"/>
-          <w:szCs w:val="21"/>
-        </w:rPr>
-      </w:pPr>
-      <w:r>
-        <w:rPr>
-          <w:color w:val="161616"/>
-          <w:sz w:val="21"/>
-          <w:szCs w:val="21"/>
-          <w:rtl w:val="0"/>
-        </w:rPr>
-        <w:t xml:space="preserve">Latest Update: Lead 26506733 has an invalid address and low priority; agent shared a link to a 2027 Honda CR-V.</w:t>
+        <w:spacing w:line="291.4285714285714" w:lineRule="auto"/>
+        <w:rPr>
+          <w:color w:val="444f5c"/>
+          <w:sz w:val="21"/>
+          <w:szCs w:val="21"/>
+        </w:rPr>
+      </w:pPr>
+      <w:r>
+        <w:rPr>
+          <w:color w:val="444f5c"/>
+          <w:sz w:val="21"/>
+          <w:szCs w:val="21"/>
+          <w:rtl w:val="0"/>
+        </w:rPr>
+        <w:t xml:space="preserve">27min ago</w:t>
+      </w:r>
+    </w:p>
+    <w:p>
+      <w:pPr>
+        <w:shd w:fill="ffffff" w:val="clear"/>
+        <w:spacing w:line="291.4285714285714" w:lineRule="auto"/>
+        <w:rPr>
+          <w:color w:val="161616"/>
+          <w:sz w:val="21"/>
+          <w:szCs w:val="21"/>
+        </w:rPr>
+      </w:pPr>
+      <w:r>
+        <w:rPr>
+          <w:color w:val="161616"/>
+          <w:sz w:val="21"/>
+          <w:szCs w:val="21"/>
+          <w:rtl w:val="0"/>
+        </w:rPr>
+        <w:t xml:space="preserve">Latest Update: Lead 26506733 has an invalid address and low priority; an agent shared a link to the 2027 Honda CR-V.</w:t>
+      </w:r>
+    </w:p>
+    <w:p>
+      <w:pPr>
+        <w:numPr>
+          <w:ilvl w:val="0"/>
+          <w:numId w:val="4"/>
+        </w:numPr>
+        <w:shd w:fill="ffffff" w:val="clear"/>
+        <w:spacing w:line="291.4285714285714" w:lineRule="auto"/>
+        <w:ind w:left="720" w:hanging="360"/>
+      </w:pPr>
+      <w:r>
+        <w:rPr>
+          <w:color w:val="161616"/>
+          <w:sz w:val="21"/>
+          <w:szCs w:val="21"/>
+          <w:rtl w:val="0"/>
+        </w:rPr>
+        <w:t xml:space="preserve">Source: ThirdParty Honda</w:t>
+      </w:r>
+    </w:p>
+    <w:p>
+      <w:pPr>
+        <w:numPr>
+          <w:ilvl w:val="0"/>
+          <w:numId w:val="4"/>
+        </w:numPr>
+        <w:shd w:fill="ffffff" w:val="clear"/>
+        <w:spacing w:line="291.4285714285714" w:lineRule="auto"/>
+        <w:ind w:left="720" w:hanging="360"/>
+      </w:pPr>
+      <w:r>
+        <w:rPr>
+          <w:color w:val="161616"/>
+          <w:sz w:val="21"/>
+          <w:szCs w:val="21"/>
+          <w:rtl w:val="0"/>
+        </w:rPr>
+        <w:t xml:space="preserve">Last Contacted By: Mark Armstrong</w:t>
+      </w:r>
+    </w:p>
+    <w:p>
+      <w:pPr>
+        <w:numPr>
+          <w:ilvl w:val="0"/>
+          <w:numId w:val="4"/>
+        </w:numPr>
+        <w:shd w:fill="ffffff" w:val="clear"/>
+        <w:spacing w:line="291.4285714285714" w:lineRule="auto"/>
+        <w:ind w:left="720" w:hanging="360"/>
+      </w:pPr>
+      <w:r>
+        <w:rPr>
+          <w:color w:val="161616"/>
+          <w:sz w:val="21"/>
+          <w:szCs w:val="21"/>
+          <w:rtl w:val="0"/>
+        </w:rPr>
+        <w:t xml:space="preserve">First Contact Time: 9:08 AM, Oct 5 2026</w:t>
       </w:r>
     </w:p>
     <w:p>
@@ -317,7 +377,7 @@
           <w:numId w:val="6"/>
         </w:numPr>
         <w:shd w:fill="ffffff" w:val="clear"/>
-        <w:spacing w:line="297.25714285714287" w:lineRule="auto"/>
+        <w:spacing w:line="291.4285714285714" w:lineRule="auto"/>
         <w:ind w:left="720" w:hanging="360"/>
       </w:pPr>
       <w:r>
@@ -327,7 +387,7 @@
           <w:szCs w:val="21"/>
           <w:rtl w:val="0"/>
         </w:rPr>
-        <w:t xml:space="preserve">Source: ThirdParty Honda</w:t>
+        <w:t xml:space="preserve">Lead reference number is 26506733.</w:t>
       </w:r>
     </w:p>
     <w:p>
@@ -337,7 +397,7 @@
           <w:numId w:val="6"/>
         </w:numPr>
         <w:shd w:fill="ffffff" w:val="clear"/>
-        <w:spacing w:line="297.25714285714287" w:lineRule="auto"/>
+        <w:spacing w:line="291.4285714285714" w:lineRule="auto"/>
         <w:ind w:left="720" w:hanging="360"/>
       </w:pPr>
       <w:r>
@@ -347,7 +407,215 @@
           <w:szCs w:val="21"/>
           <w:rtl w:val="0"/>
         </w:rPr>
-        <w:t xml:space="preserve">First Contact Time: 9:08 AM, Oct 5 2026</w:t>
+        <w:t xml:space="preserve">Provided address is invalid.</w:t>
+      </w:r>
+    </w:p>
+    <w:p>
+      <w:pPr>
+        <w:numPr>
+          <w:ilvl w:val="0"/>
+          <w:numId w:val="6"/>
+        </w:numPr>
+        <w:shd w:fill="ffffff" w:val="clear"/>
+        <w:spacing w:line="291.4285714285714" w:lineRule="auto"/>
+        <w:ind w:left="720" w:hanging="360"/>
+      </w:pPr>
+      <w:r>
+        <w:rPr>
+          <w:color w:val="161616"/>
+          <w:sz w:val="21"/>
+          <w:szCs w:val="21"/>
+          <w:rtl w:val="0"/>
+        </w:rPr>
+        <w:t xml:space="preserve">Predicted priority for the lead is low.</w:t>
+      </w:r>
+    </w:p>
+    <w:p>
+      <w:pPr>
+        <w:numPr>
+          <w:ilvl w:val="0"/>
+          <w:numId w:val="6"/>
+        </w:numPr>
+        <w:shd w:fill="ffffff" w:val="clear"/>
+        <w:spacing w:line="291.4285714285714" w:lineRule="auto"/>
+        <w:ind w:left="720" w:hanging="360"/>
+      </w:pPr>
+      <w:r>
+        <w:rPr>
+          <w:color w:val="161616"/>
+          <w:sz w:val="21"/>
+          <w:szCs w:val="21"/>
+          <w:rtl w:val="0"/>
+        </w:rPr>
+        <w:t xml:space="preserve">No chat transcript is available.</w:t>
+      </w:r>
+    </w:p>
+    <w:p>
+      <w:pPr>
+        <w:numPr>
+          <w:ilvl w:val="0"/>
+          <w:numId w:val="6"/>
+        </w:numPr>
+        <w:shd w:fill="ffffff" w:val="clear"/>
+        <w:spacing w:line="291.4285714285714" w:lineRule="auto"/>
+        <w:ind w:left="720" w:hanging="360"/>
+      </w:pPr>
+      <w:r>
+        <w:rPr>
+          <w:color w:val="161616"/>
+          <w:sz w:val="21"/>
+          <w:szCs w:val="21"/>
+          <w:rtl w:val="0"/>
+        </w:rPr>
+        <w:t xml:space="preserve">Agent shared a link to the 2027 Honda CR-V.</w:t>
+      </w:r>
+    </w:p>
+    <w:p>
+      <w:pPr>
+        <w:shd w:fill="ffffff" w:val="clear"/>
+        <w:spacing w:line="291.4285714285714" w:lineRule="auto"/>
+        <w:rPr>
+          <w:color w:val="161616"/>
+          <w:sz w:val="21"/>
+          <w:szCs w:val="21"/>
+        </w:rPr>
+      </w:pPr>
+      <w:r>
+        <w:rPr>
+          <w:color w:val="161616"/>
+          <w:sz w:val="21"/>
+          <w:szCs w:val="21"/>
+          <w:rtl w:val="0"/>
+        </w:rPr>
+        <w:t xml:space="preserve">Contact History</w:t>
+      </w:r>
+    </w:p>
+    <w:p>
+      <w:pPr>
+        <w:shd w:fill="ffffff" w:val="clear"/>
+        <w:spacing w:line="291.4285714285714" w:lineRule="auto"/>
+        <w:rPr>
+          <w:color w:val="161616"/>
+          <w:sz w:val="21"/>
+          <w:szCs w:val="21"/>
+        </w:rPr>
+      </w:pPr>
+      <w:r>
+        <w:rPr>
+          <w:color w:val="161616"/>
+          <w:sz w:val="21"/>
+          <w:szCs w:val="21"/>
+          <w:rtl w:val="0"/>
+        </w:rPr>
+        <w:t xml:space="preserve">:</w:t>
+      </w:r>
+    </w:p>
+    <w:p>
+      <w:pPr>
+        <w:shd w:fill="ffffff" w:val="clear"/>
+        <w:spacing w:line="291.4285714285714" w:lineRule="auto"/>
+        <w:rPr>
+          <w:i w:val="1"/>
+          <w:iCs w:val="1"/>
+          <w:color w:val="444f5c"/>
+          <w:sz w:val="21"/>
+          <w:szCs w:val="21"/>
+        </w:rPr>
+      </w:pPr>
+      <w:r>
+        <w:rPr>
+          <w:i w:val="1"/>
+          <w:iCs w:val="1"/>
+          <w:color w:val="444f5c"/>
+          <w:sz w:val="21"/>
+          <w:szCs w:val="21"/>
+          <w:rtl w:val="0"/>
+        </w:rPr>
+        <w:t xml:space="preserve">New customer</w:t>
+      </w:r>
+    </w:p>
+    <w:p>
+      <w:pPr>
+        <w:shd w:fill="ffffff" w:val="clear"/>
+        <w:spacing w:line="291.4285714285714" w:lineRule="auto"/>
+        <w:rPr>
+          <w:i w:val="1"/>
+          <w:iCs w:val="1"/>
+          <w:color w:val="444f5c"/>
+          <w:sz w:val="21"/>
+          <w:szCs w:val="21"/>
+        </w:rPr>
+      </w:pPr>
+      <w:r>
+        <w:rPr>
+          <w:i w:val="1"/>
+          <w:iCs w:val="1"/>
+          <w:color w:val="444f5c"/>
+          <w:sz w:val="21"/>
+          <w:szCs w:val="21"/>
+          <w:rtl w:val="0"/>
+        </w:rPr>
+        <w:t xml:space="preserve">No contact history available</w:t>
+      </w:r>
+    </w:p>
+    <w:p>
+      <w:pPr>
+        <w:shd w:fill="ffffff" w:val="clear"/>
+        <w:spacing w:line="291.4285714285714" w:lineRule="auto"/>
+        <w:rPr>
+          <w:color w:val="161616"/>
+          <w:sz w:val="21"/>
+          <w:szCs w:val="21"/>
+        </w:rPr>
+      </w:pPr>
+      <w:r>
+        <w:rPr>
+          <w:color w:val="161616"/>
+          <w:sz w:val="21"/>
+          <w:szCs w:val="21"/>
+          <w:rtl w:val="0"/>
+        </w:rPr>
+        <w:t xml:space="preserve">Vehicle Intel:</w:t>
+      </w:r>
+    </w:p>
+    <w:p>
+      <w:pPr>
+        <w:numPr>
+          <w:ilvl w:val="0"/>
+          <w:numId w:val="5"/>
+        </w:numPr>
+        <w:shd w:fill="ffffff" w:val="clear"/>
+        <w:spacing w:line="291.4285714285714" w:lineRule="auto"/>
+        <w:ind w:left="720" w:hanging="360"/>
+      </w:pPr>
+      <w:r>
+        <w:rPr>
+          <w:color w:val="161616"/>
+          <w:sz w:val="21"/>
+          <w:szCs w:val="21"/>
+          <w:rtl w:val="0"/>
+        </w:rPr>
+        <w:t xml:space="preserve">Age of the vehicle from received date: 31 day(s)</w:t>
+      </w:r>
+    </w:p>
+    <w:p>
+      <w:pPr>
+        <w:numPr>
+          <w:ilvl w:val="0"/>
+          <w:numId w:val="3"/>
+        </w:numPr>
+        <w:shd w:fill="ffffff" w:val="clear"/>
+        <w:spacing w:line="291.4285714285714" w:lineRule="auto"/>
+        <w:ind w:left="720" w:hanging="360"/>
+      </w:pPr>
+      <w:r>
+        <w:rPr>
+          <w:color w:val="161616"/>
+          <w:sz w:val="21"/>
+          <w:szCs w:val="21"/>
+          <w:rtl w:val="0"/>
+        </w:rPr>
+        <w:t xml:space="preserve">Inventory count: 69 (Vehicle of Interest), 11 (Vehicle of Interest with trim)</w:t>
       </w:r>
     </w:p>
     <w:p>
@@ -357,7 +625,7 @@
           <w:numId w:val="2"/>
         </w:numPr>
         <w:shd w:fill="ffffff" w:val="clear"/>
-        <w:spacing w:line="297.25714285714287" w:lineRule="auto"/>
+        <w:spacing w:line="291.4285714285714" w:lineRule="auto"/>
         <w:ind w:left="720" w:hanging="360"/>
       </w:pPr>
       <w:r>
@@ -367,235 +635,7 @@
           <w:szCs w:val="21"/>
           <w:rtl w:val="0"/>
         </w:rPr>
-        <w:t xml:space="preserve">Lead reference number is 26506733.</w:t>
-      </w:r>
-    </w:p>
-    <w:p>
-      <w:pPr>
-        <w:numPr>
-          <w:ilvl w:val="0"/>
-          <w:numId w:val="2"/>
-        </w:numPr>
-        <w:shd w:fill="ffffff" w:val="clear"/>
-        <w:spacing w:line="297.25714285714287" w:lineRule="auto"/>
-        <w:ind w:left="720" w:hanging="360"/>
-      </w:pPr>
-      <w:r>
-        <w:rPr>
-          <w:color w:val="161616"/>
-          <w:sz w:val="21"/>
-          <w:szCs w:val="21"/>
-          <w:rtl w:val="0"/>
-        </w:rPr>
-        <w:t xml:space="preserve">The provided address is invalid.</w:t>
-      </w:r>
-    </w:p>
-    <w:p>
-      <w:pPr>
-        <w:numPr>
-          <w:ilvl w:val="0"/>
-          <w:numId w:val="2"/>
-        </w:numPr>
-        <w:shd w:fill="ffffff" w:val="clear"/>
-        <w:spacing w:line="297.25714285714287" w:lineRule="auto"/>
-        <w:ind w:left="720" w:hanging="360"/>
-      </w:pPr>
-      <w:r>
-        <w:rPr>
-          <w:color w:val="161616"/>
-          <w:sz w:val="21"/>
-          <w:szCs w:val="21"/>
-          <w:rtl w:val="0"/>
-        </w:rPr>
-        <w:t xml:space="preserve">Einstein predicts a low priority for this lead.</w:t>
-      </w:r>
-    </w:p>
-    <w:p>
-      <w:pPr>
-        <w:numPr>
-          <w:ilvl w:val="0"/>
-          <w:numId w:val="2"/>
-        </w:numPr>
-        <w:shd w:fill="ffffff" w:val="clear"/>
-        <w:spacing w:line="297.25714285714287" w:lineRule="auto"/>
-        <w:ind w:left="720" w:hanging="360"/>
-      </w:pPr>
-      <w:r>
-        <w:rPr>
-          <w:color w:val="161616"/>
-          <w:sz w:val="21"/>
-          <w:szCs w:val="21"/>
-          <w:rtl w:val="0"/>
-        </w:rPr>
-        <w:t xml:space="preserve">No chat transcript is available.</w:t>
-      </w:r>
-    </w:p>
-    <w:p>
-      <w:pPr>
-        <w:numPr>
-          <w:ilvl w:val="0"/>
-          <w:numId w:val="2"/>
-        </w:numPr>
-        <w:shd w:fill="ffffff" w:val="clear"/>
-        <w:spacing w:line="297.25714285714287" w:lineRule="auto"/>
-        <w:ind w:left="720" w:hanging="360"/>
-      </w:pPr>
-      <w:r>
-        <w:rPr>
-          <w:color w:val="161616"/>
-          <w:sz w:val="21"/>
-          <w:szCs w:val="21"/>
-          <w:rtl w:val="0"/>
-        </w:rPr>
-        <w:t xml:space="preserve">Agent shared a link to a 2027 Honda CR-V.</w:t>
-      </w:r>
-    </w:p>
-    <w:p>
-      <w:pPr>
-        <w:shd w:fill="ffffff" w:val="clear"/>
-        <w:spacing w:line="291.4285714285714" w:lineRule="auto"/>
-        <w:rPr>
-          <w:color w:val="161616"/>
-          <w:sz w:val="21"/>
-          <w:szCs w:val="21"/>
-        </w:rPr>
-      </w:pPr>
-      <w:r>
-        <w:rPr>
-          <w:color w:val="161616"/>
-          <w:sz w:val="21"/>
-          <w:szCs w:val="21"/>
-          <w:rtl w:val="0"/>
-        </w:rPr>
-        <w:t xml:space="preserve">Contact History</w:t>
-      </w:r>
-    </w:p>
-    <w:p>
-      <w:pPr>
-        <w:shd w:fill="ffffff" w:val="clear"/>
-        <w:spacing w:line="291.4285714285714" w:lineRule="auto"/>
-        <w:rPr>
-          <w:color w:val="161616"/>
-          <w:sz w:val="21"/>
-          <w:szCs w:val="21"/>
-        </w:rPr>
-      </w:pPr>
-      <w:r>
-        <w:rPr>
-          <w:color w:val="161616"/>
-          <w:sz w:val="21"/>
-          <w:szCs w:val="21"/>
-          <w:rtl w:val="0"/>
-        </w:rPr>
-        <w:t xml:space="preserve">:</w:t>
-      </w:r>
-    </w:p>
-    <w:p>
-      <w:pPr>
-        <w:shd w:fill="ffffff" w:val="clear"/>
-        <w:spacing w:line="291.4285714285714" w:lineRule="auto"/>
-        <w:rPr>
-          <w:i w:val="1"/>
-          <w:iCs w:val="1"/>
-          <w:color w:val="444f5c"/>
-          <w:sz w:val="21"/>
-          <w:szCs w:val="21"/>
-        </w:rPr>
-      </w:pPr>
-      <w:r>
-        <w:rPr>
-          <w:i w:val="1"/>
-          <w:iCs w:val="1"/>
-          <w:color w:val="444f5c"/>
-          <w:sz w:val="21"/>
-          <w:szCs w:val="21"/>
-          <w:rtl w:val="0"/>
-        </w:rPr>
-        <w:t xml:space="preserve">New customer</w:t>
-      </w:r>
-    </w:p>
-    <w:p>
-      <w:pPr>
-        <w:shd w:fill="ffffff" w:val="clear"/>
-        <w:spacing w:line="291.4285714285714" w:lineRule="auto"/>
-        <w:rPr>
-          <w:i w:val="1"/>
-          <w:iCs w:val="1"/>
-          <w:color w:val="444f5c"/>
-          <w:sz w:val="21"/>
-          <w:szCs w:val="21"/>
-        </w:rPr>
-      </w:pPr>
-      <w:r>
-        <w:rPr>
-          <w:i w:val="1"/>
-          <w:iCs w:val="1"/>
-          <w:color w:val="444f5c"/>
-          <w:sz w:val="21"/>
-          <w:szCs w:val="21"/>
-          <w:rtl w:val="0"/>
-        </w:rPr>
-        <w:t xml:space="preserve">No contact history available</w:t>
-      </w:r>
-    </w:p>
-    <w:p>
-      <w:pPr>
-        <w:shd w:fill="ffffff" w:val="clear"/>
-        <w:spacing w:line="291.4285714285714" w:lineRule="auto"/>
-        <w:rPr>
-          <w:color w:val="161616"/>
-          <w:sz w:val="21"/>
-          <w:szCs w:val="21"/>
-        </w:rPr>
-      </w:pPr>
-      <w:r>
-        <w:rPr>
-          <w:color w:val="161616"/>
-          <w:sz w:val="21"/>
-          <w:szCs w:val="21"/>
-          <w:rtl w:val="0"/>
-        </w:rPr>
-        <w:t xml:space="preserve">Vehicle Intel:</w:t>
-      </w:r>
-    </w:p>
-    <w:p>
-      <w:pPr>
-        <w:numPr>
-          <w:ilvl w:val="0"/>
-          <w:numId w:val="5"/>
-        </w:numPr>
-        <w:shd w:fill="ffffff" w:val="clear"/>
-        <w:spacing w:line="297.25714285714287" w:lineRule="auto"/>
-        <w:ind w:left="720" w:hanging="360"/>
-      </w:pPr>
-      <w:r>
-        <w:rPr>
-          <w:color w:val="161616"/>
-          <w:sz w:val="21"/>
-          <w:szCs w:val="21"/>
-          <w:rtl w:val="0"/>
-        </w:rPr>
-        <w:t xml:space="preserve">Age of the vehicle from received date: 27 day(s)</w:t>
-      </w:r>
-    </w:p>
-    <w:p>
-      <w:pPr>
-        <w:numPr>
-          <w:ilvl w:val="0"/>
-          <w:numId w:val="4"/>
-        </w:numPr>
-        <w:shd w:fill="ffffff" w:val="clear"/>
-        <w:spacing w:line="297.25714285714287" w:lineRule="auto"/>
-        <w:ind w:left="720" w:hanging="360"/>
-      </w:pPr>
-      <w:r>
-        <w:rPr>
-          <w:color w:val="161616"/>
-          <w:sz w:val="21"/>
-          <w:szCs w:val="21"/>
-          <w:rtl w:val="0"/>
-        </w:rPr>
-        <w:t xml:space="preserve">Inventory count: 65 (Vehicle of Interest), 11 (Vehicle of Interest with trim)</w:t>
+        <w:t xml:space="preserve">Past 30 days: 110 lead(s), 24 deal(s)</w:t>
       </w:r>
     </w:p>
     <w:p>
@@ -605,27 +645,7 @@
           <w:numId w:val="1"/>
         </w:numPr>
         <w:shd w:fill="ffffff" w:val="clear"/>
-        <w:spacing w:line="297.25714285714287" w:lineRule="auto"/>
-        <w:ind w:left="720" w:hanging="360"/>
-      </w:pPr>
-      <w:r>
-        <w:rPr>
-          <w:color w:val="161616"/>
-          <w:sz w:val="21"/>
-          <w:szCs w:val="21"/>
-          <w:rtl w:val="0"/>
-        </w:rPr>
-        <w:t xml:space="preserve">Past 30 days: 100 lead(s), 25 deal(s)</w:t>
-      </w:r>
-    </w:p>
-    <w:p>
-      <w:pPr>
-        <w:numPr>
-          <w:ilvl w:val="0"/>
-          <w:numId w:val="3"/>
-        </w:numPr>
-        <w:shd w:fill="ffffff" w:val="clear"/>
-        <w:spacing w:line="297.25714285714287" w:lineRule="auto"/>
+        <w:spacing w:line="291.4285714285714" w:lineRule="auto"/>
         <w:ind w:left="720" w:hanging="360"/>
       </w:pPr>
       <w:r>
@@ -675,6 +695,446 @@
           <w:szCs w:val="21"/>
           <w:rtl w:val="0"/>
         </w:rPr>
+        <w:t xml:space="preserve">Text Sent</w:t>
+      </w:r>
+    </w:p>
+    <w:p>
+      <w:pPr>
+        <w:shd w:fill="ffffff" w:val="clear"/>
+        <w:spacing w:line="291.4285714285714" w:lineRule="auto"/>
+        <w:rPr>
+          <w:color w:val="444f5c"/>
+          <w:sz w:val="21"/>
+          <w:szCs w:val="21"/>
+        </w:rPr>
+      </w:pPr>
+      <w:r>
+        <w:rPr>
+          <w:color w:val="444f5c"/>
+          <w:sz w:val="21"/>
+          <w:szCs w:val="21"/>
+          <w:rtl w:val="0"/>
+        </w:rPr>
+        <w:t xml:space="preserve">Mark Armstrong</w:t>
+      </w:r>
+    </w:p>
+    <w:p>
+      <w:pPr>
+        <w:shd w:fill="ffffff" w:val="clear"/>
+        <w:spacing w:line="291.4285714285714" w:lineRule="auto"/>
+        <w:rPr>
+          <w:color w:val="444f5c"/>
+          <w:sz w:val="21"/>
+          <w:szCs w:val="21"/>
+        </w:rPr>
+      </w:pPr>
+      <w:r>
+        <w:rPr>
+          <w:color w:val="444f5c"/>
+          <w:sz w:val="21"/>
+          <w:szCs w:val="21"/>
+          <w:rtl w:val="0"/>
+        </w:rPr>
+        <w:t xml:space="preserve">Oct 12 2026 9:45 AM</w:t>
+      </w:r>
+    </w:p>
+    <w:p>
+      <w:pPr>
+        <w:shd w:fill="ffffff" w:val="clear"/>
+        <w:spacing w:line="291.4285714285714" w:lineRule="auto"/>
+        <w:rPr>
+          <w:color w:val="161616"/>
+          <w:sz w:val="21"/>
+          <w:szCs w:val="21"/>
+        </w:rPr>
+      </w:pPr>
+      <w:r>
+        <w:rPr>
+          <w:color w:val="161616"/>
+          <w:sz w:val="21"/>
+          <w:szCs w:val="21"/>
+          <w:rtl w:val="0"/>
+        </w:rPr>
+        <w:t xml:space="preserve">Hey man, just wanted to check if you're still interested in the CR-V?</w:t>
+      </w:r>
+    </w:p>
+    <w:p>
+      <w:pPr>
+        <w:shd w:fill="ffffff" w:val="clear"/>
+        <w:spacing w:line="291.4285714285714" w:lineRule="auto"/>
+        <w:rPr>
+          <w:color w:val="161616"/>
+          <w:sz w:val="21"/>
+          <w:szCs w:val="21"/>
+        </w:rPr>
+      </w:pPr>
+      <w:r>
+        <w:rPr>
+          <w:color w:val="161616"/>
+          <w:sz w:val="21"/>
+          <w:szCs w:val="21"/>
+          <w:rtl w:val="0"/>
+        </w:rPr>
+        <w:t xml:space="preserve">Engaged Lead Follow Up</w:t>
+      </w:r>
+    </w:p>
+    <w:p>
+      <w:pPr>
+        <w:shd w:fill="ffffff" w:val="clear"/>
+        <w:spacing w:line="291.4285714285714" w:lineRule="auto"/>
+        <w:rPr>
+          <w:color w:val="444f5c"/>
+          <w:sz w:val="21"/>
+          <w:szCs w:val="21"/>
+        </w:rPr>
+      </w:pPr>
+      <w:r>
+        <w:rPr>
+          <w:color w:val="444f5c"/>
+          <w:sz w:val="21"/>
+          <w:szCs w:val="21"/>
+          <w:rtl w:val="0"/>
+        </w:rPr>
+        <w:t xml:space="preserve">System</w:t>
+      </w:r>
+    </w:p>
+    <w:p>
+      <w:pPr>
+        <w:shd w:fill="ffffff" w:val="clear"/>
+        <w:spacing w:line="291.4285714285714" w:lineRule="auto"/>
+        <w:rPr>
+          <w:color w:val="444f5c"/>
+          <w:sz w:val="21"/>
+          <w:szCs w:val="21"/>
+        </w:rPr>
+      </w:pPr>
+      <w:r>
+        <w:rPr>
+          <w:color w:val="444f5c"/>
+          <w:sz w:val="21"/>
+          <w:szCs w:val="21"/>
+          <w:rtl w:val="0"/>
+        </w:rPr>
+        <w:t xml:space="preserve">Oct 12 2026 9:14 AM</w:t>
+      </w:r>
+    </w:p>
+    <w:p>
+      <w:pPr>
+        <w:shd w:fill="ffffff" w:val="clear"/>
+        <w:spacing w:line="291.4285714285714" w:lineRule="auto"/>
+        <w:rPr>
+          <w:color w:val="444f5c"/>
+          <w:sz w:val="21"/>
+          <w:szCs w:val="21"/>
+        </w:rPr>
+      </w:pPr>
+      <w:r>
+        <w:rPr>
+          <w:color w:val="444f5c"/>
+          <w:sz w:val="21"/>
+          <w:szCs w:val="21"/>
+          <w:rtl w:val="0"/>
+        </w:rPr>
+        <w:t xml:space="preserve">Lead is in the Engaged Stage, follow up with lead or reschedule this follow up task.</w:t>
+      </w:r>
+    </w:p>
+    <w:p>
+      <w:pPr>
+        <w:shd w:fill="ffffff" w:val="clear"/>
+        <w:spacing w:line="291.4285714285714" w:lineRule="auto"/>
+        <w:rPr>
+          <w:color w:val="444f5c"/>
+          <w:sz w:val="21"/>
+          <w:szCs w:val="21"/>
+        </w:rPr>
+      </w:pPr>
+      <w:r>
+        <w:rPr>
+          <w:color w:val="444f5c"/>
+          <w:sz w:val="21"/>
+          <w:szCs w:val="21"/>
+          <w:rtl w:val="0"/>
+        </w:rPr>
+        <w:t xml:space="preserve">High</w:t>
+      </w:r>
+    </w:p>
+    <w:p>
+      <w:pPr>
+        <w:shd w:fill="ffffff" w:val="clear"/>
+        <w:spacing w:line="291.4285714285714" w:lineRule="auto"/>
+        <w:rPr>
+          <w:color w:val="161616"/>
+          <w:sz w:val="21"/>
+          <w:szCs w:val="21"/>
+        </w:rPr>
+      </w:pPr>
+      <w:r>
+        <w:rPr>
+          <w:color w:val="161616"/>
+          <w:sz w:val="21"/>
+          <w:szCs w:val="21"/>
+          <w:rtl w:val="0"/>
+        </w:rPr>
+        <w:t xml:space="preserve">Today</w:t>
+      </w:r>
+    </w:p>
+    <w:p>
+      <w:pPr>
+        <w:shd w:fill="ffffff" w:val="clear"/>
+        <w:spacing w:line="291.4285714285714" w:lineRule="auto"/>
+        <w:rPr>
+          <w:color w:val="161616"/>
+          <w:sz w:val="21"/>
+          <w:szCs w:val="21"/>
+        </w:rPr>
+      </w:pPr>
+      <w:r>
+        <w:rPr>
+          <w:color w:val="161616"/>
+          <w:sz w:val="21"/>
+          <w:szCs w:val="21"/>
+          <w:rtl w:val="0"/>
+        </w:rPr>
+        <w:t xml:space="preserve">Done</w:t>
+      </w:r>
+    </w:p>
+    <w:p>
+      <w:pPr>
+        <w:shd w:fill="ffffff" w:val="clear"/>
+        <w:spacing w:line="291.4285714285714" w:lineRule="auto"/>
+        <w:rPr>
+          <w:color w:val="969aa3"/>
+          <w:sz w:val="21"/>
+          <w:szCs w:val="21"/>
+        </w:rPr>
+      </w:pPr>
+      <w:r>
+        <w:rPr>
+          <w:color w:val="969aa3"/>
+          <w:sz w:val="21"/>
+          <w:szCs w:val="21"/>
+          <w:rtl w:val="0"/>
+        </w:rPr>
+        <w:t xml:space="preserve">Assigned To:</w:t>
+      </w:r>
+    </w:p>
+    <w:p>
+      <w:pPr>
+        <w:shd w:fill="ffffff" w:val="clear"/>
+        <w:spacing w:line="291.4285714285714" w:lineRule="auto"/>
+        <w:rPr>
+          <w:color w:val="444f5c"/>
+          <w:sz w:val="21"/>
+          <w:szCs w:val="21"/>
+        </w:rPr>
+      </w:pPr>
+      <w:r>
+        <w:rPr>
+          <w:color w:val="444f5c"/>
+          <w:sz w:val="21"/>
+          <w:szCs w:val="21"/>
+          <w:rtl w:val="0"/>
+        </w:rPr>
+        <w:t xml:space="preserve">Mark Armstrong</w:t>
+      </w:r>
+    </w:p>
+    <w:p>
+      <w:pPr>
+        <w:shd w:fill="ffffff" w:val="clear"/>
+        <w:spacing w:line="291.4285714285714" w:lineRule="auto"/>
+        <w:rPr>
+          <w:color w:val="161616"/>
+          <w:sz w:val="21"/>
+          <w:szCs w:val="21"/>
+        </w:rPr>
+      </w:pPr>
+      <w:r>
+        <w:rPr>
+          <w:color w:val="161616"/>
+          <w:sz w:val="21"/>
+          <w:szCs w:val="21"/>
+          <w:rtl w:val="0"/>
+        </w:rPr>
+        <w:t xml:space="preserve">Email Sent</w:t>
+      </w:r>
+    </w:p>
+    <w:p>
+      <w:pPr>
+        <w:shd w:fill="ffffff" w:val="clear"/>
+        <w:spacing w:line="291.4285714285714" w:lineRule="auto"/>
+        <w:rPr>
+          <w:color w:val="444f5c"/>
+          <w:sz w:val="21"/>
+          <w:szCs w:val="21"/>
+        </w:rPr>
+      </w:pPr>
+      <w:r>
+        <w:rPr>
+          <w:color w:val="444f5c"/>
+          <w:sz w:val="21"/>
+          <w:szCs w:val="21"/>
+          <w:rtl w:val="0"/>
+        </w:rPr>
+        <w:t xml:space="preserve">Mark Armstrong</w:t>
+      </w:r>
+    </w:p>
+    <w:p>
+      <w:pPr>
+        <w:shd w:fill="ffffff" w:val="clear"/>
+        <w:spacing w:line="291.4285714285714" w:lineRule="auto"/>
+        <w:rPr>
+          <w:color w:val="444f5c"/>
+          <w:sz w:val="21"/>
+          <w:szCs w:val="21"/>
+        </w:rPr>
+      </w:pPr>
+      <w:r>
+        <w:rPr>
+          <w:color w:val="444f5c"/>
+          <w:sz w:val="21"/>
+          <w:szCs w:val="21"/>
+          <w:rtl w:val="0"/>
+        </w:rPr>
+        <w:t xml:space="preserve">Oct 11 2026 3:05 PM</w:t>
+      </w:r>
+    </w:p>
+    <w:p>
+      <w:pPr>
+        <w:shd w:fill="ffffff" w:val="clear"/>
+        <w:spacing w:line="3060" w:lineRule="auto"/>
+        <w:rPr>
+          <w:color w:val="444f5c"/>
+          <w:sz w:val="2"/>
+          <w:szCs w:val="2"/>
+        </w:rPr>
+      </w:pPr>
+      <w:r>
+        <w:rPr>
+          <w:color w:val="444f5c"/>
+          <w:sz w:val="2"/>
+          <w:szCs w:val="2"/>
+          <w:rtl w:val="0"/>
+        </w:rPr>
+        <w:t xml:space="preserve">harryharper710@gmail.com</w:t>
+      </w:r>
+    </w:p>
+    <w:p>
+      <w:pPr>
+        <w:shd w:fill="ffffff" w:val="clear"/>
+        <w:spacing w:line="274.2857142857143" w:lineRule="auto"/>
+        <w:rPr>
+          <w:color w:val="444f5c"/>
+          <w:sz w:val="21"/>
+          <w:szCs w:val="21"/>
+        </w:rPr>
+      </w:pPr>
+      <w:r>
+        <w:rPr>
+          <w:color w:val="444f5c"/>
+          <w:sz w:val="21"/>
+          <w:szCs w:val="21"/>
+          <w:rtl w:val="0"/>
+        </w:rPr>
+        <w:t xml:space="preserve">Subject: Convenience comes standard @JoyceKoons</w:t>
+      </w:r>
+    </w:p>
+    <w:p>
+      <w:pPr>
+        <w:shd w:fill="ffffff" w:val="clear"/>
+        <w:spacing w:line="291.4285714285714" w:lineRule="auto"/>
+        <w:rPr>
+          <w:color w:val="161616"/>
+          <w:sz w:val="21"/>
+          <w:szCs w:val="21"/>
+        </w:rPr>
+      </w:pPr>
+      <w:r>
+        <w:rPr>
+          <w:color w:val="161616"/>
+          <w:sz w:val="21"/>
+          <w:szCs w:val="21"/>
+          <w:rtl w:val="0"/>
+        </w:rPr>
+        <w:t xml:space="preserve">Great Prices | Special Rates | Big Inventory Harry, Why drive to a dealership when we will drive to you? Shop from home, skip the dealership visit, and enjoy complimentary home delivery anywhere in greater DMV metro area. At Joyce Koons Honda Buick GMC, we bring a great deal -- and your new ride -- straight to your driveway. Car buying made simple, convenient, and delivered to your door! It will be my pleasure to assist you. Mark Armstrong +1(703) 365-8713 Joyce Koons Automotive Delivering Great Value and Exceptional Customer Service 10660 Automotive Dr Manassas, VA 20109 JoyceKoons.com We do not rent, sell or exchange email addresses. We encourage you not to unsubscribe so that we can keep you informed about promotions, new vehicles, service tips and service specials, but if you choose to, you can opt out here. If you prefer not to receive further emails from us, Click here to Unsubscribe</w:t>
+      </w:r>
+    </w:p>
+    <w:p>
+      <w:pPr>
+        <w:shd w:fill="f4f5f6" w:val="clear"/>
+        <w:spacing w:line="291.4285714285714" w:lineRule="auto"/>
+        <w:rPr>
+          <w:color w:val="444f5c"/>
+          <w:sz w:val="21"/>
+          <w:szCs w:val="21"/>
+        </w:rPr>
+      </w:pPr>
+      <w:r>
+        <w:rPr>
+          <w:color w:val="444f5c"/>
+          <w:sz w:val="21"/>
+          <w:szCs w:val="21"/>
+          <w:rtl w:val="0"/>
+        </w:rPr>
+        <w:t xml:space="preserve">Reply All</w:t>
+      </w:r>
+    </w:p>
+    <w:p>
+      <w:pPr>
+        <w:shd w:fill="f4f5f6" w:val="clear"/>
+        <w:spacing w:line="291.4285714285714" w:lineRule="auto"/>
+        <w:rPr>
+          <w:color w:val="444f5c"/>
+          <w:sz w:val="21"/>
+          <w:szCs w:val="21"/>
+        </w:rPr>
+      </w:pPr>
+      <w:r>
+        <w:rPr>
+          <w:color w:val="444f5c"/>
+          <w:sz w:val="21"/>
+          <w:szCs w:val="21"/>
+          <w:rtl w:val="0"/>
+        </w:rPr>
+        <w:t xml:space="preserve">Preview</w:t>
+      </w:r>
+    </w:p>
+    <w:p>
+      <w:pPr>
+        <w:shd w:fill="ffffff" w:val="clear"/>
+        <w:spacing w:line="280" w:lineRule="auto"/>
+        <w:rPr>
+          <w:color w:val="444f5c"/>
+          <w:sz w:val="18"/>
+          <w:szCs w:val="18"/>
+        </w:rPr>
+      </w:pPr>
+      <w:r>
+        <w:rPr>
+          <w:color w:val="444f5c"/>
+          <w:sz w:val="18"/>
+          <w:szCs w:val="18"/>
+          <w:rtl w:val="0"/>
+        </w:rPr>
+        <w:t xml:space="preserve">0 Open 0 Clicks</w:t>
+      </w:r>
+    </w:p>
+    <w:p>
+      <w:pPr>
+        <w:shd w:fill="ffffff" w:val="clear"/>
+        <w:spacing w:line="291.4285714285714" w:lineRule="auto"/>
+        <w:rPr>
+          <w:color w:val="161616"/>
+          <w:sz w:val="21"/>
+          <w:szCs w:val="21"/>
+        </w:rPr>
+      </w:pPr>
+      <w:r>
+        <w:rPr>
+          <w:color w:val="161616"/>
+          <w:sz w:val="21"/>
+          <w:szCs w:val="21"/>
+          <w:rtl w:val="0"/>
+        </w:rPr>
         <w:t xml:space="preserve">Conversica Message</w:t>
       </w:r>
     </w:p>
@@ -715,231 +1175,231 @@
           <w:szCs w:val="21"/>
           <w:rtl w:val="0"/>
         </w:rPr>
-        <w:t xml:space="preserve">Oct 8 2026 10:27 AM</w:t>
-      </w:r>
-    </w:p>
-    <w:p>
-      <w:pPr>
-        <w:shd w:fill="ffffff" w:val="clear"/>
-        <w:spacing w:line="291.4285714285714" w:lineRule="auto"/>
-        <w:rPr>
-          <w:color w:val="161616"/>
-          <w:sz w:val="21"/>
-          <w:szCs w:val="21"/>
-        </w:rPr>
-      </w:pPr>
-      <w:r>
-        <w:rPr>
-          <w:color w:val="161616"/>
-          <w:sz w:val="21"/>
-          <w:szCs w:val="21"/>
-          <w:rtl w:val="0"/>
-        </w:rPr>
-        <w:t xml:space="preserve">Good morning Harry,</w:t>
-      </w:r>
-    </w:p>
-    <w:p>
-      <w:pPr>
-        <w:shd w:fill="ffffff" w:val="clear"/>
-        <w:spacing w:line="291.4285714285714" w:lineRule="auto"/>
-        <w:rPr>
-          <w:color w:val="161616"/>
-          <w:sz w:val="21"/>
-          <w:szCs w:val="21"/>
-        </w:rPr>
-      </w:pPr>
-      <w:r>
-        <w:rPr>
-          <w:rtl w:val="0"/>
-        </w:rPr>
-      </w:r>
-    </w:p>
-    <w:p>
-      <w:pPr>
-        <w:shd w:fill="ffffff" w:val="clear"/>
-        <w:spacing w:line="291.4285714285714" w:lineRule="auto"/>
-        <w:rPr>
-          <w:color w:val="161616"/>
-          <w:sz w:val="21"/>
-          <w:szCs w:val="21"/>
-        </w:rPr>
-      </w:pPr>
-      <w:r>
-        <w:rPr>
-          <w:rtl w:val="0"/>
-        </w:rPr>
-      </w:r>
-    </w:p>
-    <w:p>
-      <w:pPr>
-        <w:shd w:fill="ffffff" w:val="clear"/>
-        <w:spacing w:line="291.4285714285714" w:lineRule="auto"/>
-        <w:rPr>
-          <w:color w:val="161616"/>
-          <w:sz w:val="21"/>
-          <w:szCs w:val="21"/>
-        </w:rPr>
-      </w:pPr>
-      <w:r>
-        <w:rPr>
-          <w:rtl w:val="0"/>
-        </w:rPr>
-      </w:r>
-    </w:p>
-    <w:p>
-      <w:pPr>
-        <w:shd w:fill="ffffff" w:val="clear"/>
-        <w:spacing w:line="291.4285714285714" w:lineRule="auto"/>
-        <w:rPr>
-          <w:color w:val="161616"/>
-          <w:sz w:val="21"/>
-          <w:szCs w:val="21"/>
-        </w:rPr>
-      </w:pPr>
-      <w:r>
-        <w:rPr>
-          <w:color w:val="161616"/>
-          <w:sz w:val="21"/>
-          <w:szCs w:val="21"/>
-          <w:rtl w:val="0"/>
-        </w:rPr>
-        <w:t xml:space="preserve">I have tried sending you a couple of messages now and I am worried I might not have the right contact information to reach you.</w:t>
-      </w:r>
-    </w:p>
-    <w:p>
-      <w:pPr>
-        <w:shd w:fill="ffffff" w:val="clear"/>
-        <w:spacing w:line="291.4285714285714" w:lineRule="auto"/>
-        <w:rPr>
-          <w:color w:val="161616"/>
-          <w:sz w:val="21"/>
-          <w:szCs w:val="21"/>
-        </w:rPr>
-      </w:pPr>
-      <w:r>
-        <w:rPr>
-          <w:rtl w:val="0"/>
-        </w:rPr>
-      </w:r>
-    </w:p>
-    <w:p>
-      <w:pPr>
-        <w:shd w:fill="ffffff" w:val="clear"/>
-        <w:spacing w:line="291.4285714285714" w:lineRule="auto"/>
-        <w:rPr>
-          <w:color w:val="161616"/>
-          <w:sz w:val="21"/>
-          <w:szCs w:val="21"/>
-        </w:rPr>
-      </w:pPr>
-      <w:r>
-        <w:rPr>
-          <w:rtl w:val="0"/>
-        </w:rPr>
-      </w:r>
-    </w:p>
-    <w:p>
-      <w:pPr>
-        <w:shd w:fill="ffffff" w:val="clear"/>
-        <w:spacing w:line="291.4285714285714" w:lineRule="auto"/>
-        <w:rPr>
-          <w:color w:val="161616"/>
-          <w:sz w:val="21"/>
-          <w:szCs w:val="21"/>
-        </w:rPr>
-      </w:pPr>
-      <w:r>
-        <w:rPr>
-          <w:rtl w:val="0"/>
-        </w:rPr>
-      </w:r>
-    </w:p>
-    <w:p>
-      <w:pPr>
-        <w:shd w:fill="ffffff" w:val="clear"/>
-        <w:spacing w:line="291.4285714285714" w:lineRule="auto"/>
-        <w:rPr>
-          <w:color w:val="161616"/>
-          <w:sz w:val="21"/>
-          <w:szCs w:val="21"/>
-        </w:rPr>
-      </w:pPr>
-      <w:r>
-        <w:rPr>
-          <w:color w:val="161616"/>
-          <w:sz w:val="21"/>
-          <w:szCs w:val="21"/>
-          <w:rtl w:val="0"/>
-        </w:rPr>
-        <w:t xml:space="preserve">I'm hoping to find out the best way to connect with you. We can do a phone call, email, or text message. Can you share with me which one works best?</w:t>
-      </w:r>
-    </w:p>
-    <w:p>
-      <w:pPr>
-        <w:shd w:fill="ffffff" w:val="clear"/>
-        <w:spacing w:line="291.4285714285714" w:lineRule="auto"/>
-        <w:rPr>
-          <w:color w:val="161616"/>
-          <w:sz w:val="21"/>
-          <w:szCs w:val="21"/>
-        </w:rPr>
-      </w:pPr>
-      <w:r>
-        <w:rPr>
-          <w:rtl w:val="0"/>
-        </w:rPr>
-      </w:r>
-    </w:p>
-    <w:p>
-      <w:pPr>
-        <w:shd w:fill="ffffff" w:val="clear"/>
-        <w:spacing w:line="291.4285714285714" w:lineRule="auto"/>
-        <w:rPr>
-          <w:color w:val="161616"/>
-          <w:sz w:val="21"/>
-          <w:szCs w:val="21"/>
-        </w:rPr>
-      </w:pPr>
-      <w:r>
-        <w:rPr>
-          <w:rtl w:val="0"/>
-        </w:rPr>
-      </w:r>
-    </w:p>
-    <w:p>
-      <w:pPr>
-        <w:shd w:fill="ffffff" w:val="clear"/>
-        <w:spacing w:line="291.4285714285714" w:lineRule="auto"/>
-        <w:rPr>
-          <w:color w:val="161616"/>
-          <w:sz w:val="21"/>
-          <w:szCs w:val="21"/>
-        </w:rPr>
-      </w:pPr>
-      <w:r>
-        <w:rPr>
-          <w:rtl w:val="0"/>
-        </w:rPr>
-      </w:r>
-    </w:p>
-    <w:p>
-      <w:pPr>
-        <w:shd w:fill="ffffff" w:val="clear"/>
-        <w:spacing w:line="291.4285714285714" w:lineRule="auto"/>
-        <w:rPr>
-          <w:color w:val="161616"/>
-          <w:sz w:val="21"/>
-          <w:szCs w:val="21"/>
-        </w:rPr>
-      </w:pPr>
-      <w:r>
-        <w:rPr>
-          <w:color w:val="161616"/>
-          <w:sz w:val="21"/>
-          <w:szCs w:val="21"/>
-          <w:rtl w:val="0"/>
-        </w:rPr>
-        <w:t xml:space="preserve">Thank you very much and have a good morning,</w:t>
+        <w:t xml:space="preserve">Oct 10 2026 5:32 PM</w:t>
+      </w:r>
+    </w:p>
+    <w:p>
+      <w:pPr>
+        <w:shd w:fill="ffffff" w:val="clear"/>
+        <w:spacing w:line="291.4285714285714" w:lineRule="auto"/>
+        <w:rPr>
+          <w:color w:val="161616"/>
+          <w:sz w:val="21"/>
+          <w:szCs w:val="21"/>
+        </w:rPr>
+      </w:pPr>
+      <w:r>
+        <w:rPr>
+          <w:color w:val="161616"/>
+          <w:sz w:val="21"/>
+          <w:szCs w:val="21"/>
+          <w:rtl w:val="0"/>
+        </w:rPr>
+        <w:t xml:space="preserve">Good afternoon Harry,</w:t>
+      </w:r>
+    </w:p>
+    <w:p>
+      <w:pPr>
+        <w:shd w:fill="ffffff" w:val="clear"/>
+        <w:spacing w:line="291.4285714285714" w:lineRule="auto"/>
+        <w:rPr>
+          <w:color w:val="161616"/>
+          <w:sz w:val="21"/>
+          <w:szCs w:val="21"/>
+        </w:rPr>
+      </w:pPr>
+      <w:r>
+        <w:rPr>
+          <w:rtl w:val="0"/>
+        </w:rPr>
+      </w:r>
+    </w:p>
+    <w:p>
+      <w:pPr>
+        <w:shd w:fill="ffffff" w:val="clear"/>
+        <w:spacing w:line="291.4285714285714" w:lineRule="auto"/>
+        <w:rPr>
+          <w:color w:val="161616"/>
+          <w:sz w:val="21"/>
+          <w:szCs w:val="21"/>
+        </w:rPr>
+      </w:pPr>
+      <w:r>
+        <w:rPr>
+          <w:rtl w:val="0"/>
+        </w:rPr>
+      </w:r>
+    </w:p>
+    <w:p>
+      <w:pPr>
+        <w:shd w:fill="ffffff" w:val="clear"/>
+        <w:spacing w:line="291.4285714285714" w:lineRule="auto"/>
+        <w:rPr>
+          <w:color w:val="161616"/>
+          <w:sz w:val="21"/>
+          <w:szCs w:val="21"/>
+        </w:rPr>
+      </w:pPr>
+      <w:r>
+        <w:rPr>
+          <w:rtl w:val="0"/>
+        </w:rPr>
+      </w:r>
+    </w:p>
+    <w:p>
+      <w:pPr>
+        <w:shd w:fill="ffffff" w:val="clear"/>
+        <w:spacing w:line="291.4285714285714" w:lineRule="auto"/>
+        <w:rPr>
+          <w:color w:val="161616"/>
+          <w:sz w:val="21"/>
+          <w:szCs w:val="21"/>
+        </w:rPr>
+      </w:pPr>
+      <w:r>
+        <w:rPr>
+          <w:color w:val="161616"/>
+          <w:sz w:val="21"/>
+          <w:szCs w:val="21"/>
+          <w:rtl w:val="0"/>
+        </w:rPr>
+        <w:t xml:space="preserve">Thanks for confirming that email works best. I’m just checking in to make sure you received what you were looking for on the Honda CR‑V.</w:t>
+      </w:r>
+    </w:p>
+    <w:p>
+      <w:pPr>
+        <w:shd w:fill="ffffff" w:val="clear"/>
+        <w:spacing w:line="291.4285714285714" w:lineRule="auto"/>
+        <w:rPr>
+          <w:color w:val="161616"/>
+          <w:sz w:val="21"/>
+          <w:szCs w:val="21"/>
+        </w:rPr>
+      </w:pPr>
+      <w:r>
+        <w:rPr>
+          <w:rtl w:val="0"/>
+        </w:rPr>
+      </w:r>
+    </w:p>
+    <w:p>
+      <w:pPr>
+        <w:shd w:fill="ffffff" w:val="clear"/>
+        <w:spacing w:line="291.4285714285714" w:lineRule="auto"/>
+        <w:rPr>
+          <w:color w:val="161616"/>
+          <w:sz w:val="21"/>
+          <w:szCs w:val="21"/>
+        </w:rPr>
+      </w:pPr>
+      <w:r>
+        <w:rPr>
+          <w:rtl w:val="0"/>
+        </w:rPr>
+      </w:r>
+    </w:p>
+    <w:p>
+      <w:pPr>
+        <w:shd w:fill="ffffff" w:val="clear"/>
+        <w:spacing w:line="291.4285714285714" w:lineRule="auto"/>
+        <w:rPr>
+          <w:color w:val="161616"/>
+          <w:sz w:val="21"/>
+          <w:szCs w:val="21"/>
+        </w:rPr>
+      </w:pPr>
+      <w:r>
+        <w:rPr>
+          <w:rtl w:val="0"/>
+        </w:rPr>
+      </w:r>
+    </w:p>
+    <w:p>
+      <w:pPr>
+        <w:shd w:fill="ffffff" w:val="clear"/>
+        <w:spacing w:line="291.4285714285714" w:lineRule="auto"/>
+        <w:rPr>
+          <w:color w:val="161616"/>
+          <w:sz w:val="21"/>
+          <w:szCs w:val="21"/>
+        </w:rPr>
+      </w:pPr>
+      <w:r>
+        <w:rPr>
+          <w:color w:val="161616"/>
+          <w:sz w:val="21"/>
+          <w:szCs w:val="21"/>
+          <w:rtl w:val="0"/>
+        </w:rPr>
+        <w:t xml:space="preserve">Do you have everything you need?</w:t>
+      </w:r>
+    </w:p>
+    <w:p>
+      <w:pPr>
+        <w:shd w:fill="ffffff" w:val="clear"/>
+        <w:spacing w:line="291.4285714285714" w:lineRule="auto"/>
+        <w:rPr>
+          <w:color w:val="161616"/>
+          <w:sz w:val="21"/>
+          <w:szCs w:val="21"/>
+        </w:rPr>
+      </w:pPr>
+      <w:r>
+        <w:rPr>
+          <w:rtl w:val="0"/>
+        </w:rPr>
+      </w:r>
+    </w:p>
+    <w:p>
+      <w:pPr>
+        <w:shd w:fill="ffffff" w:val="clear"/>
+        <w:spacing w:line="291.4285714285714" w:lineRule="auto"/>
+        <w:rPr>
+          <w:color w:val="161616"/>
+          <w:sz w:val="21"/>
+          <w:szCs w:val="21"/>
+        </w:rPr>
+      </w:pPr>
+      <w:r>
+        <w:rPr>
+          <w:rtl w:val="0"/>
+        </w:rPr>
+      </w:r>
+    </w:p>
+    <w:p>
+      <w:pPr>
+        <w:shd w:fill="ffffff" w:val="clear"/>
+        <w:spacing w:line="291.4285714285714" w:lineRule="auto"/>
+        <w:rPr>
+          <w:color w:val="161616"/>
+          <w:sz w:val="21"/>
+          <w:szCs w:val="21"/>
+        </w:rPr>
+      </w:pPr>
+      <w:r>
+        <w:rPr>
+          <w:rtl w:val="0"/>
+        </w:rPr>
+      </w:r>
+    </w:p>
+    <w:p>
+      <w:pPr>
+        <w:shd w:fill="ffffff" w:val="clear"/>
+        <w:spacing w:line="291.4285714285714" w:lineRule="auto"/>
+        <w:rPr>
+          <w:color w:val="161616"/>
+          <w:sz w:val="21"/>
+          <w:szCs w:val="21"/>
+        </w:rPr>
+      </w:pPr>
+      <w:r>
+        <w:rPr>
+          <w:color w:val="161616"/>
+          <w:sz w:val="21"/>
+          <w:szCs w:val="21"/>
+          <w:rtl w:val="0"/>
+        </w:rPr>
+        <w:t xml:space="preserve">Have a good afternoon and thank you,</w:t>
       </w:r>
     </w:p>
     <w:p>
@@ -1184,142 +1644,6 @@
         <w:rPr>
           <w:rtl w:val="0"/>
         </w:rPr>
-      </w:r>
-    </w:p>
-    <w:p>
-      <w:pPr>
-        <w:shd w:fill="ffffff" w:val="clear"/>
-        <w:spacing w:line="291.4285714285714" w:lineRule="auto"/>
-        <w:rPr>
-          <w:color w:val="161616"/>
-          <w:sz w:val="21"/>
-          <w:szCs w:val="21"/>
-        </w:rPr>
-      </w:pPr>
-      <w:r>
-        <w:rPr>
-          <w:rtl w:val="0"/>
-        </w:rPr>
-      </w:r>
-    </w:p>
-    <w:p>
-      <w:pPr>
-        <w:shd w:fill="ffffff" w:val="clear"/>
-        <w:spacing w:line="291.4285714285714" w:lineRule="auto"/>
-        <w:rPr>
-          <w:color w:val="161616"/>
-          <w:sz w:val="21"/>
-          <w:szCs w:val="21"/>
-        </w:rPr>
-      </w:pPr>
-      <w:r>
-        <w:rPr>
-          <w:rtl w:val="0"/>
-        </w:rPr>
-      </w:r>
-    </w:p>
-    <w:p>
-      <w:pPr>
-        <w:shd w:fill="ffffff" w:val="clear"/>
-        <w:spacing w:line="291.4285714285714" w:lineRule="auto"/>
-        <w:rPr>
-          <w:color w:val="161616"/>
-          <w:sz w:val="21"/>
-          <w:szCs w:val="21"/>
-        </w:rPr>
-      </w:pPr>
-      <w:r>
-        <w:rPr>
-          <w:rtl w:val="0"/>
-        </w:rPr>
-      </w:r>
-    </w:p>
-    <w:p>
-      <w:pPr>
-        <w:shd w:fill="ffffff" w:val="clear"/>
-        <w:spacing w:line="291.4285714285714" w:lineRule="auto"/>
-        <w:rPr>
-          <w:color w:val="161616"/>
-          <w:sz w:val="21"/>
-          <w:szCs w:val="21"/>
-        </w:rPr>
-      </w:pPr>
-      <w:r>
-        <w:rPr>
-          <w:color w:val="161616"/>
-          <w:sz w:val="21"/>
-          <w:szCs w:val="21"/>
-          <w:rtl w:val="0"/>
-        </w:rPr>
-        <w:t xml:space="preserve">P.S. If you prefer text, we may send the info you asked for through an automated system. Otherwise, you can still work with us over email or phone.</w:t>
-      </w:r>
-    </w:p>
-    <w:p>
-      <w:pPr>
-        <w:shd w:fill="ffffff" w:val="clear"/>
-        <w:spacing w:line="291.4285714285714" w:lineRule="auto"/>
-        <w:rPr>
-          <w:color w:val="161616"/>
-          <w:sz w:val="21"/>
-          <w:szCs w:val="21"/>
-        </w:rPr>
-      </w:pPr>
-      <w:r>
-        <w:rPr>
-          <w:rtl w:val="0"/>
-        </w:rPr>
-      </w:r>
-    </w:p>
-    <w:p>
-      <w:pPr>
-        <w:shd w:fill="ffffff" w:val="clear"/>
-        <w:spacing w:line="291.4285714285714" w:lineRule="auto"/>
-        <w:rPr>
-          <w:color w:val="161616"/>
-          <w:sz w:val="21"/>
-          <w:szCs w:val="21"/>
-        </w:rPr>
-      </w:pPr>
-      <w:r>
-        <w:rPr>
-          <w:rtl w:val="0"/>
-        </w:rPr>
-      </w:r>
-    </w:p>
-    <w:p>
-      <w:pPr>
-        <w:shd w:fill="ffffff" w:val="clear"/>
-        <w:spacing w:line="291.4285714285714" w:lineRule="auto"/>
-        <w:rPr>
-          <w:color w:val="161616"/>
-          <w:sz w:val="21"/>
-          <w:szCs w:val="21"/>
-        </w:rPr>
-      </w:pPr>
-      <w:r>
-        <w:rPr>
-          <w:rtl w:val="0"/>
-        </w:rPr>
-      </w:r>
-    </w:p>
-    <w:p>
-      <w:pPr>
-        <w:shd w:fill="ffffff" w:val="clear"/>
-        <w:spacing w:line="291.4285714285714" w:lineRule="auto"/>
-        <w:rPr>
-          <w:color w:val="161616"/>
-          <w:sz w:val="21"/>
-          <w:szCs w:val="21"/>
-        </w:rPr>
-      </w:pPr>
-      <w:r>
-        <w:rPr>
-          <w:color w:val="161616"/>
-          <w:sz w:val="21"/>
-          <w:szCs w:val="21"/>
-          <w:rtl w:val="0"/>
-        </w:rPr>
-        <w:t xml:space="preserve">¡Se habla español! Háganos saber si prefiere nuestros servicios en español.</w:t>
       </w:r>
     </w:p>
     <w:p>
@@ -1440,6 +1764,186 @@
           <w:szCs w:val="21"/>
           <w:rtl w:val="0"/>
         </w:rPr>
+        <w:t xml:space="preserve">Engaged Lead Follow Up</w:t>
+      </w:r>
+    </w:p>
+    <w:p>
+      <w:pPr>
+        <w:shd w:fill="ffffff" w:val="clear"/>
+        <w:spacing w:line="291.4285714285714" w:lineRule="auto"/>
+        <w:rPr>
+          <w:color w:val="444f5c"/>
+          <w:sz w:val="21"/>
+          <w:szCs w:val="21"/>
+        </w:rPr>
+      </w:pPr>
+      <w:r>
+        <w:rPr>
+          <w:color w:val="444f5c"/>
+          <w:sz w:val="21"/>
+          <w:szCs w:val="21"/>
+          <w:rtl w:val="0"/>
+        </w:rPr>
+        <w:t xml:space="preserve">System</w:t>
+      </w:r>
+    </w:p>
+    <w:p>
+      <w:pPr>
+        <w:shd w:fill="ffffff" w:val="clear"/>
+        <w:spacing w:line="291.4285714285714" w:lineRule="auto"/>
+        <w:rPr>
+          <w:color w:val="444f5c"/>
+          <w:sz w:val="21"/>
+          <w:szCs w:val="21"/>
+        </w:rPr>
+      </w:pPr>
+      <w:r>
+        <w:rPr>
+          <w:color w:val="444f5c"/>
+          <w:sz w:val="21"/>
+          <w:szCs w:val="21"/>
+          <w:rtl w:val="0"/>
+        </w:rPr>
+        <w:t xml:space="preserve">Oct 10 2026 9:13 AM</w:t>
+      </w:r>
+    </w:p>
+    <w:p>
+      <w:pPr>
+        <w:shd w:fill="ffffff" w:val="clear"/>
+        <w:spacing w:line="291.4285714285714" w:lineRule="auto"/>
+        <w:rPr>
+          <w:color w:val="444f5c"/>
+          <w:sz w:val="21"/>
+          <w:szCs w:val="21"/>
+        </w:rPr>
+      </w:pPr>
+      <w:r>
+        <w:rPr>
+          <w:color w:val="444f5c"/>
+          <w:sz w:val="21"/>
+          <w:szCs w:val="21"/>
+          <w:rtl w:val="0"/>
+        </w:rPr>
+        <w:t xml:space="preserve">Lead is in the Engaged Stage, follow up with lead or reschedule this follow up task.</w:t>
+      </w:r>
+    </w:p>
+    <w:p>
+      <w:pPr>
+        <w:shd w:fill="ffffff" w:val="clear"/>
+        <w:spacing w:line="291.4285714285714" w:lineRule="auto"/>
+        <w:rPr>
+          <w:color w:val="444f5c"/>
+          <w:sz w:val="21"/>
+          <w:szCs w:val="21"/>
+        </w:rPr>
+      </w:pPr>
+      <w:r>
+        <w:rPr>
+          <w:color w:val="444f5c"/>
+          <w:sz w:val="21"/>
+          <w:szCs w:val="21"/>
+          <w:rtl w:val="0"/>
+        </w:rPr>
+        <w:t xml:space="preserve">High</w:t>
+      </w:r>
+    </w:p>
+    <w:p>
+      <w:pPr>
+        <w:shd w:fill="ffffff" w:val="clear"/>
+        <w:spacing w:line="291.4285714285714" w:lineRule="auto"/>
+        <w:rPr>
+          <w:color w:val="161616"/>
+          <w:sz w:val="21"/>
+          <w:szCs w:val="21"/>
+        </w:rPr>
+      </w:pPr>
+      <w:r>
+        <w:rPr>
+          <w:color w:val="161616"/>
+          <w:sz w:val="21"/>
+          <w:szCs w:val="21"/>
+          <w:rtl w:val="0"/>
+        </w:rPr>
+        <w:t xml:space="preserve">Last Saturday</w:t>
+      </w:r>
+    </w:p>
+    <w:p>
+      <w:pPr>
+        <w:shd w:fill="ffffff" w:val="clear"/>
+        <w:spacing w:line="291.4285714285714" w:lineRule="auto"/>
+        <w:rPr>
+          <w:color w:val="161616"/>
+          <w:sz w:val="21"/>
+          <w:szCs w:val="21"/>
+        </w:rPr>
+      </w:pPr>
+      <w:r>
+        <w:rPr>
+          <w:color w:val="161616"/>
+          <w:sz w:val="21"/>
+          <w:szCs w:val="21"/>
+          <w:rtl w:val="0"/>
+        </w:rPr>
+        <w:t xml:space="preserve">Done</w:t>
+      </w:r>
+    </w:p>
+    <w:p>
+      <w:pPr>
+        <w:shd w:fill="ffffff" w:val="clear"/>
+        <w:spacing w:line="291.4285714285714" w:lineRule="auto"/>
+        <w:rPr>
+          <w:color w:val="969aa3"/>
+          <w:sz w:val="21"/>
+          <w:szCs w:val="21"/>
+        </w:rPr>
+      </w:pPr>
+      <w:r>
+        <w:rPr>
+          <w:color w:val="969aa3"/>
+          <w:sz w:val="21"/>
+          <w:szCs w:val="21"/>
+          <w:rtl w:val="0"/>
+        </w:rPr>
+        <w:t xml:space="preserve">Assigned To:</w:t>
+      </w:r>
+    </w:p>
+    <w:p>
+      <w:pPr>
+        <w:shd w:fill="ffffff" w:val="clear"/>
+        <w:spacing w:line="291.4285714285714" w:lineRule="auto"/>
+        <w:rPr>
+          <w:color w:val="444f5c"/>
+          <w:sz w:val="21"/>
+          <w:szCs w:val="21"/>
+        </w:rPr>
+      </w:pPr>
+      <w:r>
+        <w:rPr>
+          <w:color w:val="444f5c"/>
+          <w:sz w:val="21"/>
+          <w:szCs w:val="21"/>
+          <w:rtl w:val="0"/>
+        </w:rPr>
+        <w:t xml:space="preserve">Mark Armstrong</w:t>
+      </w:r>
+    </w:p>
+    <w:p>
+      <w:pPr>
+        <w:shd w:fill="ffffff" w:val="clear"/>
+        <w:spacing w:line="291.4285714285714" w:lineRule="auto"/>
+        <w:rPr>
+          <w:color w:val="161616"/>
+          <w:sz w:val="21"/>
+          <w:szCs w:val="21"/>
+        </w:rPr>
+      </w:pPr>
+      <w:r>
+        <w:rPr>
+          <w:color w:val="161616"/>
+          <w:sz w:val="21"/>
+          <w:szCs w:val="21"/>
+          <w:rtl w:val="0"/>
+        </w:rPr>
         <w:t xml:space="preserve">Email Sent</w:t>
       </w:r>
     </w:p>
@@ -1480,7 +1984,7 @@
           <w:szCs w:val="21"/>
           <w:rtl w:val="0"/>
         </w:rPr>
-        <w:t xml:space="preserve">Oct 8 2026 9:39 AM</w:t>
+        <w:t xml:space="preserve">Oct 9 2026 2:03 PM</w:t>
       </w:r>
     </w:p>
     <w:p>
@@ -1620,7 +2124,147 @@
           <w:szCs w:val="21"/>
           <w:rtl w:val="0"/>
         </w:rPr>
-        <w:t xml:space="preserve">Email Sent</w:t>
+        <w:t xml:space="preserve">Engaged Lead Follow Up</w:t>
+      </w:r>
+    </w:p>
+    <w:p>
+      <w:pPr>
+        <w:shd w:fill="ffffff" w:val="clear"/>
+        <w:spacing w:line="291.4285714285714" w:lineRule="auto"/>
+        <w:rPr>
+          <w:color w:val="444f5c"/>
+          <w:sz w:val="21"/>
+          <w:szCs w:val="21"/>
+        </w:rPr>
+      </w:pPr>
+      <w:r>
+        <w:rPr>
+          <w:color w:val="444f5c"/>
+          <w:sz w:val="21"/>
+          <w:szCs w:val="21"/>
+          <w:rtl w:val="0"/>
+        </w:rPr>
+        <w:t xml:space="preserve">System</w:t>
+      </w:r>
+    </w:p>
+    <w:p>
+      <w:pPr>
+        <w:shd w:fill="ffffff" w:val="clear"/>
+        <w:spacing w:line="291.4285714285714" w:lineRule="auto"/>
+        <w:rPr>
+          <w:color w:val="444f5c"/>
+          <w:sz w:val="21"/>
+          <w:szCs w:val="21"/>
+        </w:rPr>
+      </w:pPr>
+      <w:r>
+        <w:rPr>
+          <w:color w:val="444f5c"/>
+          <w:sz w:val="21"/>
+          <w:szCs w:val="21"/>
+          <w:rtl w:val="0"/>
+        </w:rPr>
+        <w:t xml:space="preserve">Oct 9 2026 9:11 AM</w:t>
+      </w:r>
+    </w:p>
+    <w:p>
+      <w:pPr>
+        <w:shd w:fill="ffffff" w:val="clear"/>
+        <w:spacing w:line="291.4285714285714" w:lineRule="auto"/>
+        <w:rPr>
+          <w:color w:val="444f5c"/>
+          <w:sz w:val="21"/>
+          <w:szCs w:val="21"/>
+        </w:rPr>
+      </w:pPr>
+      <w:r>
+        <w:rPr>
+          <w:color w:val="444f5c"/>
+          <w:sz w:val="21"/>
+          <w:szCs w:val="21"/>
+          <w:rtl w:val="0"/>
+        </w:rPr>
+        <w:t xml:space="preserve">Lead is in the Engaged Stage, follow up with lead or reschedule this follow up task.</w:t>
+      </w:r>
+    </w:p>
+    <w:p>
+      <w:pPr>
+        <w:shd w:fill="ffffff" w:val="clear"/>
+        <w:spacing w:line="291.4285714285714" w:lineRule="auto"/>
+        <w:rPr>
+          <w:color w:val="444f5c"/>
+          <w:sz w:val="21"/>
+          <w:szCs w:val="21"/>
+        </w:rPr>
+      </w:pPr>
+      <w:r>
+        <w:rPr>
+          <w:color w:val="444f5c"/>
+          <w:sz w:val="21"/>
+          <w:szCs w:val="21"/>
+          <w:rtl w:val="0"/>
+        </w:rPr>
+        <w:t xml:space="preserve">High</w:t>
+      </w:r>
+    </w:p>
+    <w:p>
+      <w:pPr>
+        <w:shd w:fill="ffffff" w:val="clear"/>
+        <w:spacing w:line="291.4285714285714" w:lineRule="auto"/>
+        <w:rPr>
+          <w:color w:val="161616"/>
+          <w:sz w:val="21"/>
+          <w:szCs w:val="21"/>
+        </w:rPr>
+      </w:pPr>
+      <w:r>
+        <w:rPr>
+          <w:color w:val="161616"/>
+          <w:sz w:val="21"/>
+          <w:szCs w:val="21"/>
+          <w:rtl w:val="0"/>
+        </w:rPr>
+        <w:t xml:space="preserve">Last Friday</w:t>
+      </w:r>
+    </w:p>
+    <w:p>
+      <w:pPr>
+        <w:shd w:fill="ffffff" w:val="clear"/>
+        <w:spacing w:line="291.4285714285714" w:lineRule="auto"/>
+        <w:rPr>
+          <w:color w:val="161616"/>
+          <w:sz w:val="21"/>
+          <w:szCs w:val="21"/>
+        </w:rPr>
+      </w:pPr>
+      <w:r>
+        <w:rPr>
+          <w:color w:val="161616"/>
+          <w:sz w:val="21"/>
+          <w:szCs w:val="21"/>
+          <w:rtl w:val="0"/>
+        </w:rPr>
+        <w:t xml:space="preserve">Done</w:t>
+      </w:r>
+    </w:p>
+    <w:p>
+      <w:pPr>
+        <w:shd w:fill="ffffff" w:val="clear"/>
+        <w:spacing w:line="291.4285714285714" w:lineRule="auto"/>
+        <w:rPr>
+          <w:color w:val="969aa3"/>
+          <w:sz w:val="21"/>
+          <w:szCs w:val="21"/>
+        </w:rPr>
+      </w:pPr>
+      <w:r>
+        <w:rPr>
+          <w:color w:val="969aa3"/>
+          <w:sz w:val="21"/>
+          <w:szCs w:val="21"/>
+          <w:rtl w:val="0"/>
+        </w:rPr>
+        <w:t xml:space="preserve">Assigned To:</w:t>
       </w:r>
     </w:p>
     <w:p>
@@ -1648,179 +2292,19 @@
         <w:shd w:fill="ffffff" w:val="clear"/>
         <w:spacing w:line="291.4285714285714" w:lineRule="auto"/>
         <w:rPr>
-          <w:color w:val="444f5c"/>
-          <w:sz w:val="21"/>
-          <w:szCs w:val="21"/>
-        </w:rPr>
-      </w:pPr>
-      <w:r>
-        <w:rPr>
-          <w:color w:val="444f5c"/>
-          <w:sz w:val="21"/>
-          <w:szCs w:val="21"/>
-          <w:rtl w:val="0"/>
-        </w:rPr>
-        <w:t xml:space="preserve">Oct 7 2026 11:13 AM</w:t>
-      </w:r>
-    </w:p>
-    <w:p>
-      <w:pPr>
-        <w:shd w:fill="ffffff" w:val="clear"/>
-        <w:spacing w:line="3060" w:lineRule="auto"/>
-        <w:rPr>
-          <w:color w:val="444f5c"/>
-          <w:sz w:val="2"/>
-          <w:szCs w:val="2"/>
-        </w:rPr>
-      </w:pPr>
-      <w:r>
-        <w:rPr>
-          <w:color w:val="444f5c"/>
-          <w:sz w:val="2"/>
-          <w:szCs w:val="2"/>
-          <w:rtl w:val="0"/>
-        </w:rPr>
-        <w:t xml:space="preserve">harryharper710@gmail.com</w:t>
-      </w:r>
-    </w:p>
-    <w:p>
-      <w:pPr>
-        <w:shd w:fill="ffffff" w:val="clear"/>
-        <w:spacing w:line="274.2857142857143" w:lineRule="auto"/>
-        <w:rPr>
-          <w:color w:val="444f5c"/>
-          <w:sz w:val="21"/>
-          <w:szCs w:val="21"/>
-        </w:rPr>
-      </w:pPr>
-      <w:r>
-        <w:rPr>
-          <w:color w:val="444f5c"/>
-          <w:sz w:val="21"/>
-          <w:szCs w:val="21"/>
-          <w:rtl w:val="0"/>
-        </w:rPr>
-        <w:t xml:space="preserve">Subject: Discover your next Honda at Joyce Koons!</w:t>
-      </w:r>
-    </w:p>
-    <w:p>
-      <w:pPr>
-        <w:shd w:fill="ffffff" w:val="clear"/>
-        <w:spacing w:line="291.4285714285714" w:lineRule="auto"/>
-        <w:rPr>
-          <w:color w:val="161616"/>
-          <w:sz w:val="21"/>
-          <w:szCs w:val="21"/>
-        </w:rPr>
-      </w:pPr>
-      <w:r>
-        <w:rPr>
-          <w:color w:val="161616"/>
-          <w:sz w:val="21"/>
-          <w:szCs w:val="21"/>
-          <w:rtl w:val="0"/>
-        </w:rPr>
-        <w:t xml:space="preserve">&gt; Shop today at Joyce Koons Honda and save. These offers won't last long. We do not rent, sell or exchange email addresses. We encourage you not to unsubscribe so that we can keep you informed about promotions, new vehicles, service tips and service specials, but if you choose to, you can opt out here. If you prefer not to receive further emails from us,Click here to Unsubscribe</w:t>
-      </w:r>
-    </w:p>
-    <w:p>
-      <w:pPr>
-        <w:shd w:fill="f4f5f6" w:val="clear"/>
-        <w:spacing w:line="291.4285714285714" w:lineRule="auto"/>
-        <w:rPr>
-          <w:color w:val="444f5c"/>
-          <w:sz w:val="21"/>
-          <w:szCs w:val="21"/>
-        </w:rPr>
-      </w:pPr>
-      <w:r>
-        <w:rPr>
-          <w:color w:val="444f5c"/>
-          <w:sz w:val="21"/>
-          <w:szCs w:val="21"/>
-          <w:rtl w:val="0"/>
-        </w:rPr>
-        <w:t xml:space="preserve">Reply All</w:t>
-      </w:r>
-    </w:p>
-    <w:p>
-      <w:pPr>
-        <w:shd w:fill="f4f5f6" w:val="clear"/>
-        <w:spacing w:line="291.4285714285714" w:lineRule="auto"/>
-        <w:rPr>
-          <w:color w:val="444f5c"/>
-          <w:sz w:val="21"/>
-          <w:szCs w:val="21"/>
-        </w:rPr>
-      </w:pPr>
-      <w:r>
-        <w:rPr>
-          <w:color w:val="444f5c"/>
-          <w:sz w:val="21"/>
-          <w:szCs w:val="21"/>
-          <w:rtl w:val="0"/>
-        </w:rPr>
-        <w:t xml:space="preserve">Preview</w:t>
-      </w:r>
-    </w:p>
-    <w:p>
-      <w:pPr>
-        <w:shd w:fill="ffffff" w:val="clear"/>
-        <w:spacing w:line="280" w:lineRule="auto"/>
-        <w:rPr>
-          <w:color w:val="444f5c"/>
-          <w:sz w:val="18"/>
-          <w:szCs w:val="18"/>
-        </w:rPr>
-      </w:pPr>
-      <w:r>
-        <w:rPr>
-          <w:color w:val="444f5c"/>
-          <w:sz w:val="18"/>
-          <w:szCs w:val="18"/>
-          <w:rtl w:val="0"/>
-        </w:rPr>
-        <w:t xml:space="preserve">0 Open 0 Clicks</w:t>
-      </w:r>
-    </w:p>
-    <w:p>
-      <w:pPr>
-        <w:shd w:fill="ffffff" w:val="clear"/>
-        <w:spacing w:line="291.4285714285714" w:lineRule="auto"/>
-        <w:rPr>
-          <w:color w:val="161616"/>
-          <w:sz w:val="21"/>
-          <w:szCs w:val="21"/>
-        </w:rPr>
-      </w:pPr>
-      <w:r>
-        <w:rPr>
-          <w:color w:val="161616"/>
-          <w:sz w:val="21"/>
-          <w:szCs w:val="21"/>
-          <w:rtl w:val="0"/>
-        </w:rPr>
-        <w:t xml:space="preserve">Sent Campaign Email</w:t>
-      </w:r>
-    </w:p>
-    <w:p>
-      <w:pPr>
-        <w:shd w:fill="ffffff" w:val="clear"/>
-        <w:spacing w:line="291.4285714285714" w:lineRule="auto"/>
-        <w:rPr>
-          <w:color w:val="161616"/>
-          <w:sz w:val="21"/>
-          <w:szCs w:val="21"/>
-        </w:rPr>
-      </w:pPr>
-      <w:r>
-        <w:rPr>
-          <w:color w:val="161616"/>
-          <w:sz w:val="21"/>
-          <w:szCs w:val="21"/>
-          <w:rtl w:val="0"/>
-        </w:rPr>
-        <w:t xml:space="preserve">(Automatic)</w:t>
+          <w:color w:val="161616"/>
+          <w:sz w:val="21"/>
+          <w:szCs w:val="21"/>
+        </w:rPr>
+      </w:pPr>
+      <w:r>
+        <w:rPr>
+          <w:color w:val="161616"/>
+          <w:sz w:val="21"/>
+          <w:szCs w:val="21"/>
+          <w:rtl w:val="0"/>
+        </w:rPr>
+        <w:t xml:space="preserve">Conversica Lead Response</w:t>
       </w:r>
     </w:p>
     <w:p>
@@ -1860,87 +2344,47 @@
           <w:szCs w:val="21"/>
           <w:rtl w:val="0"/>
         </w:rPr>
-        <w:t xml:space="preserve">Oct 7 2026 11:12 AM</w:t>
-      </w:r>
-    </w:p>
-    <w:p>
-      <w:pPr>
-        <w:shd w:fill="ffffff" w:val="clear"/>
-        <w:spacing w:line="274.2857142857143" w:lineRule="auto"/>
-        <w:rPr>
-          <w:color w:val="444f5c"/>
-          <w:sz w:val="21"/>
-          <w:szCs w:val="21"/>
-        </w:rPr>
-      </w:pPr>
-      <w:r>
-        <w:rPr>
-          <w:color w:val="444f5c"/>
-          <w:sz w:val="21"/>
-          <w:szCs w:val="21"/>
-          <w:rtl w:val="0"/>
-        </w:rPr>
-        <w:t xml:space="preserve">Subject: Discover your next Honda at Joyce Koons!</w:t>
-      </w:r>
-    </w:p>
-    <w:p>
-      <w:pPr>
-        <w:shd w:fill="ffffff" w:val="clear"/>
-        <w:spacing w:line="291.4285714285714" w:lineRule="auto"/>
-        <w:rPr>
-          <w:color w:val="161616"/>
-          <w:sz w:val="21"/>
-          <w:szCs w:val="21"/>
-        </w:rPr>
-      </w:pPr>
-      <w:r>
-        <w:rPr>
-          <w:color w:val="161616"/>
-          <w:sz w:val="21"/>
-          <w:szCs w:val="21"/>
-          <w:rtl w:val="0"/>
-        </w:rPr>
-        <w:t xml:space="preserve">&gt; Shop today at Joyce Koons Honda and save. These offers won't last long. We do not rent, sell or exchange email addresses. We encourage you not to unsubscribe so that we can keep you informed about promotions, new vehicles, service tips and service specials, but if you choose to, you can opt out here. If you prefer not to receive further emails from us,Click here to Unsubscribe</w:t>
-      </w:r>
-    </w:p>
-    <w:p>
-      <w:pPr>
-        <w:shd w:fill="f4f5f6" w:val="clear"/>
-        <w:spacing w:line="291.4285714285714" w:lineRule="auto"/>
-        <w:rPr>
-          <w:color w:val="444f5c"/>
-          <w:sz w:val="21"/>
-          <w:szCs w:val="21"/>
-        </w:rPr>
-      </w:pPr>
-      <w:r>
-        <w:rPr>
-          <w:color w:val="444f5c"/>
-          <w:sz w:val="21"/>
-          <w:szCs w:val="21"/>
-          <w:rtl w:val="0"/>
-        </w:rPr>
-        <w:t xml:space="preserve">Preview</w:t>
-      </w:r>
-    </w:p>
-    <w:p>
-      <w:pPr>
-        <w:shd w:fill="ffffff" w:val="clear"/>
-        <w:spacing w:line="291.4285714285714" w:lineRule="auto"/>
-        <w:rPr>
-          <w:color w:val="161616"/>
-          <w:sz w:val="21"/>
-          <w:szCs w:val="21"/>
-        </w:rPr>
-      </w:pPr>
-      <w:r>
-        <w:rPr>
-          <w:color w:val="161616"/>
-          <w:sz w:val="21"/>
-          <w:szCs w:val="21"/>
-          <w:rtl w:val="0"/>
-        </w:rPr>
-        <w:t xml:space="preserve">Engaged Lead Follow Up</w:t>
+        <w:t xml:space="preserve">Oct 8 2026 5:30 PM</w:t>
+      </w:r>
+    </w:p>
+    <w:p>
+      <w:pPr>
+        <w:shd w:fill="ffffff" w:val="clear"/>
+        <w:spacing w:line="291.4285714285714" w:lineRule="auto"/>
+        <w:rPr>
+          <w:color w:val="161616"/>
+          <w:sz w:val="21"/>
+          <w:szCs w:val="21"/>
+        </w:rPr>
+      </w:pPr>
+      <w:r>
+        <w:rPr>
+          <w:color w:val="161616"/>
+          <w:sz w:val="21"/>
+          <w:szCs w:val="21"/>
+          <w:rtl w:val="0"/>
+        </w:rPr>
+        <w:t xml:space="preserve">Email works for me</w:t>
+      </w:r>
+    </w:p>
+    <w:p>
+      <w:pPr>
+        <w:shd w:fill="ffffff" w:val="clear"/>
+        <w:spacing w:line="291.4285714285714" w:lineRule="auto"/>
+        <w:rPr>
+          <w:color w:val="161616"/>
+          <w:sz w:val="21"/>
+          <w:szCs w:val="21"/>
+        </w:rPr>
+      </w:pPr>
+      <w:r>
+        <w:rPr>
+          <w:color w:val="161616"/>
+          <w:sz w:val="21"/>
+          <w:szCs w:val="21"/>
+          <w:rtl w:val="0"/>
+        </w:rPr>
+        <w:t xml:space="preserve">Conversica Message</w:t>
       </w:r>
     </w:p>
     <w:p>
@@ -1980,1131 +2424,231 @@
           <w:szCs w:val="21"/>
           <w:rtl w:val="0"/>
         </w:rPr>
-        <w:t xml:space="preserve">Oct 7 2026 9:11 AM</w:t>
-      </w:r>
-    </w:p>
-    <w:p>
-      <w:pPr>
-        <w:shd w:fill="ffffff" w:val="clear"/>
-        <w:spacing w:line="291.4285714285714" w:lineRule="auto"/>
-        <w:rPr>
-          <w:color w:val="444f5c"/>
-          <w:sz w:val="21"/>
-          <w:szCs w:val="21"/>
-        </w:rPr>
-      </w:pPr>
-      <w:r>
-        <w:rPr>
-          <w:color w:val="444f5c"/>
-          <w:sz w:val="21"/>
-          <w:szCs w:val="21"/>
-          <w:rtl w:val="0"/>
-        </w:rPr>
-        <w:t xml:space="preserve">Lead is in the Engaged Stage, follow up with lead or reschedule this follow up task.</w:t>
-      </w:r>
-    </w:p>
-    <w:p>
-      <w:pPr>
-        <w:shd w:fill="ffffff" w:val="clear"/>
-        <w:spacing w:line="291.4285714285714" w:lineRule="auto"/>
-        <w:rPr>
-          <w:color w:val="444f5c"/>
-          <w:sz w:val="21"/>
-          <w:szCs w:val="21"/>
-        </w:rPr>
-      </w:pPr>
-      <w:r>
-        <w:rPr>
-          <w:color w:val="444f5c"/>
-          <w:sz w:val="21"/>
-          <w:szCs w:val="21"/>
-          <w:rtl w:val="0"/>
-        </w:rPr>
-        <w:t xml:space="preserve">High</w:t>
-      </w:r>
-    </w:p>
-    <w:p>
-      <w:pPr>
-        <w:shd w:fill="ffffff" w:val="clear"/>
-        <w:spacing w:line="291.4285714285714" w:lineRule="auto"/>
-        <w:rPr>
-          <w:color w:val="161616"/>
-          <w:sz w:val="21"/>
-          <w:szCs w:val="21"/>
-        </w:rPr>
-      </w:pPr>
-      <w:r>
-        <w:rPr>
-          <w:color w:val="161616"/>
-          <w:sz w:val="21"/>
-          <w:szCs w:val="21"/>
-          <w:rtl w:val="0"/>
-        </w:rPr>
-        <w:t xml:space="preserve">Yesterday</w:t>
-      </w:r>
-    </w:p>
-    <w:p>
-      <w:pPr>
-        <w:shd w:fill="ffffff" w:val="clear"/>
-        <w:spacing w:line="291.4285714285714" w:lineRule="auto"/>
-        <w:rPr>
-          <w:color w:val="161616"/>
-          <w:sz w:val="21"/>
-          <w:szCs w:val="21"/>
-        </w:rPr>
-      </w:pPr>
-      <w:r>
-        <w:rPr>
-          <w:color w:val="161616"/>
-          <w:sz w:val="21"/>
-          <w:szCs w:val="21"/>
-          <w:rtl w:val="0"/>
-        </w:rPr>
-        <w:t xml:space="preserve">Done</w:t>
-      </w:r>
-    </w:p>
-    <w:p>
-      <w:pPr>
-        <w:shd w:fill="ffffff" w:val="clear"/>
-        <w:spacing w:line="291.4285714285714" w:lineRule="auto"/>
-        <w:rPr>
-          <w:color w:val="969aa3"/>
-          <w:sz w:val="21"/>
-          <w:szCs w:val="21"/>
-        </w:rPr>
-      </w:pPr>
-      <w:r>
-        <w:rPr>
-          <w:color w:val="969aa3"/>
-          <w:sz w:val="21"/>
-          <w:szCs w:val="21"/>
-          <w:rtl w:val="0"/>
-        </w:rPr>
-        <w:t xml:space="preserve">Assigned To:</w:t>
-      </w:r>
-    </w:p>
-    <w:p>
-      <w:pPr>
-        <w:shd w:fill="ffffff" w:val="clear"/>
-        <w:spacing w:line="291.4285714285714" w:lineRule="auto"/>
-        <w:rPr>
-          <w:color w:val="444f5c"/>
-          <w:sz w:val="21"/>
-          <w:szCs w:val="21"/>
-        </w:rPr>
-      </w:pPr>
-      <w:r>
-        <w:rPr>
-          <w:color w:val="444f5c"/>
-          <w:sz w:val="21"/>
-          <w:szCs w:val="21"/>
-          <w:rtl w:val="0"/>
-        </w:rPr>
-        <w:t xml:space="preserve">Mark Armstrong</w:t>
-      </w:r>
-    </w:p>
-    <w:p>
-      <w:pPr>
-        <w:shd w:fill="ffffff" w:val="clear"/>
-        <w:spacing w:line="291.4285714285714" w:lineRule="auto"/>
-        <w:rPr>
-          <w:color w:val="161616"/>
-          <w:sz w:val="21"/>
-          <w:szCs w:val="21"/>
-        </w:rPr>
-      </w:pPr>
-      <w:r>
-        <w:rPr>
-          <w:color w:val="161616"/>
-          <w:sz w:val="21"/>
-          <w:szCs w:val="21"/>
-          <w:rtl w:val="0"/>
-        </w:rPr>
-        <w:t xml:space="preserve">Text Sent</w:t>
-      </w:r>
-    </w:p>
-    <w:p>
-      <w:pPr>
-        <w:shd w:fill="ffffff" w:val="clear"/>
-        <w:spacing w:line="291.4285714285714" w:lineRule="auto"/>
-        <w:rPr>
-          <w:color w:val="444f5c"/>
-          <w:sz w:val="21"/>
-          <w:szCs w:val="21"/>
-        </w:rPr>
-      </w:pPr>
-      <w:r>
-        <w:rPr>
-          <w:color w:val="444f5c"/>
-          <w:sz w:val="21"/>
-          <w:szCs w:val="21"/>
-          <w:rtl w:val="0"/>
-        </w:rPr>
-        <w:t xml:space="preserve">Mark Armstrong</w:t>
-      </w:r>
-    </w:p>
-    <w:p>
-      <w:pPr>
-        <w:shd w:fill="ffffff" w:val="clear"/>
-        <w:spacing w:line="291.4285714285714" w:lineRule="auto"/>
-        <w:rPr>
-          <w:color w:val="444f5c"/>
-          <w:sz w:val="21"/>
-          <w:szCs w:val="21"/>
-        </w:rPr>
-      </w:pPr>
-      <w:r>
-        <w:rPr>
-          <w:color w:val="444f5c"/>
-          <w:sz w:val="21"/>
-          <w:szCs w:val="21"/>
-          <w:rtl w:val="0"/>
-        </w:rPr>
-        <w:t xml:space="preserve">Oct 6 2026 4:38 PM</w:t>
-      </w:r>
-    </w:p>
-    <w:p>
-      <w:pPr>
-        <w:shd w:fill="ffffff" w:val="clear"/>
-        <w:spacing w:line="291.4285714285714" w:lineRule="auto"/>
-        <w:rPr>
-          <w:color w:val="161616"/>
-          <w:sz w:val="21"/>
-          <w:szCs w:val="21"/>
-        </w:rPr>
-      </w:pPr>
-      <w:r>
-        <w:rPr>
-          <w:color w:val="161616"/>
-          <w:sz w:val="21"/>
-          <w:szCs w:val="21"/>
-          <w:rtl w:val="0"/>
-        </w:rPr>
-        <w:t xml:space="preserve">All good, just send it whenever it’s convenient</w:t>
-      </w:r>
-    </w:p>
-    <w:p>
-      <w:pPr>
-        <w:shd w:fill="ffffff" w:val="clear"/>
-        <w:spacing w:line="291.4285714285714" w:lineRule="auto"/>
-        <w:rPr>
-          <w:color w:val="161616"/>
-          <w:sz w:val="21"/>
-          <w:szCs w:val="21"/>
-        </w:rPr>
-      </w:pPr>
-      <w:r>
-        <w:rPr>
-          <w:color w:val="161616"/>
-          <w:sz w:val="21"/>
-          <w:szCs w:val="21"/>
-          <w:rtl w:val="0"/>
-        </w:rPr>
-        <w:t xml:space="preserve">Text Received</w:t>
-      </w:r>
-    </w:p>
-    <w:p>
-      <w:pPr>
-        <w:shd w:fill="ffffff" w:val="clear"/>
-        <w:spacing w:line="291.4285714285714" w:lineRule="auto"/>
-        <w:rPr>
-          <w:color w:val="444f5c"/>
-          <w:sz w:val="21"/>
-          <w:szCs w:val="21"/>
-        </w:rPr>
-      </w:pPr>
-      <w:r>
-        <w:rPr>
-          <w:color w:val="444f5c"/>
-          <w:sz w:val="21"/>
-          <w:szCs w:val="21"/>
-          <w:rtl w:val="0"/>
-        </w:rPr>
-        <w:t xml:space="preserve">Mark Armstrong</w:t>
-      </w:r>
-    </w:p>
-    <w:p>
-      <w:pPr>
-        <w:shd w:fill="ffffff" w:val="clear"/>
-        <w:spacing w:line="291.4285714285714" w:lineRule="auto"/>
-        <w:rPr>
-          <w:color w:val="444f5c"/>
-          <w:sz w:val="21"/>
-          <w:szCs w:val="21"/>
-        </w:rPr>
-      </w:pPr>
-      <w:r>
-        <w:rPr>
-          <w:color w:val="444f5c"/>
-          <w:sz w:val="21"/>
-          <w:szCs w:val="21"/>
-          <w:rtl w:val="0"/>
-        </w:rPr>
-        <w:t xml:space="preserve">Oct 6 2026 4:34 PM</w:t>
-      </w:r>
-    </w:p>
-    <w:p>
-      <w:pPr>
-        <w:shd w:fill="ffffff" w:val="clear"/>
-        <w:spacing w:line="291.4285714285714" w:lineRule="auto"/>
-        <w:rPr>
-          <w:color w:val="161616"/>
-          <w:sz w:val="21"/>
-          <w:szCs w:val="21"/>
-        </w:rPr>
-      </w:pPr>
-      <w:r>
-        <w:rPr>
-          <w:color w:val="161616"/>
-          <w:sz w:val="21"/>
-          <w:szCs w:val="21"/>
-          <w:rtl w:val="0"/>
-        </w:rPr>
-        <w:t xml:space="preserve">I don't have that right now I'm at work</w:t>
-      </w:r>
-    </w:p>
-    <w:p>
-      <w:pPr>
-        <w:shd w:fill="f4f5f6" w:val="clear"/>
-        <w:spacing w:line="291.4285714285714" w:lineRule="auto"/>
-        <w:rPr>
-          <w:color w:val="444f5c"/>
-          <w:sz w:val="21"/>
-          <w:szCs w:val="21"/>
-        </w:rPr>
-      </w:pPr>
-      <w:r>
-        <w:rPr>
-          <w:color w:val="444f5c"/>
-          <w:sz w:val="21"/>
-          <w:szCs w:val="21"/>
-          <w:rtl w:val="0"/>
-        </w:rPr>
-        <w:t xml:space="preserve">Reply</w:t>
-      </w:r>
-    </w:p>
-    <w:p>
-      <w:pPr>
-        <w:shd w:fill="ffffff" w:val="clear"/>
-        <w:spacing w:line="291.4285714285714" w:lineRule="auto"/>
-        <w:rPr>
-          <w:color w:val="161616"/>
-          <w:sz w:val="21"/>
-          <w:szCs w:val="21"/>
-        </w:rPr>
-      </w:pPr>
-      <w:r>
-        <w:rPr>
-          <w:color w:val="161616"/>
-          <w:sz w:val="21"/>
-          <w:szCs w:val="21"/>
-          <w:rtl w:val="0"/>
-        </w:rPr>
-        <w:t xml:space="preserve">Text Sent</w:t>
-      </w:r>
-    </w:p>
-    <w:p>
-      <w:pPr>
-        <w:shd w:fill="ffffff" w:val="clear"/>
-        <w:spacing w:line="291.4285714285714" w:lineRule="auto"/>
-        <w:rPr>
-          <w:color w:val="444f5c"/>
-          <w:sz w:val="21"/>
-          <w:szCs w:val="21"/>
-        </w:rPr>
-      </w:pPr>
-      <w:r>
-        <w:rPr>
-          <w:color w:val="444f5c"/>
-          <w:sz w:val="21"/>
-          <w:szCs w:val="21"/>
-          <w:rtl w:val="0"/>
-        </w:rPr>
-        <w:t xml:space="preserve">Mark Armstrong</w:t>
-      </w:r>
-    </w:p>
-    <w:p>
-      <w:pPr>
-        <w:shd w:fill="ffffff" w:val="clear"/>
-        <w:spacing w:line="291.4285714285714" w:lineRule="auto"/>
-        <w:rPr>
-          <w:color w:val="444f5c"/>
-          <w:sz w:val="21"/>
-          <w:szCs w:val="21"/>
-        </w:rPr>
-      </w:pPr>
-      <w:r>
-        <w:rPr>
-          <w:color w:val="444f5c"/>
-          <w:sz w:val="21"/>
-          <w:szCs w:val="21"/>
-          <w:rtl w:val="0"/>
-        </w:rPr>
-        <w:t xml:space="preserve">Oct 6 2026 4:30 PM</w:t>
-      </w:r>
-    </w:p>
-    <w:p>
-      <w:pPr>
-        <w:shd w:fill="ffffff" w:val="clear"/>
-        <w:spacing w:line="291.4285714285714" w:lineRule="auto"/>
-        <w:rPr>
-          <w:color w:val="161616"/>
-          <w:sz w:val="21"/>
-          <w:szCs w:val="21"/>
-        </w:rPr>
-      </w:pPr>
-      <w:r>
-        <w:rPr>
-          <w:color w:val="161616"/>
-          <w:sz w:val="21"/>
-          <w:szCs w:val="21"/>
-          <w:rtl w:val="0"/>
-        </w:rPr>
-        <w:t xml:space="preserve">I just need the make model, VIN, Milage, and interior/exterior photos</w:t>
-      </w:r>
-    </w:p>
-    <w:p>
-      <w:pPr>
-        <w:shd w:fill="ffffff" w:val="clear"/>
-        <w:spacing w:line="291.4285714285714" w:lineRule="auto"/>
-        <w:rPr>
-          <w:color w:val="161616"/>
-          <w:sz w:val="21"/>
-          <w:szCs w:val="21"/>
-        </w:rPr>
-      </w:pPr>
-      <w:r>
-        <w:rPr>
-          <w:color w:val="161616"/>
-          <w:sz w:val="21"/>
-          <w:szCs w:val="21"/>
-          <w:rtl w:val="0"/>
-        </w:rPr>
-        <w:t xml:space="preserve">Text Received</w:t>
-      </w:r>
-    </w:p>
-    <w:p>
-      <w:pPr>
-        <w:shd w:fill="ffffff" w:val="clear"/>
-        <w:spacing w:line="291.4285714285714" w:lineRule="auto"/>
-        <w:rPr>
-          <w:color w:val="444f5c"/>
-          <w:sz w:val="21"/>
-          <w:szCs w:val="21"/>
-        </w:rPr>
-      </w:pPr>
-      <w:r>
-        <w:rPr>
-          <w:color w:val="444f5c"/>
-          <w:sz w:val="21"/>
-          <w:szCs w:val="21"/>
-          <w:rtl w:val="0"/>
-        </w:rPr>
-        <w:t xml:space="preserve">Mark Armstrong</w:t>
-      </w:r>
-    </w:p>
-    <w:p>
-      <w:pPr>
-        <w:shd w:fill="ffffff" w:val="clear"/>
-        <w:spacing w:line="291.4285714285714" w:lineRule="auto"/>
-        <w:rPr>
-          <w:color w:val="444f5c"/>
-          <w:sz w:val="21"/>
-          <w:szCs w:val="21"/>
-        </w:rPr>
-      </w:pPr>
-      <w:r>
-        <w:rPr>
-          <w:color w:val="444f5c"/>
-          <w:sz w:val="21"/>
-          <w:szCs w:val="21"/>
-          <w:rtl w:val="0"/>
-        </w:rPr>
-        <w:t xml:space="preserve">Oct 6 2026 4:30 PM</w:t>
-      </w:r>
-    </w:p>
-    <w:p>
-      <w:pPr>
-        <w:shd w:fill="ffffff" w:val="clear"/>
-        <w:spacing w:line="291.4285714285714" w:lineRule="auto"/>
-        <w:rPr>
-          <w:color w:val="161616"/>
-          <w:sz w:val="21"/>
-          <w:szCs w:val="21"/>
-        </w:rPr>
-      </w:pPr>
-      <w:r>
-        <w:rPr>
-          <w:color w:val="161616"/>
-          <w:sz w:val="21"/>
-          <w:szCs w:val="21"/>
-          <w:rtl w:val="0"/>
-        </w:rPr>
-        <w:t xml:space="preserve">But I already got a great offer so let's see how well you do</w:t>
-      </w:r>
-    </w:p>
-    <w:p>
-      <w:pPr>
-        <w:shd w:fill="f4f5f6" w:val="clear"/>
-        <w:spacing w:line="291.4285714285714" w:lineRule="auto"/>
-        <w:rPr>
-          <w:color w:val="444f5c"/>
-          <w:sz w:val="21"/>
-          <w:szCs w:val="21"/>
-        </w:rPr>
-      </w:pPr>
-      <w:r>
-        <w:rPr>
-          <w:color w:val="444f5c"/>
-          <w:sz w:val="21"/>
-          <w:szCs w:val="21"/>
-          <w:rtl w:val="0"/>
-        </w:rPr>
-        <w:t xml:space="preserve">Reply</w:t>
-      </w:r>
-    </w:p>
-    <w:p>
-      <w:pPr>
-        <w:shd w:fill="ffffff" w:val="clear"/>
-        <w:spacing w:line="291.4285714285714" w:lineRule="auto"/>
-        <w:rPr>
-          <w:color w:val="161616"/>
-          <w:sz w:val="21"/>
-          <w:szCs w:val="21"/>
-        </w:rPr>
-      </w:pPr>
-      <w:r>
-        <w:rPr>
-          <w:color w:val="161616"/>
-          <w:sz w:val="21"/>
-          <w:szCs w:val="21"/>
-          <w:rtl w:val="0"/>
-        </w:rPr>
-        <w:t xml:space="preserve">Text Received</w:t>
-      </w:r>
-    </w:p>
-    <w:p>
-      <w:pPr>
-        <w:shd w:fill="ffffff" w:val="clear"/>
-        <w:spacing w:line="291.4285714285714" w:lineRule="auto"/>
-        <w:rPr>
-          <w:color w:val="444f5c"/>
-          <w:sz w:val="21"/>
-          <w:szCs w:val="21"/>
-        </w:rPr>
-      </w:pPr>
-      <w:r>
-        <w:rPr>
-          <w:color w:val="444f5c"/>
-          <w:sz w:val="21"/>
-          <w:szCs w:val="21"/>
-          <w:rtl w:val="0"/>
-        </w:rPr>
-        <w:t xml:space="preserve">Mark Armstrong</w:t>
-      </w:r>
-    </w:p>
-    <w:p>
-      <w:pPr>
-        <w:shd w:fill="ffffff" w:val="clear"/>
-        <w:spacing w:line="291.4285714285714" w:lineRule="auto"/>
-        <w:rPr>
-          <w:color w:val="444f5c"/>
-          <w:sz w:val="21"/>
-          <w:szCs w:val="21"/>
-        </w:rPr>
-      </w:pPr>
-      <w:r>
-        <w:rPr>
-          <w:color w:val="444f5c"/>
-          <w:sz w:val="21"/>
-          <w:szCs w:val="21"/>
-          <w:rtl w:val="0"/>
-        </w:rPr>
-        <w:t xml:space="preserve">Oct 6 2026 4:29 PM</w:t>
-      </w:r>
-    </w:p>
-    <w:p>
-      <w:pPr>
-        <w:shd w:fill="ffffff" w:val="clear"/>
-        <w:spacing w:line="291.4285714285714" w:lineRule="auto"/>
-        <w:rPr>
-          <w:color w:val="161616"/>
-          <w:sz w:val="21"/>
-          <w:szCs w:val="21"/>
-        </w:rPr>
-      </w:pPr>
-      <w:r>
-        <w:rPr>
-          <w:color w:val="161616"/>
-          <w:sz w:val="21"/>
-          <w:szCs w:val="21"/>
-          <w:rtl w:val="0"/>
-        </w:rPr>
-        <w:t xml:space="preserve">You can check online</w:t>
-      </w:r>
-    </w:p>
-    <w:p>
-      <w:pPr>
-        <w:shd w:fill="f4f5f6" w:val="clear"/>
-        <w:spacing w:line="291.4285714285714" w:lineRule="auto"/>
-        <w:rPr>
-          <w:color w:val="444f5c"/>
-          <w:sz w:val="21"/>
-          <w:szCs w:val="21"/>
-        </w:rPr>
-      </w:pPr>
-      <w:r>
-        <w:rPr>
-          <w:color w:val="444f5c"/>
-          <w:sz w:val="21"/>
-          <w:szCs w:val="21"/>
-          <w:rtl w:val="0"/>
-        </w:rPr>
-        <w:t xml:space="preserve">Reply</w:t>
-      </w:r>
-    </w:p>
-    <w:p>
-      <w:pPr>
-        <w:shd w:fill="ffffff" w:val="clear"/>
-        <w:spacing w:line="291.4285714285714" w:lineRule="auto"/>
-        <w:rPr>
-          <w:color w:val="161616"/>
-          <w:sz w:val="21"/>
-          <w:szCs w:val="21"/>
-        </w:rPr>
-      </w:pPr>
-      <w:r>
-        <w:rPr>
-          <w:color w:val="161616"/>
-          <w:sz w:val="21"/>
-          <w:szCs w:val="21"/>
-          <w:rtl w:val="0"/>
-        </w:rPr>
-        <w:t xml:space="preserve">Text Sent</w:t>
-      </w:r>
-    </w:p>
-    <w:p>
-      <w:pPr>
-        <w:shd w:fill="ffffff" w:val="clear"/>
-        <w:spacing w:line="291.4285714285714" w:lineRule="auto"/>
-        <w:rPr>
-          <w:color w:val="444f5c"/>
-          <w:sz w:val="21"/>
-          <w:szCs w:val="21"/>
-        </w:rPr>
-      </w:pPr>
-      <w:r>
-        <w:rPr>
-          <w:color w:val="444f5c"/>
-          <w:sz w:val="21"/>
-          <w:szCs w:val="21"/>
-          <w:rtl w:val="0"/>
-        </w:rPr>
-        <w:t xml:space="preserve">Mark Armstrong</w:t>
-      </w:r>
-    </w:p>
-    <w:p>
-      <w:pPr>
-        <w:shd w:fill="ffffff" w:val="clear"/>
-        <w:spacing w:line="291.4285714285714" w:lineRule="auto"/>
-        <w:rPr>
-          <w:color w:val="444f5c"/>
-          <w:sz w:val="21"/>
-          <w:szCs w:val="21"/>
-        </w:rPr>
-      </w:pPr>
-      <w:r>
-        <w:rPr>
-          <w:color w:val="444f5c"/>
-          <w:sz w:val="21"/>
-          <w:szCs w:val="21"/>
-          <w:rtl w:val="0"/>
-        </w:rPr>
-        <w:t xml:space="preserve">Oct 6 2026 4:23 PM</w:t>
-      </w:r>
-    </w:p>
-    <w:p>
-      <w:pPr>
-        <w:shd w:fill="ffffff" w:val="clear"/>
-        <w:spacing w:line="291.4285714285714" w:lineRule="auto"/>
-        <w:rPr>
-          <w:color w:val="161616"/>
-          <w:sz w:val="21"/>
-          <w:szCs w:val="21"/>
-        </w:rPr>
-      </w:pPr>
-      <w:r>
-        <w:rPr>
-          <w:color w:val="161616"/>
-          <w:sz w:val="21"/>
-          <w:szCs w:val="21"/>
-          <w:rtl w:val="0"/>
-        </w:rPr>
-        <w:t xml:space="preserve">Do you want me to start getting you a value for that online, or would you prefer to come in and get it appraised?</w:t>
-      </w:r>
-    </w:p>
-    <w:p>
-      <w:pPr>
-        <w:shd w:fill="ffffff" w:val="clear"/>
-        <w:spacing w:line="291.4285714285714" w:lineRule="auto"/>
-        <w:rPr>
-          <w:color w:val="161616"/>
-          <w:sz w:val="21"/>
-          <w:szCs w:val="21"/>
-        </w:rPr>
-      </w:pPr>
-      <w:r>
-        <w:rPr>
-          <w:color w:val="161616"/>
-          <w:sz w:val="21"/>
-          <w:szCs w:val="21"/>
-          <w:rtl w:val="0"/>
-        </w:rPr>
-        <w:t xml:space="preserve">Text Received</w:t>
-      </w:r>
-    </w:p>
-    <w:p>
-      <w:pPr>
-        <w:shd w:fill="ffffff" w:val="clear"/>
-        <w:spacing w:line="291.4285714285714" w:lineRule="auto"/>
-        <w:rPr>
-          <w:color w:val="444f5c"/>
-          <w:sz w:val="21"/>
-          <w:szCs w:val="21"/>
-        </w:rPr>
-      </w:pPr>
-      <w:r>
-        <w:rPr>
-          <w:color w:val="444f5c"/>
-          <w:sz w:val="21"/>
-          <w:szCs w:val="21"/>
-          <w:rtl w:val="0"/>
-        </w:rPr>
-        <w:t xml:space="preserve">Mark Armstrong</w:t>
-      </w:r>
-    </w:p>
-    <w:p>
-      <w:pPr>
-        <w:shd w:fill="ffffff" w:val="clear"/>
-        <w:spacing w:line="291.4285714285714" w:lineRule="auto"/>
-        <w:rPr>
-          <w:color w:val="444f5c"/>
-          <w:sz w:val="21"/>
-          <w:szCs w:val="21"/>
-        </w:rPr>
-      </w:pPr>
-      <w:r>
-        <w:rPr>
-          <w:color w:val="444f5c"/>
-          <w:sz w:val="21"/>
-          <w:szCs w:val="21"/>
-          <w:rtl w:val="0"/>
-        </w:rPr>
-        <w:t xml:space="preserve">Oct 6 2026 4:22 PM</w:t>
-      </w:r>
-    </w:p>
-    <w:p>
-      <w:pPr>
-        <w:shd w:fill="ffffff" w:val="clear"/>
-        <w:spacing w:line="291.4285714285714" w:lineRule="auto"/>
-        <w:rPr>
-          <w:color w:val="161616"/>
-          <w:sz w:val="21"/>
-          <w:szCs w:val="21"/>
-        </w:rPr>
-      </w:pPr>
-      <w:r>
-        <w:rPr>
-          <w:color w:val="161616"/>
-          <w:sz w:val="21"/>
-          <w:szCs w:val="21"/>
-          <w:rtl w:val="0"/>
-        </w:rPr>
-        <w:t xml:space="preserve">Yes</w:t>
-      </w:r>
-    </w:p>
-    <w:p>
-      <w:pPr>
-        <w:shd w:fill="f4f5f6" w:val="clear"/>
-        <w:spacing w:line="291.4285714285714" w:lineRule="auto"/>
-        <w:rPr>
-          <w:color w:val="444f5c"/>
-          <w:sz w:val="21"/>
-          <w:szCs w:val="21"/>
-        </w:rPr>
-      </w:pPr>
-      <w:r>
-        <w:rPr>
-          <w:color w:val="444f5c"/>
-          <w:sz w:val="21"/>
-          <w:szCs w:val="21"/>
-          <w:rtl w:val="0"/>
-        </w:rPr>
-        <w:t xml:space="preserve">Reply</w:t>
-      </w:r>
-    </w:p>
-    <w:p>
-      <w:pPr>
-        <w:shd w:fill="ffffff" w:val="clear"/>
-        <w:spacing w:line="291.4285714285714" w:lineRule="auto"/>
-        <w:rPr>
-          <w:color w:val="161616"/>
-          <w:sz w:val="21"/>
-          <w:szCs w:val="21"/>
-        </w:rPr>
-      </w:pPr>
-      <w:r>
-        <w:rPr>
-          <w:color w:val="161616"/>
-          <w:sz w:val="21"/>
-          <w:szCs w:val="21"/>
-          <w:rtl w:val="0"/>
-        </w:rPr>
-        <w:t xml:space="preserve">Text Sent</w:t>
-      </w:r>
-    </w:p>
-    <w:p>
-      <w:pPr>
-        <w:shd w:fill="ffffff" w:val="clear"/>
-        <w:spacing w:line="291.4285714285714" w:lineRule="auto"/>
-        <w:rPr>
-          <w:color w:val="444f5c"/>
-          <w:sz w:val="21"/>
-          <w:szCs w:val="21"/>
-        </w:rPr>
-      </w:pPr>
-      <w:r>
-        <w:rPr>
-          <w:color w:val="444f5c"/>
-          <w:sz w:val="21"/>
-          <w:szCs w:val="21"/>
-          <w:rtl w:val="0"/>
-        </w:rPr>
-        <w:t xml:space="preserve">Mark Armstrong</w:t>
-      </w:r>
-    </w:p>
-    <w:p>
-      <w:pPr>
-        <w:shd w:fill="ffffff" w:val="clear"/>
-        <w:spacing w:line="291.4285714285714" w:lineRule="auto"/>
-        <w:rPr>
-          <w:color w:val="444f5c"/>
-          <w:sz w:val="21"/>
-          <w:szCs w:val="21"/>
-        </w:rPr>
-      </w:pPr>
-      <w:r>
-        <w:rPr>
-          <w:color w:val="444f5c"/>
-          <w:sz w:val="21"/>
-          <w:szCs w:val="21"/>
-          <w:rtl w:val="0"/>
-        </w:rPr>
-        <w:t xml:space="preserve">Oct 6 2026 1:01 PM</w:t>
-      </w:r>
-    </w:p>
-    <w:p>
-      <w:pPr>
-        <w:shd w:fill="ffffff" w:val="clear"/>
-        <w:spacing w:line="291.4285714285714" w:lineRule="auto"/>
-        <w:rPr>
-          <w:color w:val="161616"/>
-          <w:sz w:val="21"/>
-          <w:szCs w:val="21"/>
-        </w:rPr>
-      </w:pPr>
-      <w:r>
-        <w:rPr>
-          <w:color w:val="161616"/>
-          <w:sz w:val="21"/>
-          <w:szCs w:val="21"/>
-          <w:rtl w:val="0"/>
-        </w:rPr>
-        <w:t xml:space="preserve">Hey, just wanted to check in. Are you going to be trading in a vehicle?</w:t>
-      </w:r>
-    </w:p>
-    <w:p>
-      <w:pPr>
-        <w:shd w:fill="ffffff" w:val="clear"/>
-        <w:spacing w:line="291.4285714285714" w:lineRule="auto"/>
-        <w:rPr>
-          <w:color w:val="161616"/>
-          <w:sz w:val="21"/>
-          <w:szCs w:val="21"/>
-        </w:rPr>
-      </w:pPr>
-      <w:r>
-        <w:rPr>
-          <w:color w:val="161616"/>
-          <w:sz w:val="21"/>
-          <w:szCs w:val="21"/>
-          <w:rtl w:val="0"/>
-        </w:rPr>
-        <w:t xml:space="preserve">Conversica Message</w:t>
-      </w:r>
-    </w:p>
-    <w:p>
-      <w:pPr>
-        <w:shd w:fill="ffffff" w:val="clear"/>
-        <w:spacing w:line="291.4285714285714" w:lineRule="auto"/>
-        <w:rPr>
-          <w:color w:val="444f5c"/>
-          <w:sz w:val="21"/>
-          <w:szCs w:val="21"/>
-        </w:rPr>
-      </w:pPr>
-      <w:r>
-        <w:rPr>
-          <w:color w:val="444f5c"/>
-          <w:sz w:val="21"/>
-          <w:szCs w:val="21"/>
-          <w:rtl w:val="0"/>
-        </w:rPr>
-        <w:t xml:space="preserve">System</w:t>
-      </w:r>
-    </w:p>
-    <w:p>
-      <w:pPr>
-        <w:shd w:fill="ffffff" w:val="clear"/>
-        <w:spacing w:line="291.4285714285714" w:lineRule="auto"/>
-        <w:rPr>
-          <w:color w:val="444f5c"/>
-          <w:sz w:val="21"/>
-          <w:szCs w:val="21"/>
-        </w:rPr>
-      </w:pPr>
-      <w:r>
-        <w:rPr>
-          <w:color w:val="444f5c"/>
-          <w:sz w:val="21"/>
-          <w:szCs w:val="21"/>
-          <w:rtl w:val="0"/>
-        </w:rPr>
-        <w:t xml:space="preserve">Oct 6 2026 10:00 AM</w:t>
-      </w:r>
-    </w:p>
-    <w:p>
-      <w:pPr>
-        <w:shd w:fill="ffffff" w:val="clear"/>
-        <w:spacing w:line="291.4285714285714" w:lineRule="auto"/>
-        <w:rPr>
-          <w:color w:val="161616"/>
-          <w:sz w:val="21"/>
-          <w:szCs w:val="21"/>
-        </w:rPr>
-      </w:pPr>
-      <w:r>
-        <w:rPr>
-          <w:color w:val="161616"/>
-          <w:sz w:val="21"/>
-          <w:szCs w:val="21"/>
-          <w:rtl w:val="0"/>
-        </w:rPr>
-        <w:t xml:space="preserve">Good morning,</w:t>
-      </w:r>
-    </w:p>
-    <w:p>
-      <w:pPr>
-        <w:shd w:fill="ffffff" w:val="clear"/>
-        <w:spacing w:line="291.4285714285714" w:lineRule="auto"/>
-        <w:rPr>
-          <w:color w:val="161616"/>
-          <w:sz w:val="21"/>
-          <w:szCs w:val="21"/>
-        </w:rPr>
-      </w:pPr>
-      <w:r>
-        <w:rPr>
-          <w:rtl w:val="0"/>
-        </w:rPr>
-      </w:r>
-    </w:p>
-    <w:p>
-      <w:pPr>
-        <w:shd w:fill="ffffff" w:val="clear"/>
-        <w:spacing w:line="291.4285714285714" w:lineRule="auto"/>
-        <w:rPr>
-          <w:color w:val="161616"/>
-          <w:sz w:val="21"/>
-          <w:szCs w:val="21"/>
-        </w:rPr>
-      </w:pPr>
-      <w:r>
-        <w:rPr>
-          <w:rtl w:val="0"/>
-        </w:rPr>
-      </w:r>
-    </w:p>
-    <w:p>
-      <w:pPr>
-        <w:shd w:fill="ffffff" w:val="clear"/>
-        <w:spacing w:line="291.4285714285714" w:lineRule="auto"/>
-        <w:rPr>
-          <w:color w:val="161616"/>
-          <w:sz w:val="21"/>
-          <w:szCs w:val="21"/>
-        </w:rPr>
-      </w:pPr>
-      <w:r>
-        <w:rPr>
-          <w:rtl w:val="0"/>
-        </w:rPr>
-      </w:r>
-    </w:p>
-    <w:p>
-      <w:pPr>
-        <w:shd w:fill="ffffff" w:val="clear"/>
-        <w:spacing w:line="291.4285714285714" w:lineRule="auto"/>
-        <w:rPr>
-          <w:color w:val="161616"/>
-          <w:sz w:val="21"/>
-          <w:szCs w:val="21"/>
-        </w:rPr>
-      </w:pPr>
-      <w:r>
-        <w:rPr>
-          <w:color w:val="161616"/>
-          <w:sz w:val="21"/>
-          <w:szCs w:val="21"/>
-          <w:rtl w:val="0"/>
-        </w:rPr>
-        <w:t xml:space="preserve">I wanted to check in with you again about your recent online request.</w:t>
-      </w:r>
-    </w:p>
-    <w:p>
-      <w:pPr>
-        <w:shd w:fill="ffffff" w:val="clear"/>
-        <w:spacing w:line="291.4285714285714" w:lineRule="auto"/>
-        <w:rPr>
-          <w:color w:val="161616"/>
-          <w:sz w:val="21"/>
-          <w:szCs w:val="21"/>
-        </w:rPr>
-      </w:pPr>
-      <w:r>
-        <w:rPr>
-          <w:rtl w:val="0"/>
-        </w:rPr>
-      </w:r>
-    </w:p>
-    <w:p>
-      <w:pPr>
-        <w:shd w:fill="ffffff" w:val="clear"/>
-        <w:spacing w:line="291.4285714285714" w:lineRule="auto"/>
-        <w:rPr>
-          <w:color w:val="161616"/>
-          <w:sz w:val="21"/>
-          <w:szCs w:val="21"/>
-        </w:rPr>
-      </w:pPr>
-      <w:r>
-        <w:rPr>
-          <w:rtl w:val="0"/>
-        </w:rPr>
-      </w:r>
-    </w:p>
-    <w:p>
-      <w:pPr>
-        <w:shd w:fill="ffffff" w:val="clear"/>
-        <w:spacing w:line="291.4285714285714" w:lineRule="auto"/>
-        <w:rPr>
-          <w:color w:val="161616"/>
-          <w:sz w:val="21"/>
-          <w:szCs w:val="21"/>
-        </w:rPr>
-      </w:pPr>
-      <w:r>
-        <w:rPr>
-          <w:rtl w:val="0"/>
-        </w:rPr>
-      </w:r>
-    </w:p>
-    <w:p>
-      <w:pPr>
-        <w:shd w:fill="ffffff" w:val="clear"/>
-        <w:spacing w:line="291.4285714285714" w:lineRule="auto"/>
-        <w:rPr>
-          <w:color w:val="161616"/>
-          <w:sz w:val="21"/>
-          <w:szCs w:val="21"/>
-        </w:rPr>
-      </w:pPr>
-      <w:r>
-        <w:rPr>
-          <w:color w:val="161616"/>
-          <w:sz w:val="21"/>
-          <w:szCs w:val="21"/>
-          <w:rtl w:val="0"/>
-        </w:rPr>
-        <w:t xml:space="preserve">There are a few ways we can reach out to you: text message, phone call, and email. What is the most convenient way?</w:t>
-      </w:r>
-    </w:p>
-    <w:p>
-      <w:pPr>
-        <w:shd w:fill="ffffff" w:val="clear"/>
-        <w:spacing w:line="291.4285714285714" w:lineRule="auto"/>
-        <w:rPr>
-          <w:color w:val="161616"/>
-          <w:sz w:val="21"/>
-          <w:szCs w:val="21"/>
-        </w:rPr>
-      </w:pPr>
-      <w:r>
-        <w:rPr>
-          <w:rtl w:val="0"/>
-        </w:rPr>
-      </w:r>
-    </w:p>
-    <w:p>
-      <w:pPr>
-        <w:shd w:fill="ffffff" w:val="clear"/>
-        <w:spacing w:line="291.4285714285714" w:lineRule="auto"/>
-        <w:rPr>
-          <w:color w:val="161616"/>
-          <w:sz w:val="21"/>
-          <w:szCs w:val="21"/>
-        </w:rPr>
-      </w:pPr>
-      <w:r>
-        <w:rPr>
-          <w:rtl w:val="0"/>
-        </w:rPr>
-      </w:r>
-    </w:p>
-    <w:p>
-      <w:pPr>
-        <w:shd w:fill="ffffff" w:val="clear"/>
-        <w:spacing w:line="291.4285714285714" w:lineRule="auto"/>
-        <w:rPr>
-          <w:color w:val="161616"/>
-          <w:sz w:val="21"/>
-          <w:szCs w:val="21"/>
-        </w:rPr>
-      </w:pPr>
-      <w:r>
-        <w:rPr>
-          <w:rtl w:val="0"/>
-        </w:rPr>
-      </w:r>
-    </w:p>
-    <w:p>
-      <w:pPr>
-        <w:shd w:fill="ffffff" w:val="clear"/>
-        <w:spacing w:line="291.4285714285714" w:lineRule="auto"/>
-        <w:rPr>
-          <w:color w:val="161616"/>
-          <w:sz w:val="21"/>
-          <w:szCs w:val="21"/>
-        </w:rPr>
-      </w:pPr>
-      <w:r>
-        <w:rPr>
-          <w:color w:val="161616"/>
-          <w:sz w:val="21"/>
-          <w:szCs w:val="21"/>
-          <w:rtl w:val="0"/>
-        </w:rPr>
-        <w:t xml:space="preserve">Thank you and I hope you have a wonderful morning,</w:t>
+        <w:t xml:space="preserve">Oct 8 2026 10:27 AM</w:t>
+      </w:r>
+    </w:p>
+    <w:p>
+      <w:pPr>
+        <w:shd w:fill="ffffff" w:val="clear"/>
+        <w:spacing w:line="291.4285714285714" w:lineRule="auto"/>
+        <w:rPr>
+          <w:color w:val="161616"/>
+          <w:sz w:val="21"/>
+          <w:szCs w:val="21"/>
+        </w:rPr>
+      </w:pPr>
+      <w:r>
+        <w:rPr>
+          <w:color w:val="161616"/>
+          <w:sz w:val="21"/>
+          <w:szCs w:val="21"/>
+          <w:rtl w:val="0"/>
+        </w:rPr>
+        <w:t xml:space="preserve">Good morning Harry,</w:t>
+      </w:r>
+    </w:p>
+    <w:p>
+      <w:pPr>
+        <w:shd w:fill="ffffff" w:val="clear"/>
+        <w:spacing w:line="291.4285714285714" w:lineRule="auto"/>
+        <w:rPr>
+          <w:color w:val="161616"/>
+          <w:sz w:val="21"/>
+          <w:szCs w:val="21"/>
+        </w:rPr>
+      </w:pPr>
+      <w:r>
+        <w:rPr>
+          <w:rtl w:val="0"/>
+        </w:rPr>
+      </w:r>
+    </w:p>
+    <w:p>
+      <w:pPr>
+        <w:shd w:fill="ffffff" w:val="clear"/>
+        <w:spacing w:line="291.4285714285714" w:lineRule="auto"/>
+        <w:rPr>
+          <w:color w:val="161616"/>
+          <w:sz w:val="21"/>
+          <w:szCs w:val="21"/>
+        </w:rPr>
+      </w:pPr>
+      <w:r>
+        <w:rPr>
+          <w:rtl w:val="0"/>
+        </w:rPr>
+      </w:r>
+    </w:p>
+    <w:p>
+      <w:pPr>
+        <w:shd w:fill="ffffff" w:val="clear"/>
+        <w:spacing w:line="291.4285714285714" w:lineRule="auto"/>
+        <w:rPr>
+          <w:color w:val="161616"/>
+          <w:sz w:val="21"/>
+          <w:szCs w:val="21"/>
+        </w:rPr>
+      </w:pPr>
+      <w:r>
+        <w:rPr>
+          <w:rtl w:val="0"/>
+        </w:rPr>
+      </w:r>
+    </w:p>
+    <w:p>
+      <w:pPr>
+        <w:shd w:fill="ffffff" w:val="clear"/>
+        <w:spacing w:line="291.4285714285714" w:lineRule="auto"/>
+        <w:rPr>
+          <w:color w:val="161616"/>
+          <w:sz w:val="21"/>
+          <w:szCs w:val="21"/>
+        </w:rPr>
+      </w:pPr>
+      <w:r>
+        <w:rPr>
+          <w:color w:val="161616"/>
+          <w:sz w:val="21"/>
+          <w:szCs w:val="21"/>
+          <w:rtl w:val="0"/>
+        </w:rPr>
+        <w:t xml:space="preserve">I have tried sending you a couple of messages now and I am worried I might not have the right contact information to reach you.</w:t>
+      </w:r>
+    </w:p>
+    <w:p>
+      <w:pPr>
+        <w:shd w:fill="ffffff" w:val="clear"/>
+        <w:spacing w:line="291.4285714285714" w:lineRule="auto"/>
+        <w:rPr>
+          <w:color w:val="161616"/>
+          <w:sz w:val="21"/>
+          <w:szCs w:val="21"/>
+        </w:rPr>
+      </w:pPr>
+      <w:r>
+        <w:rPr>
+          <w:rtl w:val="0"/>
+        </w:rPr>
+      </w:r>
+    </w:p>
+    <w:p>
+      <w:pPr>
+        <w:shd w:fill="ffffff" w:val="clear"/>
+        <w:spacing w:line="291.4285714285714" w:lineRule="auto"/>
+        <w:rPr>
+          <w:color w:val="161616"/>
+          <w:sz w:val="21"/>
+          <w:szCs w:val="21"/>
+        </w:rPr>
+      </w:pPr>
+      <w:r>
+        <w:rPr>
+          <w:rtl w:val="0"/>
+        </w:rPr>
+      </w:r>
+    </w:p>
+    <w:p>
+      <w:pPr>
+        <w:shd w:fill="ffffff" w:val="clear"/>
+        <w:spacing w:line="291.4285714285714" w:lineRule="auto"/>
+        <w:rPr>
+          <w:color w:val="161616"/>
+          <w:sz w:val="21"/>
+          <w:szCs w:val="21"/>
+        </w:rPr>
+      </w:pPr>
+      <w:r>
+        <w:rPr>
+          <w:rtl w:val="0"/>
+        </w:rPr>
+      </w:r>
+    </w:p>
+    <w:p>
+      <w:pPr>
+        <w:shd w:fill="ffffff" w:val="clear"/>
+        <w:spacing w:line="291.4285714285714" w:lineRule="auto"/>
+        <w:rPr>
+          <w:color w:val="161616"/>
+          <w:sz w:val="21"/>
+          <w:szCs w:val="21"/>
+        </w:rPr>
+      </w:pPr>
+      <w:r>
+        <w:rPr>
+          <w:color w:val="161616"/>
+          <w:sz w:val="21"/>
+          <w:szCs w:val="21"/>
+          <w:rtl w:val="0"/>
+        </w:rPr>
+        <w:t xml:space="preserve">I'm hoping to find out the best way to connect with you. We can do a phone call, email, or text message. Can you share with me which one works best?</w:t>
+      </w:r>
+    </w:p>
+    <w:p>
+      <w:pPr>
+        <w:shd w:fill="ffffff" w:val="clear"/>
+        <w:spacing w:line="291.4285714285714" w:lineRule="auto"/>
+        <w:rPr>
+          <w:color w:val="161616"/>
+          <w:sz w:val="21"/>
+          <w:szCs w:val="21"/>
+        </w:rPr>
+      </w:pPr>
+      <w:r>
+        <w:rPr>
+          <w:rtl w:val="0"/>
+        </w:rPr>
+      </w:r>
+    </w:p>
+    <w:p>
+      <w:pPr>
+        <w:shd w:fill="ffffff" w:val="clear"/>
+        <w:spacing w:line="291.4285714285714" w:lineRule="auto"/>
+        <w:rPr>
+          <w:color w:val="161616"/>
+          <w:sz w:val="21"/>
+          <w:szCs w:val="21"/>
+        </w:rPr>
+      </w:pPr>
+      <w:r>
+        <w:rPr>
+          <w:rtl w:val="0"/>
+        </w:rPr>
+      </w:r>
+    </w:p>
+    <w:p>
+      <w:pPr>
+        <w:shd w:fill="ffffff" w:val="clear"/>
+        <w:spacing w:line="291.4285714285714" w:lineRule="auto"/>
+        <w:rPr>
+          <w:color w:val="161616"/>
+          <w:sz w:val="21"/>
+          <w:szCs w:val="21"/>
+        </w:rPr>
+      </w:pPr>
+      <w:r>
+        <w:rPr>
+          <w:rtl w:val="0"/>
+        </w:rPr>
+      </w:r>
+    </w:p>
+    <w:p>
+      <w:pPr>
+        <w:shd w:fill="ffffff" w:val="clear"/>
+        <w:spacing w:line="291.4285714285714" w:lineRule="auto"/>
+        <w:rPr>
+          <w:color w:val="161616"/>
+          <w:sz w:val="21"/>
+          <w:szCs w:val="21"/>
+        </w:rPr>
+      </w:pPr>
+      <w:r>
+        <w:rPr>
+          <w:color w:val="161616"/>
+          <w:sz w:val="21"/>
+          <w:szCs w:val="21"/>
+          <w:rtl w:val="0"/>
+        </w:rPr>
+        <w:t xml:space="preserve">Thank you very much and have a good morning,</w:t>
       </w:r>
     </w:p>
     <w:p>
@@ -3605,6 +3149,506 @@
           <w:szCs w:val="21"/>
           <w:rtl w:val="0"/>
         </w:rPr>
+        <w:t xml:space="preserve">Email Sent</w:t>
+      </w:r>
+    </w:p>
+    <w:p>
+      <w:pPr>
+        <w:shd w:fill="ffffff" w:val="clear"/>
+        <w:spacing w:line="291.4285714285714" w:lineRule="auto"/>
+        <w:rPr>
+          <w:color w:val="444f5c"/>
+          <w:sz w:val="21"/>
+          <w:szCs w:val="21"/>
+        </w:rPr>
+      </w:pPr>
+      <w:r>
+        <w:rPr>
+          <w:color w:val="444f5c"/>
+          <w:sz w:val="21"/>
+          <w:szCs w:val="21"/>
+          <w:rtl w:val="0"/>
+        </w:rPr>
+        <w:t xml:space="preserve">Mark Armstrong</w:t>
+      </w:r>
+    </w:p>
+    <w:p>
+      <w:pPr>
+        <w:shd w:fill="ffffff" w:val="clear"/>
+        <w:spacing w:line="291.4285714285714" w:lineRule="auto"/>
+        <w:rPr>
+          <w:color w:val="444f5c"/>
+          <w:sz w:val="21"/>
+          <w:szCs w:val="21"/>
+        </w:rPr>
+      </w:pPr>
+      <w:r>
+        <w:rPr>
+          <w:color w:val="444f5c"/>
+          <w:sz w:val="21"/>
+          <w:szCs w:val="21"/>
+          <w:rtl w:val="0"/>
+        </w:rPr>
+        <w:t xml:space="preserve">Oct 8 2026 9:39 AM</w:t>
+      </w:r>
+    </w:p>
+    <w:p>
+      <w:pPr>
+        <w:shd w:fill="ffffff" w:val="clear"/>
+        <w:spacing w:line="3060" w:lineRule="auto"/>
+        <w:rPr>
+          <w:color w:val="444f5c"/>
+          <w:sz w:val="2"/>
+          <w:szCs w:val="2"/>
+        </w:rPr>
+      </w:pPr>
+      <w:r>
+        <w:rPr>
+          <w:color w:val="444f5c"/>
+          <w:sz w:val="2"/>
+          <w:szCs w:val="2"/>
+          <w:rtl w:val="0"/>
+        </w:rPr>
+        <w:t xml:space="preserve">harryharper710@gmail.com</w:t>
+      </w:r>
+    </w:p>
+    <w:p>
+      <w:pPr>
+        <w:shd w:fill="ffffff" w:val="clear"/>
+        <w:spacing w:line="274.2857142857143" w:lineRule="auto"/>
+        <w:rPr>
+          <w:color w:val="444f5c"/>
+          <w:sz w:val="21"/>
+          <w:szCs w:val="21"/>
+        </w:rPr>
+      </w:pPr>
+      <w:r>
+        <w:rPr>
+          <w:color w:val="444f5c"/>
+          <w:sz w:val="21"/>
+          <w:szCs w:val="21"/>
+          <w:rtl w:val="0"/>
+        </w:rPr>
+        <w:t xml:space="preserve">Subject: Convenience comes standard @JoyceKoons</w:t>
+      </w:r>
+    </w:p>
+    <w:p>
+      <w:pPr>
+        <w:shd w:fill="ffffff" w:val="clear"/>
+        <w:spacing w:line="291.4285714285714" w:lineRule="auto"/>
+        <w:rPr>
+          <w:color w:val="161616"/>
+          <w:sz w:val="21"/>
+          <w:szCs w:val="21"/>
+        </w:rPr>
+      </w:pPr>
+      <w:r>
+        <w:rPr>
+          <w:color w:val="161616"/>
+          <w:sz w:val="21"/>
+          <w:szCs w:val="21"/>
+          <w:rtl w:val="0"/>
+        </w:rPr>
+        <w:t xml:space="preserve">Great Prices | Special Rates | Big Inventory Harry, Why drive to a dealership when we will drive to you? Shop from home, skip the dealership visit, and enjoy complimentary home delivery anywhere in greater DMV metro area. At Joyce Koons Honda Buick GMC, we bring a great deal -- and your new ride -- straight to your driveway. Car buying made simple, convenient, and delivered to your door! It will be my pleasure to assist you. Mark Armstrong +1(703) 365-8713 Joyce Koons Automotive Delivering Great Value and Exceptional Customer Service 10660 Automotive Dr Manassas, VA 20109 JoyceKoons.com We do not rent, sell or exchange email addresses. We encourage you not to unsubscribe so that we can keep you informed about promotions, new vehicles, service tips and service specials, but if you choose to, you can opt out here. If you prefer not to receive further emails from us, Click here to Unsubscribe</w:t>
+      </w:r>
+    </w:p>
+    <w:p>
+      <w:pPr>
+        <w:shd w:fill="f4f5f6" w:val="clear"/>
+        <w:spacing w:line="291.4285714285714" w:lineRule="auto"/>
+        <w:rPr>
+          <w:color w:val="444f5c"/>
+          <w:sz w:val="21"/>
+          <w:szCs w:val="21"/>
+        </w:rPr>
+      </w:pPr>
+      <w:r>
+        <w:rPr>
+          <w:color w:val="444f5c"/>
+          <w:sz w:val="21"/>
+          <w:szCs w:val="21"/>
+          <w:rtl w:val="0"/>
+        </w:rPr>
+        <w:t xml:space="preserve">Reply All</w:t>
+      </w:r>
+    </w:p>
+    <w:p>
+      <w:pPr>
+        <w:shd w:fill="f4f5f6" w:val="clear"/>
+        <w:spacing w:line="291.4285714285714" w:lineRule="auto"/>
+        <w:rPr>
+          <w:color w:val="444f5c"/>
+          <w:sz w:val="21"/>
+          <w:szCs w:val="21"/>
+        </w:rPr>
+      </w:pPr>
+      <w:r>
+        <w:rPr>
+          <w:color w:val="444f5c"/>
+          <w:sz w:val="21"/>
+          <w:szCs w:val="21"/>
+          <w:rtl w:val="0"/>
+        </w:rPr>
+        <w:t xml:space="preserve">Preview</w:t>
+      </w:r>
+    </w:p>
+    <w:p>
+      <w:pPr>
+        <w:shd w:fill="ffffff" w:val="clear"/>
+        <w:spacing w:line="280" w:lineRule="auto"/>
+        <w:rPr>
+          <w:color w:val="444f5c"/>
+          <w:sz w:val="18"/>
+          <w:szCs w:val="18"/>
+        </w:rPr>
+      </w:pPr>
+      <w:r>
+        <w:rPr>
+          <w:color w:val="444f5c"/>
+          <w:sz w:val="18"/>
+          <w:szCs w:val="18"/>
+          <w:rtl w:val="0"/>
+        </w:rPr>
+        <w:t xml:space="preserve">0 Open 0 Clicks</w:t>
+      </w:r>
+    </w:p>
+    <w:p>
+      <w:pPr>
+        <w:shd w:fill="ffffff" w:val="clear"/>
+        <w:spacing w:line="291.4285714285714" w:lineRule="auto"/>
+        <w:rPr>
+          <w:color w:val="161616"/>
+          <w:sz w:val="21"/>
+          <w:szCs w:val="21"/>
+        </w:rPr>
+      </w:pPr>
+      <w:r>
+        <w:rPr>
+          <w:color w:val="161616"/>
+          <w:sz w:val="21"/>
+          <w:szCs w:val="21"/>
+          <w:rtl w:val="0"/>
+        </w:rPr>
+        <w:t xml:space="preserve">Email Sent</w:t>
+      </w:r>
+    </w:p>
+    <w:p>
+      <w:pPr>
+        <w:shd w:fill="ffffff" w:val="clear"/>
+        <w:spacing w:line="291.4285714285714" w:lineRule="auto"/>
+        <w:rPr>
+          <w:color w:val="444f5c"/>
+          <w:sz w:val="21"/>
+          <w:szCs w:val="21"/>
+        </w:rPr>
+      </w:pPr>
+      <w:r>
+        <w:rPr>
+          <w:color w:val="444f5c"/>
+          <w:sz w:val="21"/>
+          <w:szCs w:val="21"/>
+          <w:rtl w:val="0"/>
+        </w:rPr>
+        <w:t xml:space="preserve">Mark Armstrong</w:t>
+      </w:r>
+    </w:p>
+    <w:p>
+      <w:pPr>
+        <w:shd w:fill="ffffff" w:val="clear"/>
+        <w:spacing w:line="291.4285714285714" w:lineRule="auto"/>
+        <w:rPr>
+          <w:color w:val="444f5c"/>
+          <w:sz w:val="21"/>
+          <w:szCs w:val="21"/>
+        </w:rPr>
+      </w:pPr>
+      <w:r>
+        <w:rPr>
+          <w:color w:val="444f5c"/>
+          <w:sz w:val="21"/>
+          <w:szCs w:val="21"/>
+          <w:rtl w:val="0"/>
+        </w:rPr>
+        <w:t xml:space="preserve">Oct 7 2026 11:13 AM</w:t>
+      </w:r>
+    </w:p>
+    <w:p>
+      <w:pPr>
+        <w:shd w:fill="ffffff" w:val="clear"/>
+        <w:spacing w:line="3060" w:lineRule="auto"/>
+        <w:rPr>
+          <w:color w:val="444f5c"/>
+          <w:sz w:val="2"/>
+          <w:szCs w:val="2"/>
+        </w:rPr>
+      </w:pPr>
+      <w:r>
+        <w:rPr>
+          <w:color w:val="444f5c"/>
+          <w:sz w:val="2"/>
+          <w:szCs w:val="2"/>
+          <w:rtl w:val="0"/>
+        </w:rPr>
+        <w:t xml:space="preserve">harryharper710@gmail.com</w:t>
+      </w:r>
+    </w:p>
+    <w:p>
+      <w:pPr>
+        <w:shd w:fill="ffffff" w:val="clear"/>
+        <w:spacing w:line="274.2857142857143" w:lineRule="auto"/>
+        <w:rPr>
+          <w:color w:val="444f5c"/>
+          <w:sz w:val="21"/>
+          <w:szCs w:val="21"/>
+        </w:rPr>
+      </w:pPr>
+      <w:r>
+        <w:rPr>
+          <w:color w:val="444f5c"/>
+          <w:sz w:val="21"/>
+          <w:szCs w:val="21"/>
+          <w:rtl w:val="0"/>
+        </w:rPr>
+        <w:t xml:space="preserve">Subject: Discover your next Honda at Joyce Koons!</w:t>
+      </w:r>
+    </w:p>
+    <w:p>
+      <w:pPr>
+        <w:shd w:fill="ffffff" w:val="clear"/>
+        <w:spacing w:line="291.4285714285714" w:lineRule="auto"/>
+        <w:rPr>
+          <w:color w:val="161616"/>
+          <w:sz w:val="21"/>
+          <w:szCs w:val="21"/>
+        </w:rPr>
+      </w:pPr>
+      <w:r>
+        <w:rPr>
+          <w:color w:val="161616"/>
+          <w:sz w:val="21"/>
+          <w:szCs w:val="21"/>
+          <w:rtl w:val="0"/>
+        </w:rPr>
+        <w:t xml:space="preserve">&gt; Shop today at Joyce Koons Honda and save. These offers won't last long. We do not rent, sell or exchange email addresses. We encourage you not to unsubscribe so that we can keep you informed about promotions, new vehicles, service tips and service specials, but if you choose to, you can opt out here. If you prefer not to receive further emails from us,Click here to Unsubscribe</w:t>
+      </w:r>
+    </w:p>
+    <w:p>
+      <w:pPr>
+        <w:shd w:fill="f4f5f6" w:val="clear"/>
+        <w:spacing w:line="291.4285714285714" w:lineRule="auto"/>
+        <w:rPr>
+          <w:color w:val="444f5c"/>
+          <w:sz w:val="21"/>
+          <w:szCs w:val="21"/>
+        </w:rPr>
+      </w:pPr>
+      <w:r>
+        <w:rPr>
+          <w:color w:val="444f5c"/>
+          <w:sz w:val="21"/>
+          <w:szCs w:val="21"/>
+          <w:rtl w:val="0"/>
+        </w:rPr>
+        <w:t xml:space="preserve">Reply All</w:t>
+      </w:r>
+    </w:p>
+    <w:p>
+      <w:pPr>
+        <w:shd w:fill="f4f5f6" w:val="clear"/>
+        <w:spacing w:line="291.4285714285714" w:lineRule="auto"/>
+        <w:rPr>
+          <w:color w:val="444f5c"/>
+          <w:sz w:val="21"/>
+          <w:szCs w:val="21"/>
+        </w:rPr>
+      </w:pPr>
+      <w:r>
+        <w:rPr>
+          <w:color w:val="444f5c"/>
+          <w:sz w:val="21"/>
+          <w:szCs w:val="21"/>
+          <w:rtl w:val="0"/>
+        </w:rPr>
+        <w:t xml:space="preserve">Preview</w:t>
+      </w:r>
+    </w:p>
+    <w:p>
+      <w:pPr>
+        <w:shd w:fill="ffffff" w:val="clear"/>
+        <w:spacing w:line="280" w:lineRule="auto"/>
+        <w:rPr>
+          <w:color w:val="444f5c"/>
+          <w:sz w:val="18"/>
+          <w:szCs w:val="18"/>
+        </w:rPr>
+      </w:pPr>
+      <w:r>
+        <w:rPr>
+          <w:color w:val="444f5c"/>
+          <w:sz w:val="18"/>
+          <w:szCs w:val="18"/>
+          <w:rtl w:val="0"/>
+        </w:rPr>
+        <w:t xml:space="preserve">0 Open 0 Clicks</w:t>
+      </w:r>
+    </w:p>
+    <w:p>
+      <w:pPr>
+        <w:shd w:fill="ffffff" w:val="clear"/>
+        <w:spacing w:line="291.4285714285714" w:lineRule="auto"/>
+        <w:rPr>
+          <w:color w:val="161616"/>
+          <w:sz w:val="21"/>
+          <w:szCs w:val="21"/>
+        </w:rPr>
+      </w:pPr>
+      <w:r>
+        <w:rPr>
+          <w:color w:val="161616"/>
+          <w:sz w:val="21"/>
+          <w:szCs w:val="21"/>
+          <w:rtl w:val="0"/>
+        </w:rPr>
+        <w:t xml:space="preserve">Sent Campaign Email</w:t>
+      </w:r>
+    </w:p>
+    <w:p>
+      <w:pPr>
+        <w:shd w:fill="ffffff" w:val="clear"/>
+        <w:spacing w:line="291.4285714285714" w:lineRule="auto"/>
+        <w:rPr>
+          <w:color w:val="161616"/>
+          <w:sz w:val="21"/>
+          <w:szCs w:val="21"/>
+        </w:rPr>
+      </w:pPr>
+      <w:r>
+        <w:rPr>
+          <w:color w:val="161616"/>
+          <w:sz w:val="21"/>
+          <w:szCs w:val="21"/>
+          <w:rtl w:val="0"/>
+        </w:rPr>
+        <w:t xml:space="preserve">(Automatic)</w:t>
+      </w:r>
+    </w:p>
+    <w:p>
+      <w:pPr>
+        <w:shd w:fill="ffffff" w:val="clear"/>
+        <w:spacing w:line="291.4285714285714" w:lineRule="auto"/>
+        <w:rPr>
+          <w:color w:val="444f5c"/>
+          <w:sz w:val="21"/>
+          <w:szCs w:val="21"/>
+        </w:rPr>
+      </w:pPr>
+      <w:r>
+        <w:rPr>
+          <w:color w:val="444f5c"/>
+          <w:sz w:val="21"/>
+          <w:szCs w:val="21"/>
+          <w:rtl w:val="0"/>
+        </w:rPr>
+        <w:t xml:space="preserve">System</w:t>
+      </w:r>
+    </w:p>
+    <w:p>
+      <w:pPr>
+        <w:shd w:fill="ffffff" w:val="clear"/>
+        <w:spacing w:line="291.4285714285714" w:lineRule="auto"/>
+        <w:rPr>
+          <w:color w:val="444f5c"/>
+          <w:sz w:val="21"/>
+          <w:szCs w:val="21"/>
+        </w:rPr>
+      </w:pPr>
+      <w:r>
+        <w:rPr>
+          <w:color w:val="444f5c"/>
+          <w:sz w:val="21"/>
+          <w:szCs w:val="21"/>
+          <w:rtl w:val="0"/>
+        </w:rPr>
+        <w:t xml:space="preserve">Oct 7 2026 11:12 AM</w:t>
+      </w:r>
+    </w:p>
+    <w:p>
+      <w:pPr>
+        <w:shd w:fill="ffffff" w:val="clear"/>
+        <w:spacing w:line="274.2857142857143" w:lineRule="auto"/>
+        <w:rPr>
+          <w:color w:val="444f5c"/>
+          <w:sz w:val="21"/>
+          <w:szCs w:val="21"/>
+        </w:rPr>
+      </w:pPr>
+      <w:r>
+        <w:rPr>
+          <w:color w:val="444f5c"/>
+          <w:sz w:val="21"/>
+          <w:szCs w:val="21"/>
+          <w:rtl w:val="0"/>
+        </w:rPr>
+        <w:t xml:space="preserve">Subject: Discover your next Honda at Joyce Koons!</w:t>
+      </w:r>
+    </w:p>
+    <w:p>
+      <w:pPr>
+        <w:shd w:fill="ffffff" w:val="clear"/>
+        <w:spacing w:line="291.4285714285714" w:lineRule="auto"/>
+        <w:rPr>
+          <w:color w:val="161616"/>
+          <w:sz w:val="21"/>
+          <w:szCs w:val="21"/>
+        </w:rPr>
+      </w:pPr>
+      <w:r>
+        <w:rPr>
+          <w:color w:val="161616"/>
+          <w:sz w:val="21"/>
+          <w:szCs w:val="21"/>
+          <w:rtl w:val="0"/>
+        </w:rPr>
+        <w:t xml:space="preserve">&gt; Shop today at Joyce Koons Honda and save. These offers won't last long. We do not rent, sell or exchange email addresses. We encourage you not to unsubscribe so that we can keep you informed about promotions, new vehicles, service tips and service specials, but if you choose to, you can opt out here. If you prefer not to receive further emails from us,Click here to Unsubscribe</w:t>
+      </w:r>
+    </w:p>
+    <w:p>
+      <w:pPr>
+        <w:shd w:fill="f4f5f6" w:val="clear"/>
+        <w:spacing w:line="291.4285714285714" w:lineRule="auto"/>
+        <w:rPr>
+          <w:color w:val="444f5c"/>
+          <w:sz w:val="21"/>
+          <w:szCs w:val="21"/>
+        </w:rPr>
+      </w:pPr>
+      <w:r>
+        <w:rPr>
+          <w:color w:val="444f5c"/>
+          <w:sz w:val="21"/>
+          <w:szCs w:val="21"/>
+          <w:rtl w:val="0"/>
+        </w:rPr>
+        <w:t xml:space="preserve">Preview</w:t>
+      </w:r>
+    </w:p>
+    <w:p>
+      <w:pPr>
+        <w:shd w:fill="ffffff" w:val="clear"/>
+        <w:spacing w:line="291.4285714285714" w:lineRule="auto"/>
+        <w:rPr>
+          <w:color w:val="161616"/>
+          <w:sz w:val="21"/>
+          <w:szCs w:val="21"/>
+        </w:rPr>
+      </w:pPr>
+      <w:r>
+        <w:rPr>
+          <w:color w:val="161616"/>
+          <w:sz w:val="21"/>
+          <w:szCs w:val="21"/>
+          <w:rtl w:val="0"/>
+        </w:rPr>
         <w:t xml:space="preserve">Engaged Lead Follow Up</w:t>
       </w:r>
     </w:p>
@@ -3645,7 +3689,7 @@
           <w:szCs w:val="21"/>
           <w:rtl w:val="0"/>
         </w:rPr>
-        <w:t xml:space="preserve">Oct 6 2026 9:11 AM</w:t>
+        <w:t xml:space="preserve">Oct 7 2026 9:11 AM</w:t>
       </w:r>
     </w:p>
     <w:p>
@@ -3705,7 +3749,7 @@
           <w:szCs w:val="21"/>
           <w:rtl w:val="0"/>
         </w:rPr>
-        <w:t xml:space="preserve">Last Tuesday</w:t>
+        <w:t xml:space="preserve">Last Wednesday</w:t>
       </w:r>
     </w:p>
     <w:p>
@@ -3825,27 +3869,127 @@
           <w:szCs w:val="21"/>
           <w:rtl w:val="0"/>
         </w:rPr>
-        <w:t xml:space="preserve">Oct 5 2026 2:50 PM</w:t>
-      </w:r>
-    </w:p>
-    <w:p>
-      <w:pPr>
-        <w:shd w:fill="ffffff" w:val="clear"/>
-        <w:spacing w:line="291.4285714285714" w:lineRule="auto"/>
-        <w:rPr>
-          <w:color w:val="161616"/>
-          <w:sz w:val="21"/>
-          <w:szCs w:val="21"/>
-        </w:rPr>
-      </w:pPr>
-      <w:r>
-        <w:rPr>
-          <w:color w:val="161616"/>
-          <w:sz w:val="21"/>
-          <w:szCs w:val="21"/>
-          <w:rtl w:val="0"/>
-        </w:rPr>
-        <w:t xml:space="preserve">The EX-L I sent you also has a larger Dealership discount than is advertised. The actual price is $36,249</w:t>
+        <w:t xml:space="preserve">Oct 6 2026 4:38 PM</w:t>
+      </w:r>
+    </w:p>
+    <w:p>
+      <w:pPr>
+        <w:shd w:fill="ffffff" w:val="clear"/>
+        <w:spacing w:line="291.4285714285714" w:lineRule="auto"/>
+        <w:rPr>
+          <w:color w:val="161616"/>
+          <w:sz w:val="21"/>
+          <w:szCs w:val="21"/>
+        </w:rPr>
+      </w:pPr>
+      <w:r>
+        <w:rPr>
+          <w:color w:val="161616"/>
+          <w:sz w:val="21"/>
+          <w:szCs w:val="21"/>
+          <w:rtl w:val="0"/>
+        </w:rPr>
+        <w:t xml:space="preserve">All good, just send it whenever it’s convenient</w:t>
+      </w:r>
+    </w:p>
+    <w:p>
+      <w:pPr>
+        <w:shd w:fill="ffffff" w:val="clear"/>
+        <w:spacing w:line="291.4285714285714" w:lineRule="auto"/>
+        <w:rPr>
+          <w:color w:val="161616"/>
+          <w:sz w:val="21"/>
+          <w:szCs w:val="21"/>
+        </w:rPr>
+      </w:pPr>
+      <w:r>
+        <w:rPr>
+          <w:color w:val="161616"/>
+          <w:sz w:val="21"/>
+          <w:szCs w:val="21"/>
+          <w:rtl w:val="0"/>
+        </w:rPr>
+        <w:t xml:space="preserve">Text Received</w:t>
+      </w:r>
+    </w:p>
+    <w:p>
+      <w:pPr>
+        <w:shd w:fill="ffffff" w:val="clear"/>
+        <w:spacing w:line="291.4285714285714" w:lineRule="auto"/>
+        <w:rPr>
+          <w:color w:val="444f5c"/>
+          <w:sz w:val="21"/>
+          <w:szCs w:val="21"/>
+        </w:rPr>
+      </w:pPr>
+      <w:r>
+        <w:rPr>
+          <w:color w:val="444f5c"/>
+          <w:sz w:val="21"/>
+          <w:szCs w:val="21"/>
+          <w:rtl w:val="0"/>
+        </w:rPr>
+        <w:t xml:space="preserve">Mark Armstrong</w:t>
+      </w:r>
+    </w:p>
+    <w:p>
+      <w:pPr>
+        <w:shd w:fill="ffffff" w:val="clear"/>
+        <w:spacing w:line="291.4285714285714" w:lineRule="auto"/>
+        <w:rPr>
+          <w:color w:val="444f5c"/>
+          <w:sz w:val="21"/>
+          <w:szCs w:val="21"/>
+        </w:rPr>
+      </w:pPr>
+      <w:r>
+        <w:rPr>
+          <w:color w:val="444f5c"/>
+          <w:sz w:val="21"/>
+          <w:szCs w:val="21"/>
+          <w:rtl w:val="0"/>
+        </w:rPr>
+        <w:t xml:space="preserve">Oct 6 2026 4:34 PM</w:t>
+      </w:r>
+    </w:p>
+    <w:p>
+      <w:pPr>
+        <w:shd w:fill="ffffff" w:val="clear"/>
+        <w:spacing w:line="291.4285714285714" w:lineRule="auto"/>
+        <w:rPr>
+          <w:color w:val="161616"/>
+          <w:sz w:val="21"/>
+          <w:szCs w:val="21"/>
+        </w:rPr>
+      </w:pPr>
+      <w:r>
+        <w:rPr>
+          <w:color w:val="161616"/>
+          <w:sz w:val="21"/>
+          <w:szCs w:val="21"/>
+          <w:rtl w:val="0"/>
+        </w:rPr>
+        <w:t xml:space="preserve">I don't have that right now I'm at work</w:t>
+      </w:r>
+    </w:p>
+    <w:p>
+      <w:pPr>
+        <w:shd w:fill="f4f5f6" w:val="clear"/>
+        <w:spacing w:line="291.4285714285714" w:lineRule="auto"/>
+        <w:rPr>
+          <w:color w:val="444f5c"/>
+          <w:sz w:val="21"/>
+          <w:szCs w:val="21"/>
+        </w:rPr>
+      </w:pPr>
+      <w:r>
+        <w:rPr>
+          <w:color w:val="444f5c"/>
+          <w:sz w:val="21"/>
+          <w:szCs w:val="21"/>
+          <w:rtl w:val="0"/>
+        </w:rPr>
+        <w:t xml:space="preserve">Reply</w:t>
       </w:r>
     </w:p>
     <w:p>
@@ -3905,27 +4049,27 @@
           <w:szCs w:val="21"/>
           <w:rtl w:val="0"/>
         </w:rPr>
-        <w:t xml:space="preserve">Oct 5 2026 2:48 PM</w:t>
-      </w:r>
-    </w:p>
-    <w:p>
-      <w:pPr>
-        <w:shd w:fill="ffffff" w:val="clear"/>
-        <w:spacing w:line="291.4285714285714" w:lineRule="auto"/>
-        <w:rPr>
-          <w:color w:val="161616"/>
-          <w:sz w:val="21"/>
-          <w:szCs w:val="21"/>
-        </w:rPr>
-      </w:pPr>
-      <w:r>
-        <w:rPr>
-          <w:color w:val="161616"/>
-          <w:sz w:val="21"/>
-          <w:szCs w:val="21"/>
-          <w:rtl w:val="0"/>
-        </w:rPr>
-        <w:t xml:space="preserve">Selling price for the LX is $32,769</w:t>
+        <w:t xml:space="preserve">Oct 6 2026 4:30 PM</w:t>
+      </w:r>
+    </w:p>
+    <w:p>
+      <w:pPr>
+        <w:shd w:fill="ffffff" w:val="clear"/>
+        <w:spacing w:line="291.4285714285714" w:lineRule="auto"/>
+        <w:rPr>
+          <w:color w:val="161616"/>
+          <w:sz w:val="21"/>
+          <w:szCs w:val="21"/>
+        </w:rPr>
+      </w:pPr>
+      <w:r>
+        <w:rPr>
+          <w:color w:val="161616"/>
+          <w:sz w:val="21"/>
+          <w:szCs w:val="21"/>
+          <w:rtl w:val="0"/>
+        </w:rPr>
+        <w:t xml:space="preserve">I just need the make model, VIN, Milage, and interior/exterior photos</w:t>
       </w:r>
     </w:p>
     <w:p>
@@ -3985,27 +4129,27 @@
           <w:szCs w:val="21"/>
           <w:rtl w:val="0"/>
         </w:rPr>
-        <w:t xml:space="preserve">Oct 5 2026 2:46 PM</w:t>
-      </w:r>
-    </w:p>
-    <w:p>
-      <w:pPr>
-        <w:shd w:fill="ffffff" w:val="clear"/>
-        <w:spacing w:line="291.4285714285714" w:lineRule="auto"/>
-        <w:rPr>
-          <w:color w:val="161616"/>
-          <w:sz w:val="21"/>
-          <w:szCs w:val="21"/>
-        </w:rPr>
-      </w:pPr>
-      <w:r>
-        <w:rPr>
-          <w:color w:val="161616"/>
-          <w:sz w:val="21"/>
-          <w:szCs w:val="21"/>
-          <w:rtl w:val="0"/>
-        </w:rPr>
-        <w:t xml:space="preserve">Trying to stay below or at 33000</w:t>
+        <w:t xml:space="preserve">Oct 6 2026 4:30 PM</w:t>
+      </w:r>
+    </w:p>
+    <w:p>
+      <w:pPr>
+        <w:shd w:fill="ffffff" w:val="clear"/>
+        <w:spacing w:line="291.4285714285714" w:lineRule="auto"/>
+        <w:rPr>
+          <w:color w:val="161616"/>
+          <w:sz w:val="21"/>
+          <w:szCs w:val="21"/>
+        </w:rPr>
+      </w:pPr>
+      <w:r>
+        <w:rPr>
+          <w:color w:val="161616"/>
+          <w:sz w:val="21"/>
+          <w:szCs w:val="21"/>
+          <w:rtl w:val="0"/>
+        </w:rPr>
+        <w:t xml:space="preserve">But I already got a great offer so let's see how well you do</w:t>
       </w:r>
     </w:p>
     <w:p>
@@ -4045,6 +4189,106 @@
           <w:szCs w:val="21"/>
           <w:rtl w:val="0"/>
         </w:rPr>
+        <w:t xml:space="preserve">Text Received</w:t>
+      </w:r>
+    </w:p>
+    <w:p>
+      <w:pPr>
+        <w:shd w:fill="ffffff" w:val="clear"/>
+        <w:spacing w:line="291.4285714285714" w:lineRule="auto"/>
+        <w:rPr>
+          <w:color w:val="444f5c"/>
+          <w:sz w:val="21"/>
+          <w:szCs w:val="21"/>
+        </w:rPr>
+      </w:pPr>
+      <w:r>
+        <w:rPr>
+          <w:color w:val="444f5c"/>
+          <w:sz w:val="21"/>
+          <w:szCs w:val="21"/>
+          <w:rtl w:val="0"/>
+        </w:rPr>
+        <w:t xml:space="preserve">Mark Armstrong</w:t>
+      </w:r>
+    </w:p>
+    <w:p>
+      <w:pPr>
+        <w:shd w:fill="ffffff" w:val="clear"/>
+        <w:spacing w:line="291.4285714285714" w:lineRule="auto"/>
+        <w:rPr>
+          <w:color w:val="444f5c"/>
+          <w:sz w:val="21"/>
+          <w:szCs w:val="21"/>
+        </w:rPr>
+      </w:pPr>
+      <w:r>
+        <w:rPr>
+          <w:color w:val="444f5c"/>
+          <w:sz w:val="21"/>
+          <w:szCs w:val="21"/>
+          <w:rtl w:val="0"/>
+        </w:rPr>
+        <w:t xml:space="preserve">Oct 6 2026 4:29 PM</w:t>
+      </w:r>
+    </w:p>
+    <w:p>
+      <w:pPr>
+        <w:shd w:fill="ffffff" w:val="clear"/>
+        <w:spacing w:line="291.4285714285714" w:lineRule="auto"/>
+        <w:rPr>
+          <w:color w:val="161616"/>
+          <w:sz w:val="21"/>
+          <w:szCs w:val="21"/>
+        </w:rPr>
+      </w:pPr>
+      <w:r>
+        <w:rPr>
+          <w:color w:val="161616"/>
+          <w:sz w:val="21"/>
+          <w:szCs w:val="21"/>
+          <w:rtl w:val="0"/>
+        </w:rPr>
+        <w:t xml:space="preserve">You can check online</w:t>
+      </w:r>
+    </w:p>
+    <w:p>
+      <w:pPr>
+        <w:shd w:fill="f4f5f6" w:val="clear"/>
+        <w:spacing w:line="291.4285714285714" w:lineRule="auto"/>
+        <w:rPr>
+          <w:color w:val="444f5c"/>
+          <w:sz w:val="21"/>
+          <w:szCs w:val="21"/>
+        </w:rPr>
+      </w:pPr>
+      <w:r>
+        <w:rPr>
+          <w:color w:val="444f5c"/>
+          <w:sz w:val="21"/>
+          <w:szCs w:val="21"/>
+          <w:rtl w:val="0"/>
+        </w:rPr>
+        <w:t xml:space="preserve">Reply</w:t>
+      </w:r>
+    </w:p>
+    <w:p>
+      <w:pPr>
+        <w:shd w:fill="ffffff" w:val="clear"/>
+        <w:spacing w:line="291.4285714285714" w:lineRule="auto"/>
+        <w:rPr>
+          <w:color w:val="161616"/>
+          <w:sz w:val="21"/>
+          <w:szCs w:val="21"/>
+        </w:rPr>
+      </w:pPr>
+      <w:r>
+        <w:rPr>
+          <w:color w:val="161616"/>
+          <w:sz w:val="21"/>
+          <w:szCs w:val="21"/>
+          <w:rtl w:val="0"/>
+        </w:rPr>
         <w:t xml:space="preserve">Text Sent</w:t>
       </w:r>
     </w:p>
@@ -4085,27 +4329,27 @@
           <w:szCs w:val="21"/>
           <w:rtl w:val="0"/>
         </w:rPr>
-        <w:t xml:space="preserve">Oct 5 2026 2:45 PM</w:t>
-      </w:r>
-    </w:p>
-    <w:p>
-      <w:pPr>
-        <w:shd w:fill="ffffff" w:val="clear"/>
-        <w:spacing w:line="291.4285714285714" w:lineRule="auto"/>
-        <w:rPr>
-          <w:color w:val="161616"/>
-          <w:sz w:val="21"/>
-          <w:szCs w:val="21"/>
-        </w:rPr>
-      </w:pPr>
-      <w:r>
-        <w:rPr>
-          <w:color w:val="161616"/>
-          <w:sz w:val="21"/>
-          <w:szCs w:val="21"/>
-          <w:rtl w:val="0"/>
-        </w:rPr>
-        <w:t xml:space="preserve">What is your budget? We offer some incentives that reduce the price that I can share with you</w:t>
+        <w:t xml:space="preserve">Oct 6 2026 4:23 PM</w:t>
+      </w:r>
+    </w:p>
+    <w:p>
+      <w:pPr>
+        <w:shd w:fill="ffffff" w:val="clear"/>
+        <w:spacing w:line="291.4285714285714" w:lineRule="auto"/>
+        <w:rPr>
+          <w:color w:val="161616"/>
+          <w:sz w:val="21"/>
+          <w:szCs w:val="21"/>
+        </w:rPr>
+      </w:pPr>
+      <w:r>
+        <w:rPr>
+          <w:color w:val="161616"/>
+          <w:sz w:val="21"/>
+          <w:szCs w:val="21"/>
+          <w:rtl w:val="0"/>
+        </w:rPr>
+        <w:t xml:space="preserve">Do you want me to start getting you a value for that online, or would you prefer to come in and get it appraised?</w:t>
       </w:r>
     </w:p>
     <w:p>
@@ -4165,27 +4409,27 @@
           <w:szCs w:val="21"/>
           <w:rtl w:val="0"/>
         </w:rPr>
-        <w:t xml:space="preserve">Oct 5 2026 2:43 PM</w:t>
-      </w:r>
-    </w:p>
-    <w:p>
-      <w:pPr>
-        <w:shd w:fill="ffffff" w:val="clear"/>
-        <w:spacing w:line="291.4285714285714" w:lineRule="auto"/>
-        <w:rPr>
-          <w:color w:val="161616"/>
-          <w:sz w:val="21"/>
-          <w:szCs w:val="21"/>
-        </w:rPr>
-      </w:pPr>
-      <w:r>
-        <w:rPr>
-          <w:color w:val="161616"/>
-          <w:sz w:val="21"/>
-          <w:szCs w:val="21"/>
-          <w:rtl w:val="0"/>
-        </w:rPr>
-        <w:t xml:space="preserve">More than I want to spend</w:t>
+        <w:t xml:space="preserve">Oct 6 2026 4:22 PM</w:t>
+      </w:r>
+    </w:p>
+    <w:p>
+      <w:pPr>
+        <w:shd w:fill="ffffff" w:val="clear"/>
+        <w:spacing w:line="291.4285714285714" w:lineRule="auto"/>
+        <w:rPr>
+          <w:color w:val="161616"/>
+          <w:sz w:val="21"/>
+          <w:szCs w:val="21"/>
+        </w:rPr>
+      </w:pPr>
+      <w:r>
+        <w:rPr>
+          <w:color w:val="161616"/>
+          <w:sz w:val="21"/>
+          <w:szCs w:val="21"/>
+          <w:rtl w:val="0"/>
+        </w:rPr>
+        <w:t xml:space="preserve">Yes</w:t>
       </w:r>
     </w:p>
     <w:p>
@@ -4265,727 +4509,27 @@
           <w:szCs w:val="21"/>
           <w:rtl w:val="0"/>
         </w:rPr>
-        <w:t xml:space="preserve">Oct 5 2026 12:00 PM</w:t>
-      </w:r>
-    </w:p>
-    <w:p>
-      <w:pPr>
-        <w:shd w:fill="ffffff" w:val="clear"/>
-        <w:spacing w:line="291.4285714285714" w:lineRule="auto"/>
-        <w:rPr>
-          <w:color w:val="161616"/>
-          <w:sz w:val="21"/>
-          <w:szCs w:val="21"/>
-        </w:rPr>
-      </w:pPr>
-      <w:r>
-        <w:rPr>
-          <w:color w:val="161616"/>
-          <w:sz w:val="21"/>
-          <w:szCs w:val="21"/>
-          <w:rtl w:val="0"/>
-        </w:rPr>
-        <w:t xml:space="preserve">https://www.joycekoonshonda.com/vehicle/New/2027/Honda/CR-V/2HKRS4H76VH411634/</w:t>
-      </w:r>
-    </w:p>
-    <w:p>
-      <w:pPr>
-        <w:shd w:fill="ffffff" w:val="clear"/>
-        <w:spacing w:line="291.4285714285714" w:lineRule="auto"/>
-        <w:rPr>
-          <w:color w:val="161616"/>
-          <w:sz w:val="21"/>
-          <w:szCs w:val="21"/>
-        </w:rPr>
-      </w:pPr>
-      <w:r>
-        <w:rPr>
-          <w:color w:val="161616"/>
-          <w:sz w:val="21"/>
-          <w:szCs w:val="21"/>
-          <w:rtl w:val="0"/>
-        </w:rPr>
-        <w:t xml:space="preserve">Text Sent</w:t>
-      </w:r>
-    </w:p>
-    <w:p>
-      <w:pPr>
-        <w:shd w:fill="ffffff" w:val="clear"/>
-        <w:spacing w:line="291.4285714285714" w:lineRule="auto"/>
-        <w:rPr>
-          <w:color w:val="444f5c"/>
-          <w:sz w:val="21"/>
-          <w:szCs w:val="21"/>
-        </w:rPr>
-      </w:pPr>
-      <w:r>
-        <w:rPr>
-          <w:color w:val="444f5c"/>
-          <w:sz w:val="21"/>
-          <w:szCs w:val="21"/>
-          <w:rtl w:val="0"/>
-        </w:rPr>
-        <w:t xml:space="preserve">Mark Armstrong</w:t>
-      </w:r>
-    </w:p>
-    <w:p>
-      <w:pPr>
-        <w:shd w:fill="ffffff" w:val="clear"/>
-        <w:spacing w:line="291.4285714285714" w:lineRule="auto"/>
-        <w:rPr>
-          <w:color w:val="444f5c"/>
-          <w:sz w:val="21"/>
-          <w:szCs w:val="21"/>
-        </w:rPr>
-      </w:pPr>
-      <w:r>
-        <w:rPr>
-          <w:color w:val="444f5c"/>
-          <w:sz w:val="21"/>
-          <w:szCs w:val="21"/>
-          <w:rtl w:val="0"/>
-        </w:rPr>
-        <w:t xml:space="preserve">Oct 5 2026 12:00 PM</w:t>
-      </w:r>
-    </w:p>
-    <w:p>
-      <w:pPr>
-        <w:shd w:fill="ffffff" w:val="clear"/>
-        <w:spacing w:line="291.4285714285714" w:lineRule="auto"/>
-        <w:rPr>
-          <w:color w:val="161616"/>
-          <w:sz w:val="21"/>
-          <w:szCs w:val="21"/>
-        </w:rPr>
-      </w:pPr>
-      <w:r>
-        <w:rPr>
-          <w:color w:val="161616"/>
-          <w:sz w:val="21"/>
-          <w:szCs w:val="21"/>
-          <w:rtl w:val="0"/>
-        </w:rPr>
-        <w:t xml:space="preserve">We have one in transit that fits your criteria</w:t>
-      </w:r>
-    </w:p>
-    <w:p>
-      <w:pPr>
-        <w:shd w:fill="ffffff" w:val="clear"/>
-        <w:spacing w:line="291.4285714285714" w:lineRule="auto"/>
-        <w:rPr>
-          <w:color w:val="161616"/>
-          <w:sz w:val="21"/>
-          <w:szCs w:val="21"/>
-        </w:rPr>
-      </w:pPr>
-      <w:r>
-        <w:rPr>
-          <w:color w:val="161616"/>
-          <w:sz w:val="21"/>
-          <w:szCs w:val="21"/>
-          <w:rtl w:val="0"/>
-        </w:rPr>
-        <w:t xml:space="preserve">Text Sent</w:t>
-      </w:r>
-    </w:p>
-    <w:p>
-      <w:pPr>
-        <w:shd w:fill="ffffff" w:val="clear"/>
-        <w:spacing w:line="291.4285714285714" w:lineRule="auto"/>
-        <w:rPr>
-          <w:color w:val="444f5c"/>
-          <w:sz w:val="21"/>
-          <w:szCs w:val="21"/>
-        </w:rPr>
-      </w:pPr>
-      <w:r>
-        <w:rPr>
-          <w:color w:val="444f5c"/>
-          <w:sz w:val="21"/>
-          <w:szCs w:val="21"/>
-          <w:rtl w:val="0"/>
-        </w:rPr>
-        <w:t xml:space="preserve">Mark Armstrong</w:t>
-      </w:r>
-    </w:p>
-    <w:p>
-      <w:pPr>
-        <w:shd w:fill="ffffff" w:val="clear"/>
-        <w:spacing w:line="291.4285714285714" w:lineRule="auto"/>
-        <w:rPr>
-          <w:color w:val="444f5c"/>
-          <w:sz w:val="21"/>
-          <w:szCs w:val="21"/>
-        </w:rPr>
-      </w:pPr>
-      <w:r>
-        <w:rPr>
-          <w:color w:val="444f5c"/>
-          <w:sz w:val="21"/>
-          <w:szCs w:val="21"/>
-          <w:rtl w:val="0"/>
-        </w:rPr>
-        <w:t xml:space="preserve">Oct 5 2026 11:59 AM</w:t>
-      </w:r>
-    </w:p>
-    <w:p>
-      <w:pPr>
-        <w:shd w:fill="ffffff" w:val="clear"/>
-        <w:spacing w:line="291.4285714285714" w:lineRule="auto"/>
-        <w:rPr>
-          <w:color w:val="161616"/>
-          <w:sz w:val="21"/>
-          <w:szCs w:val="21"/>
-        </w:rPr>
-      </w:pPr>
-      <w:r>
-        <w:rPr>
-          <w:color w:val="161616"/>
-          <w:sz w:val="21"/>
-          <w:szCs w:val="21"/>
-          <w:rtl w:val="0"/>
-        </w:rPr>
-        <w:t xml:space="preserve">For black rims we will have to go up to the EX-L trim</w:t>
-      </w:r>
-    </w:p>
-    <w:p>
-      <w:pPr>
-        <w:shd w:fill="ffffff" w:val="clear"/>
-        <w:spacing w:line="291.4285714285714" w:lineRule="auto"/>
-        <w:rPr>
-          <w:color w:val="161616"/>
-          <w:sz w:val="21"/>
-          <w:szCs w:val="21"/>
-        </w:rPr>
-      </w:pPr>
-      <w:r>
-        <w:rPr>
-          <w:color w:val="161616"/>
-          <w:sz w:val="21"/>
-          <w:szCs w:val="21"/>
-          <w:rtl w:val="0"/>
-        </w:rPr>
-        <w:t xml:space="preserve">Text Received</w:t>
-      </w:r>
-    </w:p>
-    <w:p>
-      <w:pPr>
-        <w:shd w:fill="ffffff" w:val="clear"/>
-        <w:spacing w:line="291.4285714285714" w:lineRule="auto"/>
-        <w:rPr>
-          <w:color w:val="444f5c"/>
-          <w:sz w:val="21"/>
-          <w:szCs w:val="21"/>
-        </w:rPr>
-      </w:pPr>
-      <w:r>
-        <w:rPr>
-          <w:color w:val="444f5c"/>
-          <w:sz w:val="21"/>
-          <w:szCs w:val="21"/>
-          <w:rtl w:val="0"/>
-        </w:rPr>
-        <w:t xml:space="preserve">Mark Armstrong</w:t>
-      </w:r>
-    </w:p>
-    <w:p>
-      <w:pPr>
-        <w:shd w:fill="ffffff" w:val="clear"/>
-        <w:spacing w:line="291.4285714285714" w:lineRule="auto"/>
-        <w:rPr>
-          <w:color w:val="444f5c"/>
-          <w:sz w:val="21"/>
-          <w:szCs w:val="21"/>
-        </w:rPr>
-      </w:pPr>
-      <w:r>
-        <w:rPr>
-          <w:color w:val="444f5c"/>
-          <w:sz w:val="21"/>
-          <w:szCs w:val="21"/>
-          <w:rtl w:val="0"/>
-        </w:rPr>
-        <w:t xml:space="preserve">Oct 5 2026 11:56 AM</w:t>
-      </w:r>
-    </w:p>
-    <w:p>
-      <w:pPr>
-        <w:shd w:fill="ffffff" w:val="clear"/>
-        <w:spacing w:line="291.4285714285714" w:lineRule="auto"/>
-        <w:rPr>
-          <w:color w:val="161616"/>
-          <w:sz w:val="21"/>
-          <w:szCs w:val="21"/>
-        </w:rPr>
-      </w:pPr>
-      <w:r>
-        <w:rPr>
-          <w:color w:val="161616"/>
-          <w:sz w:val="21"/>
-          <w:szCs w:val="21"/>
-          <w:rtl w:val="0"/>
-        </w:rPr>
-        <w:t xml:space="preserve">I'm looking for black on black and black rims</w:t>
-      </w:r>
-    </w:p>
-    <w:p>
-      <w:pPr>
-        <w:shd w:fill="f4f5f6" w:val="clear"/>
-        <w:spacing w:line="291.4285714285714" w:lineRule="auto"/>
-        <w:rPr>
-          <w:color w:val="444f5c"/>
-          <w:sz w:val="21"/>
-          <w:szCs w:val="21"/>
-        </w:rPr>
-      </w:pPr>
-      <w:r>
-        <w:rPr>
-          <w:color w:val="444f5c"/>
-          <w:sz w:val="21"/>
-          <w:szCs w:val="21"/>
-          <w:rtl w:val="0"/>
-        </w:rPr>
-        <w:t xml:space="preserve">Reply</w:t>
-      </w:r>
-    </w:p>
-    <w:p>
-      <w:pPr>
-        <w:shd w:fill="ffffff" w:val="clear"/>
-        <w:spacing w:line="291.4285714285714" w:lineRule="auto"/>
-        <w:rPr>
-          <w:color w:val="161616"/>
-          <w:sz w:val="21"/>
-          <w:szCs w:val="21"/>
-        </w:rPr>
-      </w:pPr>
-      <w:r>
-        <w:rPr>
-          <w:color w:val="161616"/>
-          <w:sz w:val="21"/>
-          <w:szCs w:val="21"/>
-          <w:rtl w:val="0"/>
-        </w:rPr>
-        <w:t xml:space="preserve">Text Sent</w:t>
-      </w:r>
-    </w:p>
-    <w:p>
-      <w:pPr>
-        <w:shd w:fill="ffffff" w:val="clear"/>
-        <w:spacing w:line="291.4285714285714" w:lineRule="auto"/>
-        <w:rPr>
-          <w:color w:val="444f5c"/>
-          <w:sz w:val="21"/>
-          <w:szCs w:val="21"/>
-        </w:rPr>
-      </w:pPr>
-      <w:r>
-        <w:rPr>
-          <w:color w:val="444f5c"/>
-          <w:sz w:val="21"/>
-          <w:szCs w:val="21"/>
-          <w:rtl w:val="0"/>
-        </w:rPr>
-        <w:t xml:space="preserve">Mark Armstrong</w:t>
-      </w:r>
-    </w:p>
-    <w:p>
-      <w:pPr>
-        <w:shd w:fill="ffffff" w:val="clear"/>
-        <w:spacing w:line="291.4285714285714" w:lineRule="auto"/>
-        <w:rPr>
-          <w:color w:val="444f5c"/>
-          <w:sz w:val="21"/>
-          <w:szCs w:val="21"/>
-        </w:rPr>
-      </w:pPr>
-      <w:r>
-        <w:rPr>
-          <w:color w:val="444f5c"/>
-          <w:sz w:val="21"/>
-          <w:szCs w:val="21"/>
-          <w:rtl w:val="0"/>
-        </w:rPr>
-        <w:t xml:space="preserve">Oct 5 2026 11:51 AM</w:t>
-      </w:r>
-    </w:p>
-    <w:p>
-      <w:pPr>
-        <w:shd w:fill="ffffff" w:val="clear"/>
-        <w:spacing w:line="291.4285714285714" w:lineRule="auto"/>
-        <w:rPr>
-          <w:color w:val="161616"/>
-          <w:sz w:val="21"/>
-          <w:szCs w:val="21"/>
-        </w:rPr>
-      </w:pPr>
-      <w:r>
-        <w:rPr>
-          <w:color w:val="161616"/>
-          <w:sz w:val="21"/>
-          <w:szCs w:val="21"/>
-          <w:rtl w:val="0"/>
-        </w:rPr>
-        <w:t xml:space="preserve">It might've ended in the spam or junk folder</w:t>
-      </w:r>
-    </w:p>
-    <w:p>
-      <w:pPr>
-        <w:shd w:fill="ffffff" w:val="clear"/>
-        <w:spacing w:line="291.4285714285714" w:lineRule="auto"/>
-        <w:rPr>
-          <w:color w:val="161616"/>
-          <w:sz w:val="21"/>
-          <w:szCs w:val="21"/>
-        </w:rPr>
-      </w:pPr>
-      <w:r>
-        <w:rPr>
-          <w:color w:val="161616"/>
-          <w:sz w:val="21"/>
-          <w:szCs w:val="21"/>
-          <w:rtl w:val="0"/>
-        </w:rPr>
-        <w:t xml:space="preserve">Text Received</w:t>
-      </w:r>
-    </w:p>
-    <w:p>
-      <w:pPr>
-        <w:shd w:fill="ffffff" w:val="clear"/>
-        <w:spacing w:line="291.4285714285714" w:lineRule="auto"/>
-        <w:rPr>
-          <w:color w:val="444f5c"/>
-          <w:sz w:val="21"/>
-          <w:szCs w:val="21"/>
-        </w:rPr>
-      </w:pPr>
-      <w:r>
-        <w:rPr>
-          <w:color w:val="444f5c"/>
-          <w:sz w:val="21"/>
-          <w:szCs w:val="21"/>
-          <w:rtl w:val="0"/>
-        </w:rPr>
-        <w:t xml:space="preserve">Mark Armstrong</w:t>
-      </w:r>
-    </w:p>
-    <w:p>
-      <w:pPr>
-        <w:shd w:fill="ffffff" w:val="clear"/>
-        <w:spacing w:line="291.4285714285714" w:lineRule="auto"/>
-        <w:rPr>
-          <w:color w:val="444f5c"/>
-          <w:sz w:val="21"/>
-          <w:szCs w:val="21"/>
-        </w:rPr>
-      </w:pPr>
-      <w:r>
-        <w:rPr>
-          <w:color w:val="444f5c"/>
-          <w:sz w:val="21"/>
-          <w:szCs w:val="21"/>
-          <w:rtl w:val="0"/>
-        </w:rPr>
-        <w:t xml:space="preserve">Oct 5 2026 11:50 AM</w:t>
-      </w:r>
-    </w:p>
-    <w:p>
-      <w:pPr>
-        <w:shd w:fill="ffffff" w:val="clear"/>
-        <w:spacing w:line="291.4285714285714" w:lineRule="auto"/>
-        <w:rPr>
-          <w:color w:val="161616"/>
-          <w:sz w:val="21"/>
-          <w:szCs w:val="21"/>
-        </w:rPr>
-      </w:pPr>
-      <w:r>
-        <w:rPr>
-          <w:color w:val="161616"/>
-          <w:sz w:val="21"/>
-          <w:szCs w:val="21"/>
-          <w:rtl w:val="0"/>
-        </w:rPr>
-        <w:t xml:space="preserve">Yes</w:t>
-      </w:r>
-    </w:p>
-    <w:p>
-      <w:pPr>
-        <w:shd w:fill="f4f5f6" w:val="clear"/>
-        <w:spacing w:line="291.4285714285714" w:lineRule="auto"/>
-        <w:rPr>
-          <w:color w:val="444f5c"/>
-          <w:sz w:val="21"/>
-          <w:szCs w:val="21"/>
-        </w:rPr>
-      </w:pPr>
-      <w:r>
-        <w:rPr>
-          <w:color w:val="444f5c"/>
-          <w:sz w:val="21"/>
-          <w:szCs w:val="21"/>
-          <w:rtl w:val="0"/>
-        </w:rPr>
-        <w:t xml:space="preserve">Reply</w:t>
-      </w:r>
-    </w:p>
-    <w:p>
-      <w:pPr>
-        <w:shd w:fill="ffffff" w:val="clear"/>
-        <w:spacing w:line="291.4285714285714" w:lineRule="auto"/>
-        <w:rPr>
-          <w:color w:val="161616"/>
-          <w:sz w:val="21"/>
-          <w:szCs w:val="21"/>
-        </w:rPr>
-      </w:pPr>
-      <w:r>
-        <w:rPr>
-          <w:color w:val="161616"/>
-          <w:sz w:val="21"/>
-          <w:szCs w:val="21"/>
-          <w:rtl w:val="0"/>
-        </w:rPr>
-        <w:t xml:space="preserve">Text Sent</w:t>
-      </w:r>
-    </w:p>
-    <w:p>
-      <w:pPr>
-        <w:shd w:fill="ffffff" w:val="clear"/>
-        <w:spacing w:line="291.4285714285714" w:lineRule="auto"/>
-        <w:rPr>
-          <w:color w:val="444f5c"/>
-          <w:sz w:val="21"/>
-          <w:szCs w:val="21"/>
-        </w:rPr>
-      </w:pPr>
-      <w:r>
-        <w:rPr>
-          <w:color w:val="444f5c"/>
-          <w:sz w:val="21"/>
-          <w:szCs w:val="21"/>
-          <w:rtl w:val="0"/>
-        </w:rPr>
-        <w:t xml:space="preserve">Mark Armstrong</w:t>
-      </w:r>
-    </w:p>
-    <w:p>
-      <w:pPr>
-        <w:shd w:fill="ffffff" w:val="clear"/>
-        <w:spacing w:line="291.4285714285714" w:lineRule="auto"/>
-        <w:rPr>
-          <w:color w:val="444f5c"/>
-          <w:sz w:val="21"/>
-          <w:szCs w:val="21"/>
-        </w:rPr>
-      </w:pPr>
-      <w:r>
-        <w:rPr>
-          <w:color w:val="444f5c"/>
-          <w:sz w:val="21"/>
-          <w:szCs w:val="21"/>
-          <w:rtl w:val="0"/>
-        </w:rPr>
-        <w:t xml:space="preserve">Oct 5 2026 11:50 AM</w:t>
-      </w:r>
-    </w:p>
-    <w:p>
-      <w:pPr>
-        <w:shd w:fill="ffffff" w:val="clear"/>
-        <w:spacing w:line="291.4285714285714" w:lineRule="auto"/>
-        <w:rPr>
-          <w:color w:val="161616"/>
-          <w:sz w:val="21"/>
-          <w:szCs w:val="21"/>
-        </w:rPr>
-      </w:pPr>
-      <w:r>
-        <w:rPr>
-          <w:color w:val="161616"/>
-          <w:sz w:val="21"/>
-          <w:szCs w:val="21"/>
-          <w:rtl w:val="0"/>
-        </w:rPr>
-        <w:t xml:space="preserve">harryharper710@gmail.com - correct?</w:t>
-      </w:r>
-    </w:p>
-    <w:p>
-      <w:pPr>
-        <w:shd w:fill="ffffff" w:val="clear"/>
-        <w:spacing w:line="291.4285714285714" w:lineRule="auto"/>
-        <w:rPr>
-          <w:color w:val="161616"/>
-          <w:sz w:val="21"/>
-          <w:szCs w:val="21"/>
-        </w:rPr>
-      </w:pPr>
-      <w:r>
-        <w:rPr>
-          <w:color w:val="161616"/>
-          <w:sz w:val="21"/>
-          <w:szCs w:val="21"/>
-          <w:rtl w:val="0"/>
-        </w:rPr>
-        <w:t xml:space="preserve">Text Sent</w:t>
-      </w:r>
-    </w:p>
-    <w:p>
-      <w:pPr>
-        <w:shd w:fill="ffffff" w:val="clear"/>
-        <w:spacing w:line="291.4285714285714" w:lineRule="auto"/>
-        <w:rPr>
-          <w:color w:val="444f5c"/>
-          <w:sz w:val="21"/>
-          <w:szCs w:val="21"/>
-        </w:rPr>
-      </w:pPr>
-      <w:r>
-        <w:rPr>
-          <w:color w:val="444f5c"/>
-          <w:sz w:val="21"/>
-          <w:szCs w:val="21"/>
-          <w:rtl w:val="0"/>
-        </w:rPr>
-        <w:t xml:space="preserve">Mark Armstrong</w:t>
-      </w:r>
-    </w:p>
-    <w:p>
-      <w:pPr>
-        <w:shd w:fill="ffffff" w:val="clear"/>
-        <w:spacing w:line="291.4285714285714" w:lineRule="auto"/>
-        <w:rPr>
-          <w:color w:val="444f5c"/>
-          <w:sz w:val="21"/>
-          <w:szCs w:val="21"/>
-        </w:rPr>
-      </w:pPr>
-      <w:r>
-        <w:rPr>
-          <w:color w:val="444f5c"/>
-          <w:sz w:val="21"/>
-          <w:szCs w:val="21"/>
-          <w:rtl w:val="0"/>
-        </w:rPr>
-        <w:t xml:space="preserve">Oct 5 2026 11:50 AM</w:t>
-      </w:r>
-    </w:p>
-    <w:p>
-      <w:pPr>
-        <w:shd w:fill="ffffff" w:val="clear"/>
-        <w:spacing w:line="291.4285714285714" w:lineRule="auto"/>
-        <w:rPr>
-          <w:color w:val="161616"/>
-          <w:sz w:val="21"/>
-          <w:szCs w:val="21"/>
-        </w:rPr>
-      </w:pPr>
-      <w:r>
-        <w:rPr>
-          <w:color w:val="161616"/>
-          <w:sz w:val="21"/>
-          <w:szCs w:val="21"/>
-          <w:rtl w:val="0"/>
-        </w:rPr>
-        <w:t xml:space="preserve">yep</w:t>
-      </w:r>
-    </w:p>
-    <w:p>
-      <w:pPr>
-        <w:shd w:fill="ffffff" w:val="clear"/>
-        <w:spacing w:line="291.4285714285714" w:lineRule="auto"/>
-        <w:rPr>
-          <w:color w:val="161616"/>
-          <w:sz w:val="21"/>
-          <w:szCs w:val="21"/>
-        </w:rPr>
-      </w:pPr>
-      <w:r>
-        <w:rPr>
-          <w:color w:val="161616"/>
-          <w:sz w:val="21"/>
-          <w:szCs w:val="21"/>
-          <w:rtl w:val="0"/>
-        </w:rPr>
-        <w:t xml:space="preserve">Text Received</w:t>
-      </w:r>
-    </w:p>
-    <w:p>
-      <w:pPr>
-        <w:shd w:fill="ffffff" w:val="clear"/>
-        <w:spacing w:line="291.4285714285714" w:lineRule="auto"/>
-        <w:rPr>
-          <w:color w:val="444f5c"/>
-          <w:sz w:val="21"/>
-          <w:szCs w:val="21"/>
-        </w:rPr>
-      </w:pPr>
-      <w:r>
-        <w:rPr>
-          <w:color w:val="444f5c"/>
-          <w:sz w:val="21"/>
-          <w:szCs w:val="21"/>
-          <w:rtl w:val="0"/>
-        </w:rPr>
-        <w:t xml:space="preserve">Mark Armstrong</w:t>
-      </w:r>
-    </w:p>
-    <w:p>
-      <w:pPr>
-        <w:shd w:fill="ffffff" w:val="clear"/>
-        <w:spacing w:line="291.4285714285714" w:lineRule="auto"/>
-        <w:rPr>
-          <w:color w:val="444f5c"/>
-          <w:sz w:val="21"/>
-          <w:szCs w:val="21"/>
-        </w:rPr>
-      </w:pPr>
-      <w:r>
-        <w:rPr>
-          <w:color w:val="444f5c"/>
-          <w:sz w:val="21"/>
-          <w:szCs w:val="21"/>
-          <w:rtl w:val="0"/>
-        </w:rPr>
-        <w:t xml:space="preserve">Oct 5 2026 11:49 AM</w:t>
-      </w:r>
-    </w:p>
-    <w:p>
-      <w:pPr>
-        <w:shd w:fill="ffffff" w:val="clear"/>
-        <w:spacing w:line="291.4285714285714" w:lineRule="auto"/>
-        <w:rPr>
-          <w:color w:val="161616"/>
-          <w:sz w:val="21"/>
-          <w:szCs w:val="21"/>
-        </w:rPr>
-      </w:pPr>
-      <w:r>
-        <w:rPr>
-          <w:color w:val="161616"/>
-          <w:sz w:val="21"/>
-          <w:szCs w:val="21"/>
-          <w:rtl w:val="0"/>
-        </w:rPr>
-        <w:t xml:space="preserve">Did you send it via email</w:t>
-      </w:r>
-    </w:p>
-    <w:p>
-      <w:pPr>
-        <w:shd w:fill="f4f5f6" w:val="clear"/>
-        <w:spacing w:line="291.4285714285714" w:lineRule="auto"/>
-        <w:rPr>
-          <w:color w:val="444f5c"/>
-          <w:sz w:val="21"/>
-          <w:szCs w:val="21"/>
-        </w:rPr>
-      </w:pPr>
-      <w:r>
-        <w:rPr>
-          <w:color w:val="444f5c"/>
-          <w:sz w:val="21"/>
-          <w:szCs w:val="21"/>
-          <w:rtl w:val="0"/>
-        </w:rPr>
-        <w:t xml:space="preserve">Reply</w:t>
+        <w:t xml:space="preserve">Oct 6 2026 1:01 PM</w:t>
+      </w:r>
+    </w:p>
+    <w:p>
+      <w:pPr>
+        <w:shd w:fill="ffffff" w:val="clear"/>
+        <w:spacing w:line="291.4285714285714" w:lineRule="auto"/>
+        <w:rPr>
+          <w:color w:val="161616"/>
+          <w:sz w:val="21"/>
+          <w:szCs w:val="21"/>
+        </w:rPr>
+      </w:pPr>
+      <w:r>
+        <w:rPr>
+          <w:color w:val="161616"/>
+          <w:sz w:val="21"/>
+          <w:szCs w:val="21"/>
+          <w:rtl w:val="0"/>
+        </w:rPr>
+        <w:t xml:space="preserve">Hey, just wanted to check in. Are you going to be trading in a vehicle?</w:t>
       </w:r>
     </w:p>
     <w:p>
@@ -5045,231 +4589,231 @@
           <w:szCs w:val="21"/>
           <w:rtl w:val="0"/>
         </w:rPr>
-        <w:t xml:space="preserve">Oct 5 2026 9:33 AM</w:t>
-      </w:r>
-    </w:p>
-    <w:p>
-      <w:pPr>
-        <w:shd w:fill="ffffff" w:val="clear"/>
-        <w:spacing w:line="291.4285714285714" w:lineRule="auto"/>
-        <w:rPr>
-          <w:color w:val="161616"/>
-          <w:sz w:val="21"/>
-          <w:szCs w:val="21"/>
-        </w:rPr>
-      </w:pPr>
-      <w:r>
-        <w:rPr>
-          <w:color w:val="161616"/>
-          <w:sz w:val="21"/>
-          <w:szCs w:val="21"/>
-          <w:rtl w:val="0"/>
-        </w:rPr>
-        <w:t xml:space="preserve">Good morning Harry,</w:t>
-      </w:r>
-    </w:p>
-    <w:p>
-      <w:pPr>
-        <w:shd w:fill="ffffff" w:val="clear"/>
-        <w:spacing w:line="291.4285714285714" w:lineRule="auto"/>
-        <w:rPr>
-          <w:color w:val="161616"/>
-          <w:sz w:val="21"/>
-          <w:szCs w:val="21"/>
-        </w:rPr>
-      </w:pPr>
-      <w:r>
-        <w:rPr>
-          <w:rtl w:val="0"/>
-        </w:rPr>
-      </w:r>
-    </w:p>
-    <w:p>
-      <w:pPr>
-        <w:shd w:fill="ffffff" w:val="clear"/>
-        <w:spacing w:line="291.4285714285714" w:lineRule="auto"/>
-        <w:rPr>
-          <w:color w:val="161616"/>
-          <w:sz w:val="21"/>
-          <w:szCs w:val="21"/>
-        </w:rPr>
-      </w:pPr>
-      <w:r>
-        <w:rPr>
-          <w:rtl w:val="0"/>
-        </w:rPr>
-      </w:r>
-    </w:p>
-    <w:p>
-      <w:pPr>
-        <w:shd w:fill="ffffff" w:val="clear"/>
-        <w:spacing w:line="291.4285714285714" w:lineRule="auto"/>
-        <w:rPr>
-          <w:color w:val="161616"/>
-          <w:sz w:val="21"/>
-          <w:szCs w:val="21"/>
-        </w:rPr>
-      </w:pPr>
-      <w:r>
-        <w:rPr>
-          <w:rtl w:val="0"/>
-        </w:rPr>
-      </w:r>
-    </w:p>
-    <w:p>
-      <w:pPr>
-        <w:shd w:fill="ffffff" w:val="clear"/>
-        <w:spacing w:line="291.4285714285714" w:lineRule="auto"/>
-        <w:rPr>
-          <w:color w:val="161616"/>
-          <w:sz w:val="21"/>
-          <w:szCs w:val="21"/>
-        </w:rPr>
-      </w:pPr>
-      <w:r>
-        <w:rPr>
-          <w:color w:val="161616"/>
-          <w:sz w:val="21"/>
-          <w:szCs w:val="21"/>
-          <w:rtl w:val="0"/>
-        </w:rPr>
-        <w:t xml:space="preserve">Thank you for submitting your request on the Honda Cr-v.</w:t>
-      </w:r>
-    </w:p>
-    <w:p>
-      <w:pPr>
-        <w:shd w:fill="ffffff" w:val="clear"/>
-        <w:spacing w:line="291.4285714285714" w:lineRule="auto"/>
-        <w:rPr>
-          <w:color w:val="161616"/>
-          <w:sz w:val="21"/>
-          <w:szCs w:val="21"/>
-        </w:rPr>
-      </w:pPr>
-      <w:r>
-        <w:rPr>
-          <w:rtl w:val="0"/>
-        </w:rPr>
-      </w:r>
-    </w:p>
-    <w:p>
-      <w:pPr>
-        <w:shd w:fill="ffffff" w:val="clear"/>
-        <w:spacing w:line="291.4285714285714" w:lineRule="auto"/>
-        <w:rPr>
-          <w:color w:val="161616"/>
-          <w:sz w:val="21"/>
-          <w:szCs w:val="21"/>
-        </w:rPr>
-      </w:pPr>
-      <w:r>
-        <w:rPr>
-          <w:rtl w:val="0"/>
-        </w:rPr>
-      </w:r>
-    </w:p>
-    <w:p>
-      <w:pPr>
-        <w:shd w:fill="ffffff" w:val="clear"/>
-        <w:spacing w:line="291.4285714285714" w:lineRule="auto"/>
-        <w:rPr>
-          <w:color w:val="161616"/>
-          <w:sz w:val="21"/>
-          <w:szCs w:val="21"/>
-        </w:rPr>
-      </w:pPr>
-      <w:r>
-        <w:rPr>
-          <w:rtl w:val="0"/>
-        </w:rPr>
-      </w:r>
-    </w:p>
-    <w:p>
-      <w:pPr>
-        <w:shd w:fill="ffffff" w:val="clear"/>
-        <w:spacing w:line="291.4285714285714" w:lineRule="auto"/>
-        <w:rPr>
-          <w:color w:val="161616"/>
-          <w:sz w:val="21"/>
-          <w:szCs w:val="21"/>
-        </w:rPr>
-      </w:pPr>
-      <w:r>
-        <w:rPr>
-          <w:color w:val="161616"/>
-          <w:sz w:val="21"/>
-          <w:szCs w:val="21"/>
-          <w:rtl w:val="0"/>
-        </w:rPr>
-        <w:t xml:space="preserve">We would like to text you, are we able to text you with more information? If you don't want to text, we can continue through email and phone.</w:t>
-      </w:r>
-    </w:p>
-    <w:p>
-      <w:pPr>
-        <w:shd w:fill="ffffff" w:val="clear"/>
-        <w:spacing w:line="291.4285714285714" w:lineRule="auto"/>
-        <w:rPr>
-          <w:color w:val="161616"/>
-          <w:sz w:val="21"/>
-          <w:szCs w:val="21"/>
-        </w:rPr>
-      </w:pPr>
-      <w:r>
-        <w:rPr>
-          <w:rtl w:val="0"/>
-        </w:rPr>
-      </w:r>
-    </w:p>
-    <w:p>
-      <w:pPr>
-        <w:shd w:fill="ffffff" w:val="clear"/>
-        <w:spacing w:line="291.4285714285714" w:lineRule="auto"/>
-        <w:rPr>
-          <w:color w:val="161616"/>
-          <w:sz w:val="21"/>
-          <w:szCs w:val="21"/>
-        </w:rPr>
-      </w:pPr>
-      <w:r>
-        <w:rPr>
-          <w:rtl w:val="0"/>
-        </w:rPr>
-      </w:r>
-    </w:p>
-    <w:p>
-      <w:pPr>
-        <w:shd w:fill="ffffff" w:val="clear"/>
-        <w:spacing w:line="291.4285714285714" w:lineRule="auto"/>
-        <w:rPr>
-          <w:color w:val="161616"/>
-          <w:sz w:val="21"/>
-          <w:szCs w:val="21"/>
-        </w:rPr>
-      </w:pPr>
-      <w:r>
-        <w:rPr>
-          <w:rtl w:val="0"/>
-        </w:rPr>
-      </w:r>
-    </w:p>
-    <w:p>
-      <w:pPr>
-        <w:shd w:fill="ffffff" w:val="clear"/>
-        <w:spacing w:line="291.4285714285714" w:lineRule="auto"/>
-        <w:rPr>
-          <w:color w:val="161616"/>
-          <w:sz w:val="21"/>
-          <w:szCs w:val="21"/>
-        </w:rPr>
-      </w:pPr>
-      <w:r>
-        <w:rPr>
-          <w:color w:val="161616"/>
-          <w:sz w:val="21"/>
-          <w:szCs w:val="21"/>
-          <w:rtl w:val="0"/>
-        </w:rPr>
-        <w:t xml:space="preserve">Best regards and have a good morning,</w:t>
+        <w:t xml:space="preserve">Oct 6 2026 10:00 AM</w:t>
+      </w:r>
+    </w:p>
+    <w:p>
+      <w:pPr>
+        <w:shd w:fill="ffffff" w:val="clear"/>
+        <w:spacing w:line="291.4285714285714" w:lineRule="auto"/>
+        <w:rPr>
+          <w:color w:val="161616"/>
+          <w:sz w:val="21"/>
+          <w:szCs w:val="21"/>
+        </w:rPr>
+      </w:pPr>
+      <w:r>
+        <w:rPr>
+          <w:color w:val="161616"/>
+          <w:sz w:val="21"/>
+          <w:szCs w:val="21"/>
+          <w:rtl w:val="0"/>
+        </w:rPr>
+        <w:t xml:space="preserve">Good morning,</w:t>
+      </w:r>
+    </w:p>
+    <w:p>
+      <w:pPr>
+        <w:shd w:fill="ffffff" w:val="clear"/>
+        <w:spacing w:line="291.4285714285714" w:lineRule="auto"/>
+        <w:rPr>
+          <w:color w:val="161616"/>
+          <w:sz w:val="21"/>
+          <w:szCs w:val="21"/>
+        </w:rPr>
+      </w:pPr>
+      <w:r>
+        <w:rPr>
+          <w:rtl w:val="0"/>
+        </w:rPr>
+      </w:r>
+    </w:p>
+    <w:p>
+      <w:pPr>
+        <w:shd w:fill="ffffff" w:val="clear"/>
+        <w:spacing w:line="291.4285714285714" w:lineRule="auto"/>
+        <w:rPr>
+          <w:color w:val="161616"/>
+          <w:sz w:val="21"/>
+          <w:szCs w:val="21"/>
+        </w:rPr>
+      </w:pPr>
+      <w:r>
+        <w:rPr>
+          <w:rtl w:val="0"/>
+        </w:rPr>
+      </w:r>
+    </w:p>
+    <w:p>
+      <w:pPr>
+        <w:shd w:fill="ffffff" w:val="clear"/>
+        <w:spacing w:line="291.4285714285714" w:lineRule="auto"/>
+        <w:rPr>
+          <w:color w:val="161616"/>
+          <w:sz w:val="21"/>
+          <w:szCs w:val="21"/>
+        </w:rPr>
+      </w:pPr>
+      <w:r>
+        <w:rPr>
+          <w:rtl w:val="0"/>
+        </w:rPr>
+      </w:r>
+    </w:p>
+    <w:p>
+      <w:pPr>
+        <w:shd w:fill="ffffff" w:val="clear"/>
+        <w:spacing w:line="291.4285714285714" w:lineRule="auto"/>
+        <w:rPr>
+          <w:color w:val="161616"/>
+          <w:sz w:val="21"/>
+          <w:szCs w:val="21"/>
+        </w:rPr>
+      </w:pPr>
+      <w:r>
+        <w:rPr>
+          <w:color w:val="161616"/>
+          <w:sz w:val="21"/>
+          <w:szCs w:val="21"/>
+          <w:rtl w:val="0"/>
+        </w:rPr>
+        <w:t xml:space="preserve">I wanted to check in with you again about your recent online request.</w:t>
+      </w:r>
+    </w:p>
+    <w:p>
+      <w:pPr>
+        <w:shd w:fill="ffffff" w:val="clear"/>
+        <w:spacing w:line="291.4285714285714" w:lineRule="auto"/>
+        <w:rPr>
+          <w:color w:val="161616"/>
+          <w:sz w:val="21"/>
+          <w:szCs w:val="21"/>
+        </w:rPr>
+      </w:pPr>
+      <w:r>
+        <w:rPr>
+          <w:rtl w:val="0"/>
+        </w:rPr>
+      </w:r>
+    </w:p>
+    <w:p>
+      <w:pPr>
+        <w:shd w:fill="ffffff" w:val="clear"/>
+        <w:spacing w:line="291.4285714285714" w:lineRule="auto"/>
+        <w:rPr>
+          <w:color w:val="161616"/>
+          <w:sz w:val="21"/>
+          <w:szCs w:val="21"/>
+        </w:rPr>
+      </w:pPr>
+      <w:r>
+        <w:rPr>
+          <w:rtl w:val="0"/>
+        </w:rPr>
+      </w:r>
+    </w:p>
+    <w:p>
+      <w:pPr>
+        <w:shd w:fill="ffffff" w:val="clear"/>
+        <w:spacing w:line="291.4285714285714" w:lineRule="auto"/>
+        <w:rPr>
+          <w:color w:val="161616"/>
+          <w:sz w:val="21"/>
+          <w:szCs w:val="21"/>
+        </w:rPr>
+      </w:pPr>
+      <w:r>
+        <w:rPr>
+          <w:rtl w:val="0"/>
+        </w:rPr>
+      </w:r>
+    </w:p>
+    <w:p>
+      <w:pPr>
+        <w:shd w:fill="ffffff" w:val="clear"/>
+        <w:spacing w:line="291.4285714285714" w:lineRule="auto"/>
+        <w:rPr>
+          <w:color w:val="161616"/>
+          <w:sz w:val="21"/>
+          <w:szCs w:val="21"/>
+        </w:rPr>
+      </w:pPr>
+      <w:r>
+        <w:rPr>
+          <w:color w:val="161616"/>
+          <w:sz w:val="21"/>
+          <w:szCs w:val="21"/>
+          <w:rtl w:val="0"/>
+        </w:rPr>
+        <w:t xml:space="preserve">There are a few ways we can reach out to you: text message, phone call, and email. What is the most convenient way?</w:t>
+      </w:r>
+    </w:p>
+    <w:p>
+      <w:pPr>
+        <w:shd w:fill="ffffff" w:val="clear"/>
+        <w:spacing w:line="291.4285714285714" w:lineRule="auto"/>
+        <w:rPr>
+          <w:color w:val="161616"/>
+          <w:sz w:val="21"/>
+          <w:szCs w:val="21"/>
+        </w:rPr>
+      </w:pPr>
+      <w:r>
+        <w:rPr>
+          <w:rtl w:val="0"/>
+        </w:rPr>
+      </w:r>
+    </w:p>
+    <w:p>
+      <w:pPr>
+        <w:shd w:fill="ffffff" w:val="clear"/>
+        <w:spacing w:line="291.4285714285714" w:lineRule="auto"/>
+        <w:rPr>
+          <w:color w:val="161616"/>
+          <w:sz w:val="21"/>
+          <w:szCs w:val="21"/>
+        </w:rPr>
+      </w:pPr>
+      <w:r>
+        <w:rPr>
+          <w:rtl w:val="0"/>
+        </w:rPr>
+      </w:r>
+    </w:p>
+    <w:p>
+      <w:pPr>
+        <w:shd w:fill="ffffff" w:val="clear"/>
+        <w:spacing w:line="291.4285714285714" w:lineRule="auto"/>
+        <w:rPr>
+          <w:color w:val="161616"/>
+          <w:sz w:val="21"/>
+          <w:szCs w:val="21"/>
+        </w:rPr>
+      </w:pPr>
+      <w:r>
+        <w:rPr>
+          <w:rtl w:val="0"/>
+        </w:rPr>
+      </w:r>
+    </w:p>
+    <w:p>
+      <w:pPr>
+        <w:shd w:fill="ffffff" w:val="clear"/>
+        <w:spacing w:line="291.4285714285714" w:lineRule="auto"/>
+        <w:rPr>
+          <w:color w:val="161616"/>
+          <w:sz w:val="21"/>
+          <w:szCs w:val="21"/>
+        </w:rPr>
+      </w:pPr>
+      <w:r>
+        <w:rPr>
+          <w:color w:val="161616"/>
+          <w:sz w:val="21"/>
+          <w:szCs w:val="21"/>
+          <w:rtl w:val="0"/>
+        </w:rPr>
+        <w:t xml:space="preserve">Thank you and I hope you have a wonderful morning,</w:t>
       </w:r>
     </w:p>
     <w:p>
@@ -5770,6 +5314,186 @@
           <w:szCs w:val="21"/>
           <w:rtl w:val="0"/>
         </w:rPr>
+        <w:t xml:space="preserve">Engaged Lead Follow Up</w:t>
+      </w:r>
+    </w:p>
+    <w:p>
+      <w:pPr>
+        <w:shd w:fill="ffffff" w:val="clear"/>
+        <w:spacing w:line="291.4285714285714" w:lineRule="auto"/>
+        <w:rPr>
+          <w:color w:val="444f5c"/>
+          <w:sz w:val="21"/>
+          <w:szCs w:val="21"/>
+        </w:rPr>
+      </w:pPr>
+      <w:r>
+        <w:rPr>
+          <w:color w:val="444f5c"/>
+          <w:sz w:val="21"/>
+          <w:szCs w:val="21"/>
+          <w:rtl w:val="0"/>
+        </w:rPr>
+        <w:t xml:space="preserve">System</w:t>
+      </w:r>
+    </w:p>
+    <w:p>
+      <w:pPr>
+        <w:shd w:fill="ffffff" w:val="clear"/>
+        <w:spacing w:line="291.4285714285714" w:lineRule="auto"/>
+        <w:rPr>
+          <w:color w:val="444f5c"/>
+          <w:sz w:val="21"/>
+          <w:szCs w:val="21"/>
+        </w:rPr>
+      </w:pPr>
+      <w:r>
+        <w:rPr>
+          <w:color w:val="444f5c"/>
+          <w:sz w:val="21"/>
+          <w:szCs w:val="21"/>
+          <w:rtl w:val="0"/>
+        </w:rPr>
+        <w:t xml:space="preserve">Oct 6 2026 9:11 AM</w:t>
+      </w:r>
+    </w:p>
+    <w:p>
+      <w:pPr>
+        <w:shd w:fill="ffffff" w:val="clear"/>
+        <w:spacing w:line="291.4285714285714" w:lineRule="auto"/>
+        <w:rPr>
+          <w:color w:val="444f5c"/>
+          <w:sz w:val="21"/>
+          <w:szCs w:val="21"/>
+        </w:rPr>
+      </w:pPr>
+      <w:r>
+        <w:rPr>
+          <w:color w:val="444f5c"/>
+          <w:sz w:val="21"/>
+          <w:szCs w:val="21"/>
+          <w:rtl w:val="0"/>
+        </w:rPr>
+        <w:t xml:space="preserve">Lead is in the Engaged Stage, follow up with lead or reschedule this follow up task.</w:t>
+      </w:r>
+    </w:p>
+    <w:p>
+      <w:pPr>
+        <w:shd w:fill="ffffff" w:val="clear"/>
+        <w:spacing w:line="291.4285714285714" w:lineRule="auto"/>
+        <w:rPr>
+          <w:color w:val="444f5c"/>
+          <w:sz w:val="21"/>
+          <w:szCs w:val="21"/>
+        </w:rPr>
+      </w:pPr>
+      <w:r>
+        <w:rPr>
+          <w:color w:val="444f5c"/>
+          <w:sz w:val="21"/>
+          <w:szCs w:val="21"/>
+          <w:rtl w:val="0"/>
+        </w:rPr>
+        <w:t xml:space="preserve">High</w:t>
+      </w:r>
+    </w:p>
+    <w:p>
+      <w:pPr>
+        <w:shd w:fill="ffffff" w:val="clear"/>
+        <w:spacing w:line="291.4285714285714" w:lineRule="auto"/>
+        <w:rPr>
+          <w:color w:val="161616"/>
+          <w:sz w:val="21"/>
+          <w:szCs w:val="21"/>
+        </w:rPr>
+      </w:pPr>
+      <w:r>
+        <w:rPr>
+          <w:color w:val="161616"/>
+          <w:sz w:val="21"/>
+          <w:szCs w:val="21"/>
+          <w:rtl w:val="0"/>
+        </w:rPr>
+        <w:t xml:space="preserve">Last Tuesday</w:t>
+      </w:r>
+    </w:p>
+    <w:p>
+      <w:pPr>
+        <w:shd w:fill="ffffff" w:val="clear"/>
+        <w:spacing w:line="291.4285714285714" w:lineRule="auto"/>
+        <w:rPr>
+          <w:color w:val="161616"/>
+          <w:sz w:val="21"/>
+          <w:szCs w:val="21"/>
+        </w:rPr>
+      </w:pPr>
+      <w:r>
+        <w:rPr>
+          <w:color w:val="161616"/>
+          <w:sz w:val="21"/>
+          <w:szCs w:val="21"/>
+          <w:rtl w:val="0"/>
+        </w:rPr>
+        <w:t xml:space="preserve">Done</w:t>
+      </w:r>
+    </w:p>
+    <w:p>
+      <w:pPr>
+        <w:shd w:fill="ffffff" w:val="clear"/>
+        <w:spacing w:line="291.4285714285714" w:lineRule="auto"/>
+        <w:rPr>
+          <w:color w:val="969aa3"/>
+          <w:sz w:val="21"/>
+          <w:szCs w:val="21"/>
+        </w:rPr>
+      </w:pPr>
+      <w:r>
+        <w:rPr>
+          <w:color w:val="969aa3"/>
+          <w:sz w:val="21"/>
+          <w:szCs w:val="21"/>
+          <w:rtl w:val="0"/>
+        </w:rPr>
+        <w:t xml:space="preserve">Assigned To:</w:t>
+      </w:r>
+    </w:p>
+    <w:p>
+      <w:pPr>
+        <w:shd w:fill="ffffff" w:val="clear"/>
+        <w:spacing w:line="291.4285714285714" w:lineRule="auto"/>
+        <w:rPr>
+          <w:color w:val="444f5c"/>
+          <w:sz w:val="21"/>
+          <w:szCs w:val="21"/>
+        </w:rPr>
+      </w:pPr>
+      <w:r>
+        <w:rPr>
+          <w:color w:val="444f5c"/>
+          <w:sz w:val="21"/>
+          <w:szCs w:val="21"/>
+          <w:rtl w:val="0"/>
+        </w:rPr>
+        <w:t xml:space="preserve">Mark Armstrong</w:t>
+      </w:r>
+    </w:p>
+    <w:p>
+      <w:pPr>
+        <w:shd w:fill="ffffff" w:val="clear"/>
+        <w:spacing w:line="291.4285714285714" w:lineRule="auto"/>
+        <w:rPr>
+          <w:color w:val="161616"/>
+          <w:sz w:val="21"/>
+          <w:szCs w:val="21"/>
+        </w:rPr>
+      </w:pPr>
+      <w:r>
+        <w:rPr>
+          <w:color w:val="161616"/>
+          <w:sz w:val="21"/>
+          <w:szCs w:val="21"/>
+          <w:rtl w:val="0"/>
+        </w:rPr>
         <w:t xml:space="preserve">Text Sent</w:t>
       </w:r>
     </w:p>
@@ -5810,47 +5534,47 @@
           <w:szCs w:val="21"/>
           <w:rtl w:val="0"/>
         </w:rPr>
-        <w:t xml:space="preserve">Oct 5 2026 9:26 AM</w:t>
-      </w:r>
-    </w:p>
-    <w:p>
-      <w:pPr>
-        <w:shd w:fill="ffffff" w:val="clear"/>
-        <w:spacing w:line="291.4285714285714" w:lineRule="auto"/>
-        <w:rPr>
-          <w:color w:val="161616"/>
-          <w:sz w:val="21"/>
-          <w:szCs w:val="21"/>
-        </w:rPr>
-      </w:pPr>
-      <w:r>
-        <w:rPr>
-          <w:color w:val="161616"/>
-          <w:sz w:val="21"/>
-          <w:szCs w:val="21"/>
-          <w:rtl w:val="0"/>
-        </w:rPr>
-        <w:t xml:space="preserve">Just sent it over, let me know when you get it</w:t>
-      </w:r>
-    </w:p>
-    <w:p>
-      <w:pPr>
-        <w:shd w:fill="ffffff" w:val="clear"/>
-        <w:spacing w:line="291.4285714285714" w:lineRule="auto"/>
-        <w:rPr>
-          <w:color w:val="161616"/>
-          <w:sz w:val="21"/>
-          <w:szCs w:val="21"/>
-        </w:rPr>
-      </w:pPr>
-      <w:r>
-        <w:rPr>
-          <w:color w:val="161616"/>
-          <w:sz w:val="21"/>
-          <w:szCs w:val="21"/>
-          <w:rtl w:val="0"/>
-        </w:rPr>
-        <w:t xml:space="preserve">Email Sent</w:t>
+        <w:t xml:space="preserve">Oct 5 2026 2:50 PM</w:t>
+      </w:r>
+    </w:p>
+    <w:p>
+      <w:pPr>
+        <w:shd w:fill="ffffff" w:val="clear"/>
+        <w:spacing w:line="291.4285714285714" w:lineRule="auto"/>
+        <w:rPr>
+          <w:color w:val="161616"/>
+          <w:sz w:val="21"/>
+          <w:szCs w:val="21"/>
+        </w:rPr>
+      </w:pPr>
+      <w:r>
+        <w:rPr>
+          <w:color w:val="161616"/>
+          <w:sz w:val="21"/>
+          <w:szCs w:val="21"/>
+          <w:rtl w:val="0"/>
+        </w:rPr>
+        <w:t xml:space="preserve">The EX-L I sent you also has a larger Dealership discount than is advertised. The actual price is $36,249</w:t>
+      </w:r>
+    </w:p>
+    <w:p>
+      <w:pPr>
+        <w:shd w:fill="ffffff" w:val="clear"/>
+        <w:spacing w:line="291.4285714285714" w:lineRule="auto"/>
+        <w:rPr>
+          <w:color w:val="161616"/>
+          <w:sz w:val="21"/>
+          <w:szCs w:val="21"/>
+        </w:rPr>
+      </w:pPr>
+      <w:r>
+        <w:rPr>
+          <w:color w:val="161616"/>
+          <w:sz w:val="21"/>
+          <w:szCs w:val="21"/>
+          <w:rtl w:val="0"/>
+        </w:rPr>
+        <w:t xml:space="preserve">Text Sent</w:t>
       </w:r>
     </w:p>
     <w:p>
@@ -5890,26 +5614,2011 @@
           <w:szCs w:val="21"/>
           <w:rtl w:val="0"/>
         </w:rPr>
-        <w:t xml:space="preserve">Oct 5 2026 9:26 AM</w:t>
-      </w:r>
-    </w:p>
-    <w:p>
-      <w:pPr>
-        <w:shd w:fill="ffffff" w:val="clear"/>
-        <w:spacing w:line="3060" w:lineRule="auto"/>
-        <w:rPr>
-          <w:color w:val="444f5c"/>
+        <w:t xml:space="preserve">Oct 5 2026 2:48 PM</w:t>
+      </w:r>
+    </w:p>
+    <w:p>
+      <w:pPr>
+        <w:shd w:fill="ffffff" w:val="clear"/>
+        <w:spacing w:line="291.4285714285714" w:lineRule="auto"/>
+        <w:rPr>
+          <w:color w:val="161616"/>
+          <w:sz w:val="21"/>
+          <w:szCs w:val="21"/>
+        </w:rPr>
+      </w:pPr>
+      <w:r>
+        <w:rPr>
+          <w:color w:val="161616"/>
+          <w:sz w:val="21"/>
+          <w:szCs w:val="21"/>
+          <w:rtl w:val="0"/>
+        </w:rPr>
+        <w:t xml:space="preserve">Selling price for the LX is $32,769</w:t>
+      </w:r>
+    </w:p>
+    <w:p>
+      <w:pPr>
+        <w:shd w:fill="ffffff" w:val="clear"/>
+        <w:spacing w:line="291.4285714285714" w:lineRule="auto"/>
+        <w:rPr>
+          <w:color w:val="161616"/>
+          <w:sz w:val="21"/>
+          <w:szCs w:val="21"/>
+        </w:rPr>
+      </w:pPr>
+      <w:r>
+        <w:rPr>
+          <w:color w:val="161616"/>
+          <w:sz w:val="21"/>
+          <w:szCs w:val="21"/>
+          <w:rtl w:val="0"/>
+        </w:rPr>
+        <w:t xml:space="preserve">Text Received</w:t>
+      </w:r>
+    </w:p>
+    <w:p>
+      <w:pPr>
+        <w:shd w:fill="ffffff" w:val="clear"/>
+        <w:spacing w:line="291.4285714285714" w:lineRule="auto"/>
+        <w:rPr>
+          <w:color w:val="444f5c"/>
+          <w:sz w:val="21"/>
+          <w:szCs w:val="21"/>
+        </w:rPr>
+      </w:pPr>
+      <w:r>
+        <w:rPr>
+          <w:color w:val="444f5c"/>
+          <w:sz w:val="21"/>
+          <w:szCs w:val="21"/>
+          <w:rtl w:val="0"/>
+        </w:rPr>
+        <w:t xml:space="preserve">Mark Armstrong</w:t>
+      </w:r>
+    </w:p>
+    <w:p>
+      <w:pPr>
+        <w:shd w:fill="ffffff" w:val="clear"/>
+        <w:spacing w:line="291.4285714285714" w:lineRule="auto"/>
+        <w:rPr>
+          <w:color w:val="444f5c"/>
+          <w:sz w:val="21"/>
+          <w:szCs w:val="21"/>
+        </w:rPr>
+      </w:pPr>
+      <w:r>
+        <w:rPr>
+          <w:color w:val="444f5c"/>
+          <w:sz w:val="21"/>
+          <w:szCs w:val="21"/>
+          <w:rtl w:val="0"/>
+        </w:rPr>
+        <w:t xml:space="preserve">Oct 5 2026 2:46 PM</w:t>
+      </w:r>
+    </w:p>
+    <w:p>
+      <w:pPr>
+        <w:shd w:fill="ffffff" w:val="clear"/>
+        <w:spacing w:line="291.4285714285714" w:lineRule="auto"/>
+        <w:rPr>
+          <w:color w:val="161616"/>
+          <w:sz w:val="21"/>
+          <w:szCs w:val="21"/>
+        </w:rPr>
+      </w:pPr>
+      <w:r>
+        <w:rPr>
+          <w:color w:val="161616"/>
+          <w:sz w:val="21"/>
+          <w:szCs w:val="21"/>
+          <w:rtl w:val="0"/>
+        </w:rPr>
+        <w:t xml:space="preserve">Trying to stay below or at 33000</w:t>
+      </w:r>
+    </w:p>
+    <w:p>
+      <w:pPr>
+        <w:shd w:fill="f4f5f6" w:val="clear"/>
+        <w:spacing w:line="291.4285714285714" w:lineRule="auto"/>
+        <w:rPr>
+          <w:color w:val="444f5c"/>
+          <w:sz w:val="21"/>
+          <w:szCs w:val="21"/>
+        </w:rPr>
+      </w:pPr>
+      <w:r>
+        <w:rPr>
+          <w:color w:val="444f5c"/>
+          <w:sz w:val="21"/>
+          <w:szCs w:val="21"/>
+          <w:rtl w:val="0"/>
+        </w:rPr>
+        <w:t xml:space="preserve">Reply</w:t>
+      </w:r>
+    </w:p>
+    <w:p>
+      <w:pPr>
+        <w:shd w:fill="ffffff" w:val="clear"/>
+        <w:spacing w:line="291.4285714285714" w:lineRule="auto"/>
+        <w:rPr>
+          <w:color w:val="161616"/>
+          <w:sz w:val="21"/>
+          <w:szCs w:val="21"/>
+        </w:rPr>
+      </w:pPr>
+      <w:r>
+        <w:rPr>
+          <w:color w:val="161616"/>
+          <w:sz w:val="21"/>
+          <w:szCs w:val="21"/>
+          <w:rtl w:val="0"/>
+        </w:rPr>
+        <w:t xml:space="preserve">Text Sent</w:t>
+      </w:r>
+    </w:p>
+    <w:p>
+      <w:pPr>
+        <w:shd w:fill="ffffff" w:val="clear"/>
+        <w:spacing w:line="291.4285714285714" w:lineRule="auto"/>
+        <w:rPr>
+          <w:color w:val="444f5c"/>
+          <w:sz w:val="21"/>
+          <w:szCs w:val="21"/>
+        </w:rPr>
+      </w:pPr>
+      <w:r>
+        <w:rPr>
+          <w:color w:val="444f5c"/>
+          <w:sz w:val="21"/>
+          <w:szCs w:val="21"/>
+          <w:rtl w:val="0"/>
+        </w:rPr>
+        <w:t xml:space="preserve">Mark Armstrong</w:t>
+      </w:r>
+    </w:p>
+    <w:p>
+      <w:pPr>
+        <w:shd w:fill="ffffff" w:val="clear"/>
+        <w:spacing w:line="291.4285714285714" w:lineRule="auto"/>
+        <w:rPr>
+          <w:color w:val="444f5c"/>
+          <w:sz w:val="21"/>
+          <w:szCs w:val="21"/>
+        </w:rPr>
+      </w:pPr>
+      <w:r>
+        <w:rPr>
+          <w:color w:val="444f5c"/>
+          <w:sz w:val="21"/>
+          <w:szCs w:val="21"/>
+          <w:rtl w:val="0"/>
+        </w:rPr>
+        <w:t xml:space="preserve">Oct 5 2026 2:45 PM</w:t>
+      </w:r>
+    </w:p>
+    <w:p>
+      <w:pPr>
+        <w:shd w:fill="ffffff" w:val="clear"/>
+        <w:spacing w:line="291.4285714285714" w:lineRule="auto"/>
+        <w:rPr>
+          <w:color w:val="161616"/>
+          <w:sz w:val="21"/>
+          <w:szCs w:val="21"/>
+        </w:rPr>
+      </w:pPr>
+      <w:r>
+        <w:rPr>
+          <w:color w:val="161616"/>
+          <w:sz w:val="21"/>
+          <w:szCs w:val="21"/>
+          <w:rtl w:val="0"/>
+        </w:rPr>
+        <w:t xml:space="preserve">What is your budget? We offer some incentives that reduce the price that I can share with you</w:t>
+      </w:r>
+    </w:p>
+    <w:p>
+      <w:pPr>
+        <w:shd w:fill="ffffff" w:val="clear"/>
+        <w:spacing w:line="291.4285714285714" w:lineRule="auto"/>
+        <w:rPr>
+          <w:color w:val="161616"/>
+          <w:sz w:val="21"/>
+          <w:szCs w:val="21"/>
+        </w:rPr>
+      </w:pPr>
+      <w:r>
+        <w:rPr>
+          <w:color w:val="161616"/>
+          <w:sz w:val="21"/>
+          <w:szCs w:val="21"/>
+          <w:rtl w:val="0"/>
+        </w:rPr>
+        <w:t xml:space="preserve">Text Received</w:t>
+      </w:r>
+    </w:p>
+    <w:p>
+      <w:pPr>
+        <w:shd w:fill="ffffff" w:val="clear"/>
+        <w:spacing w:line="291.4285714285714" w:lineRule="auto"/>
+        <w:rPr>
+          <w:color w:val="444f5c"/>
+          <w:sz w:val="21"/>
+          <w:szCs w:val="21"/>
+        </w:rPr>
+      </w:pPr>
+      <w:r>
+        <w:rPr>
+          <w:color w:val="444f5c"/>
+          <w:sz w:val="21"/>
+          <w:szCs w:val="21"/>
+          <w:rtl w:val="0"/>
+        </w:rPr>
+        <w:t xml:space="preserve">Mark Armstrong</w:t>
+      </w:r>
+    </w:p>
+    <w:p>
+      <w:pPr>
+        <w:shd w:fill="ffffff" w:val="clear"/>
+        <w:spacing w:line="291.4285714285714" w:lineRule="auto"/>
+        <w:rPr>
+          <w:color w:val="444f5c"/>
+          <w:sz w:val="21"/>
+          <w:szCs w:val="21"/>
+        </w:rPr>
+      </w:pPr>
+      <w:r>
+        <w:rPr>
+          <w:color w:val="444f5c"/>
+          <w:sz w:val="21"/>
+          <w:szCs w:val="21"/>
+          <w:rtl w:val="0"/>
+        </w:rPr>
+        <w:t xml:space="preserve">Oct 5 2026 2:43 PM</w:t>
+      </w:r>
+    </w:p>
+    <w:p>
+      <w:pPr>
+        <w:shd w:fill="ffffff" w:val="clear"/>
+        <w:spacing w:line="291.4285714285714" w:lineRule="auto"/>
+        <w:rPr>
+          <w:color w:val="161616"/>
+          <w:sz w:val="21"/>
+          <w:szCs w:val="21"/>
+        </w:rPr>
+      </w:pPr>
+      <w:r>
+        <w:rPr>
+          <w:color w:val="161616"/>
+          <w:sz w:val="21"/>
+          <w:szCs w:val="21"/>
+          <w:rtl w:val="0"/>
+        </w:rPr>
+        <w:t xml:space="preserve">More than I want to spend</w:t>
+      </w:r>
+    </w:p>
+    <w:p>
+      <w:pPr>
+        <w:shd w:fill="f4f5f6" w:val="clear"/>
+        <w:spacing w:line="291.4285714285714" w:lineRule="auto"/>
+        <w:rPr>
+          <w:color w:val="444f5c"/>
+          <w:sz w:val="21"/>
+          <w:szCs w:val="21"/>
+        </w:rPr>
+      </w:pPr>
+      <w:r>
+        <w:rPr>
+          <w:color w:val="444f5c"/>
+          <w:sz w:val="21"/>
+          <w:szCs w:val="21"/>
+          <w:rtl w:val="0"/>
+        </w:rPr>
+        <w:t xml:space="preserve">Reply</w:t>
+      </w:r>
+    </w:p>
+    <w:p>
+      <w:pPr>
+        <w:shd w:fill="ffffff" w:val="clear"/>
+        <w:spacing w:line="291.4285714285714" w:lineRule="auto"/>
+        <w:rPr>
+          <w:color w:val="161616"/>
+          <w:sz w:val="21"/>
+          <w:szCs w:val="21"/>
+        </w:rPr>
+      </w:pPr>
+      <w:r>
+        <w:rPr>
+          <w:color w:val="161616"/>
+          <w:sz w:val="21"/>
+          <w:szCs w:val="21"/>
+          <w:rtl w:val="0"/>
+        </w:rPr>
+        <w:t xml:space="preserve">Text Sent</w:t>
+      </w:r>
+    </w:p>
+    <w:p>
+      <w:pPr>
+        <w:shd w:fill="ffffff" w:val="clear"/>
+        <w:spacing w:line="291.4285714285714" w:lineRule="auto"/>
+        <w:rPr>
+          <w:color w:val="444f5c"/>
+          <w:sz w:val="21"/>
+          <w:szCs w:val="21"/>
+        </w:rPr>
+      </w:pPr>
+      <w:r>
+        <w:rPr>
+          <w:color w:val="444f5c"/>
+          <w:sz w:val="21"/>
+          <w:szCs w:val="21"/>
+          <w:rtl w:val="0"/>
+        </w:rPr>
+        <w:t xml:space="preserve">Mark Armstrong</w:t>
+      </w:r>
+    </w:p>
+    <w:p>
+      <w:pPr>
+        <w:shd w:fill="ffffff" w:val="clear"/>
+        <w:spacing w:line="291.4285714285714" w:lineRule="auto"/>
+        <w:rPr>
+          <w:color w:val="444f5c"/>
+          <w:sz w:val="21"/>
+          <w:szCs w:val="21"/>
+        </w:rPr>
+      </w:pPr>
+      <w:r>
+        <w:rPr>
+          <w:color w:val="444f5c"/>
+          <w:sz w:val="21"/>
+          <w:szCs w:val="21"/>
+          <w:rtl w:val="0"/>
+        </w:rPr>
+        <w:t xml:space="preserve">Oct 5 2026 12:00 PM</w:t>
+      </w:r>
+    </w:p>
+    <w:p>
+      <w:pPr>
+        <w:shd w:fill="ffffff" w:val="clear"/>
+        <w:spacing w:line="291.4285714285714" w:lineRule="auto"/>
+        <w:rPr>
+          <w:color w:val="161616"/>
+          <w:sz w:val="21"/>
+          <w:szCs w:val="21"/>
+        </w:rPr>
+      </w:pPr>
+      <w:r>
+        <w:rPr>
+          <w:color w:val="161616"/>
+          <w:sz w:val="21"/>
+          <w:szCs w:val="21"/>
+          <w:rtl w:val="0"/>
+        </w:rPr>
+        <w:t xml:space="preserve">https://www.joycekoonshonda.com/vehicle/New/2027/Honda/CR-V/2HKRS4H76VH411634/</w:t>
+      </w:r>
+    </w:p>
+    <w:p>
+      <w:pPr>
+        <w:shd w:fill="ffffff" w:val="clear"/>
+        <w:spacing w:line="291.4285714285714" w:lineRule="auto"/>
+        <w:rPr>
+          <w:color w:val="161616"/>
+          <w:sz w:val="21"/>
+          <w:szCs w:val="21"/>
+        </w:rPr>
+      </w:pPr>
+      <w:r>
+        <w:rPr>
+          <w:color w:val="161616"/>
+          <w:sz w:val="21"/>
+          <w:szCs w:val="21"/>
+          <w:rtl w:val="0"/>
+        </w:rPr>
+        <w:t xml:space="preserve">Text Sent</w:t>
+      </w:r>
+    </w:p>
+    <w:p>
+      <w:pPr>
+        <w:shd w:fill="ffffff" w:val="clear"/>
+        <w:spacing w:line="291.4285714285714" w:lineRule="auto"/>
+        <w:rPr>
+          <w:color w:val="444f5c"/>
+          <w:sz w:val="21"/>
+          <w:szCs w:val="21"/>
+        </w:rPr>
+      </w:pPr>
+      <w:r>
+        <w:rPr>
+          <w:color w:val="444f5c"/>
+          <w:sz w:val="21"/>
+          <w:szCs w:val="21"/>
+          <w:rtl w:val="0"/>
+        </w:rPr>
+        <w:t xml:space="preserve">Mark Armstrong</w:t>
+      </w:r>
+    </w:p>
+    <w:p>
+      <w:pPr>
+        <w:shd w:fill="ffffff" w:val="clear"/>
+        <w:spacing w:line="291.4285714285714" w:lineRule="auto"/>
+        <w:rPr>
+          <w:color w:val="444f5c"/>
+          <w:sz w:val="21"/>
+          <w:szCs w:val="21"/>
+        </w:rPr>
+      </w:pPr>
+      <w:r>
+        <w:rPr>
+          <w:color w:val="444f5c"/>
+          <w:sz w:val="21"/>
+          <w:szCs w:val="21"/>
+          <w:rtl w:val="0"/>
+        </w:rPr>
+        <w:t xml:space="preserve">Oct 5 2026 12:00 PM</w:t>
+      </w:r>
+    </w:p>
+    <w:p>
+      <w:pPr>
+        <w:shd w:fill="ffffff" w:val="clear"/>
+        <w:spacing w:line="291.4285714285714" w:lineRule="auto"/>
+        <w:rPr>
+          <w:color w:val="161616"/>
+          <w:sz w:val="21"/>
+          <w:szCs w:val="21"/>
+        </w:rPr>
+      </w:pPr>
+      <w:r>
+        <w:rPr>
+          <w:color w:val="161616"/>
+          <w:sz w:val="21"/>
+          <w:szCs w:val="21"/>
+          <w:rtl w:val="0"/>
+        </w:rPr>
+        <w:t xml:space="preserve">We have one in transit that fits your criteria</w:t>
+      </w:r>
+    </w:p>
+    <w:p>
+      <w:pPr>
+        <w:shd w:fill="ffffff" w:val="clear"/>
+        <w:spacing w:line="291.4285714285714" w:lineRule="auto"/>
+        <w:rPr>
+          <w:color w:val="161616"/>
+          <w:sz w:val="21"/>
+          <w:szCs w:val="21"/>
+        </w:rPr>
+      </w:pPr>
+      <w:r>
+        <w:rPr>
+          <w:color w:val="161616"/>
+          <w:sz w:val="21"/>
+          <w:szCs w:val="21"/>
+          <w:rtl w:val="0"/>
+        </w:rPr>
+        <w:t xml:space="preserve">Text Sent</w:t>
+      </w:r>
+    </w:p>
+    <w:p>
+      <w:pPr>
+        <w:shd w:fill="ffffff" w:val="clear"/>
+        <w:spacing w:line="291.4285714285714" w:lineRule="auto"/>
+        <w:rPr>
+          <w:color w:val="444f5c"/>
+          <w:sz w:val="21"/>
+          <w:szCs w:val="21"/>
+        </w:rPr>
+      </w:pPr>
+      <w:r>
+        <w:rPr>
+          <w:color w:val="444f5c"/>
+          <w:sz w:val="21"/>
+          <w:szCs w:val="21"/>
+          <w:rtl w:val="0"/>
+        </w:rPr>
+        <w:t xml:space="preserve">Mark Armstrong</w:t>
+      </w:r>
+    </w:p>
+    <w:p>
+      <w:pPr>
+        <w:shd w:fill="ffffff" w:val="clear"/>
+        <w:spacing w:line="291.4285714285714" w:lineRule="auto"/>
+        <w:rPr>
+          <w:color w:val="444f5c"/>
+          <w:sz w:val="21"/>
+          <w:szCs w:val="21"/>
+        </w:rPr>
+      </w:pPr>
+      <w:r>
+        <w:rPr>
+          <w:color w:val="444f5c"/>
+          <w:sz w:val="21"/>
+          <w:szCs w:val="21"/>
+          <w:rtl w:val="0"/>
+        </w:rPr>
+        <w:t xml:space="preserve">Oct 5 2026 11:59 AM</w:t>
+      </w:r>
+    </w:p>
+    <w:p>
+      <w:pPr>
+        <w:shd w:fill="ffffff" w:val="clear"/>
+        <w:spacing w:line="291.4285714285714" w:lineRule="auto"/>
+        <w:rPr>
+          <w:color w:val="161616"/>
+          <w:sz w:val="21"/>
+          <w:szCs w:val="21"/>
+        </w:rPr>
+      </w:pPr>
+      <w:r>
+        <w:rPr>
+          <w:color w:val="161616"/>
+          <w:sz w:val="21"/>
+          <w:szCs w:val="21"/>
+          <w:rtl w:val="0"/>
+        </w:rPr>
+        <w:t xml:space="preserve">For black rims we will have to go up to the EX-L trim</w:t>
+      </w:r>
+    </w:p>
+    <w:p>
+      <w:pPr>
+        <w:shd w:fill="ffffff" w:val="clear"/>
+        <w:spacing w:line="291.4285714285714" w:lineRule="auto"/>
+        <w:rPr>
+          <w:color w:val="161616"/>
+          <w:sz w:val="21"/>
+          <w:szCs w:val="21"/>
+        </w:rPr>
+      </w:pPr>
+      <w:r>
+        <w:rPr>
+          <w:color w:val="161616"/>
+          <w:sz w:val="21"/>
+          <w:szCs w:val="21"/>
+          <w:rtl w:val="0"/>
+        </w:rPr>
+        <w:t xml:space="preserve">Text Received</w:t>
+      </w:r>
+    </w:p>
+    <w:p>
+      <w:pPr>
+        <w:shd w:fill="ffffff" w:val="clear"/>
+        <w:spacing w:line="291.4285714285714" w:lineRule="auto"/>
+        <w:rPr>
+          <w:color w:val="444f5c"/>
+          <w:sz w:val="21"/>
+          <w:szCs w:val="21"/>
+        </w:rPr>
+      </w:pPr>
+      <w:r>
+        <w:rPr>
+          <w:color w:val="444f5c"/>
+          <w:sz w:val="21"/>
+          <w:szCs w:val="21"/>
+          <w:rtl w:val="0"/>
+        </w:rPr>
+        <w:t xml:space="preserve">Mark Armstrong</w:t>
+      </w:r>
+    </w:p>
+    <w:p>
+      <w:pPr>
+        <w:shd w:fill="ffffff" w:val="clear"/>
+        <w:spacing w:line="291.4285714285714" w:lineRule="auto"/>
+        <w:rPr>
+          <w:color w:val="444f5c"/>
+          <w:sz w:val="21"/>
+          <w:szCs w:val="21"/>
+        </w:rPr>
+      </w:pPr>
+      <w:r>
+        <w:rPr>
+          <w:color w:val="444f5c"/>
+          <w:sz w:val="21"/>
+          <w:szCs w:val="21"/>
+          <w:rtl w:val="0"/>
+        </w:rPr>
+        <w:t xml:space="preserve">Oct 5 2026 11:56 AM</w:t>
+      </w:r>
+    </w:p>
+    <w:p>
+      <w:pPr>
+        <w:shd w:fill="ffffff" w:val="clear"/>
+        <w:spacing w:line="291.4285714285714" w:lineRule="auto"/>
+        <w:rPr>
+          <w:color w:val="161616"/>
+          <w:sz w:val="21"/>
+          <w:szCs w:val="21"/>
+        </w:rPr>
+      </w:pPr>
+      <w:r>
+        <w:rPr>
+          <w:color w:val="161616"/>
+          <w:sz w:val="21"/>
+          <w:szCs w:val="21"/>
+          <w:rtl w:val="0"/>
+        </w:rPr>
+        <w:t xml:space="preserve">I'm looking for black on black and black rims</w:t>
+      </w:r>
+    </w:p>
+    <w:p>
+      <w:pPr>
+        <w:shd w:fill="f4f5f6" w:val="clear"/>
+        <w:spacing w:line="291.4285714285714" w:lineRule="auto"/>
+        <w:rPr>
+          <w:color w:val="444f5c"/>
+          <w:sz w:val="21"/>
+          <w:szCs w:val="21"/>
+        </w:rPr>
+      </w:pPr>
+      <w:r>
+        <w:rPr>
+          <w:color w:val="444f5c"/>
+          <w:sz w:val="21"/>
+          <w:szCs w:val="21"/>
+          <w:rtl w:val="0"/>
+        </w:rPr>
+        <w:t xml:space="preserve">Reply</w:t>
+      </w:r>
+    </w:p>
+    <w:p>
+      <w:pPr>
+        <w:shd w:fill="ffffff" w:val="clear"/>
+        <w:spacing w:line="291.4285714285714" w:lineRule="auto"/>
+        <w:rPr>
+          <w:color w:val="161616"/>
+          <w:sz w:val="21"/>
+          <w:szCs w:val="21"/>
+        </w:rPr>
+      </w:pPr>
+      <w:r>
+        <w:rPr>
+          <w:color w:val="161616"/>
+          <w:sz w:val="21"/>
+          <w:szCs w:val="21"/>
+          <w:rtl w:val="0"/>
+        </w:rPr>
+        <w:t xml:space="preserve">Text Sent</w:t>
+      </w:r>
+    </w:p>
+    <w:p>
+      <w:pPr>
+        <w:shd w:fill="ffffff" w:val="clear"/>
+        <w:spacing w:line="291.4285714285714" w:lineRule="auto"/>
+        <w:rPr>
+          <w:color w:val="444f5c"/>
+          <w:sz w:val="21"/>
+          <w:szCs w:val="21"/>
+        </w:rPr>
+      </w:pPr>
+      <w:r>
+        <w:rPr>
+          <w:color w:val="444f5c"/>
+          <w:sz w:val="21"/>
+          <w:szCs w:val="21"/>
+          <w:rtl w:val="0"/>
+        </w:rPr>
+        <w:t xml:space="preserve">Mark Armstrong</w:t>
+      </w:r>
+    </w:p>
+    <w:p>
+      <w:pPr>
+        <w:shd w:fill="ffffff" w:val="clear"/>
+        <w:spacing w:line="291.4285714285714" w:lineRule="auto"/>
+        <w:rPr>
+          <w:color w:val="444f5c"/>
+          <w:sz w:val="21"/>
+          <w:szCs w:val="21"/>
+        </w:rPr>
+      </w:pPr>
+      <w:r>
+        <w:rPr>
+          <w:color w:val="444f5c"/>
+          <w:sz w:val="21"/>
+          <w:szCs w:val="21"/>
+          <w:rtl w:val="0"/>
+        </w:rPr>
+        <w:t xml:space="preserve">Oct 5 2026 11:51 AM</w:t>
+      </w:r>
+    </w:p>
+    <w:p>
+      <w:pPr>
+        <w:shd w:fill="ffffff" w:val="clear"/>
+        <w:spacing w:line="291.4285714285714" w:lineRule="auto"/>
+        <w:rPr>
+          <w:color w:val="161616"/>
+          <w:sz w:val="21"/>
+          <w:szCs w:val="21"/>
+        </w:rPr>
+      </w:pPr>
+      <w:r>
+        <w:rPr>
+          <w:color w:val="161616"/>
+          <w:sz w:val="21"/>
+          <w:szCs w:val="21"/>
+          <w:rtl w:val="0"/>
+        </w:rPr>
+        <w:t xml:space="preserve">It might've ended in the spam or junk folder</w:t>
+      </w:r>
+    </w:p>
+    <w:p>
+      <w:pPr>
+        <w:shd w:fill="ffffff" w:val="clear"/>
+        <w:spacing w:line="291.4285714285714" w:lineRule="auto"/>
+        <w:rPr>
+          <w:color w:val="161616"/>
+          <w:sz w:val="21"/>
+          <w:szCs w:val="21"/>
+        </w:rPr>
+      </w:pPr>
+      <w:r>
+        <w:rPr>
+          <w:color w:val="161616"/>
+          <w:sz w:val="21"/>
+          <w:szCs w:val="21"/>
+          <w:rtl w:val="0"/>
+        </w:rPr>
+        <w:t xml:space="preserve">Text Received</w:t>
+      </w:r>
+    </w:p>
+    <w:p>
+      <w:pPr>
+        <w:shd w:fill="ffffff" w:val="clear"/>
+        <w:spacing w:line="291.4285714285714" w:lineRule="auto"/>
+        <w:rPr>
+          <w:color w:val="444f5c"/>
+          <w:sz w:val="21"/>
+          <w:szCs w:val="21"/>
+        </w:rPr>
+      </w:pPr>
+      <w:r>
+        <w:rPr>
+          <w:color w:val="444f5c"/>
+          <w:sz w:val="21"/>
+          <w:szCs w:val="21"/>
+          <w:rtl w:val="0"/>
+        </w:rPr>
+        <w:t xml:space="preserve">Mark Armstrong</w:t>
+      </w:r>
+    </w:p>
+    <w:p>
+      <w:pPr>
+        <w:shd w:fill="ffffff" w:val="clear"/>
+        <w:spacing w:line="291.4285714285714" w:lineRule="auto"/>
+        <w:rPr>
+          <w:color w:val="444f5c"/>
+          <w:sz w:val="21"/>
+          <w:szCs w:val="21"/>
+        </w:rPr>
+      </w:pPr>
+      <w:r>
+        <w:rPr>
+          <w:color w:val="444f5c"/>
+          <w:sz w:val="21"/>
+          <w:szCs w:val="21"/>
+          <w:rtl w:val="0"/>
+        </w:rPr>
+        <w:t xml:space="preserve">Oct 5 2026 11:50 AM</w:t>
+      </w:r>
+    </w:p>
+    <w:p>
+      <w:pPr>
+        <w:shd w:fill="ffffff" w:val="clear"/>
+        <w:spacing w:line="291.4285714285714" w:lineRule="auto"/>
+        <w:rPr>
+          <w:color w:val="161616"/>
+          <w:sz w:val="21"/>
+          <w:szCs w:val="21"/>
+        </w:rPr>
+      </w:pPr>
+      <w:r>
+        <w:rPr>
+          <w:color w:val="161616"/>
+          <w:sz w:val="21"/>
+          <w:szCs w:val="21"/>
+          <w:rtl w:val="0"/>
+        </w:rPr>
+        <w:t xml:space="preserve">Yes</w:t>
+      </w:r>
+    </w:p>
+    <w:p>
+      <w:pPr>
+        <w:shd w:fill="f4f5f6" w:val="clear"/>
+        <w:spacing w:line="291.4285714285714" w:lineRule="auto"/>
+        <w:rPr>
+          <w:color w:val="444f5c"/>
+          <w:sz w:val="21"/>
+          <w:szCs w:val="21"/>
+        </w:rPr>
+      </w:pPr>
+      <w:r>
+        <w:rPr>
+          <w:color w:val="444f5c"/>
+          <w:sz w:val="21"/>
+          <w:szCs w:val="21"/>
+          <w:rtl w:val="0"/>
+        </w:rPr>
+        <w:t xml:space="preserve">Reply</w:t>
+      </w:r>
+    </w:p>
+    <w:p>
+      <w:pPr>
+        <w:shd w:fill="ffffff" w:val="clear"/>
+        <w:spacing w:line="291.4285714285714" w:lineRule="auto"/>
+        <w:rPr>
+          <w:color w:val="161616"/>
+          <w:sz w:val="21"/>
+          <w:szCs w:val="21"/>
+        </w:rPr>
+      </w:pPr>
+      <w:r>
+        <w:rPr>
+          <w:color w:val="161616"/>
+          <w:sz w:val="21"/>
+          <w:szCs w:val="21"/>
+          <w:rtl w:val="0"/>
+        </w:rPr>
+        <w:t xml:space="preserve">Text Sent</w:t>
+      </w:r>
+    </w:p>
+    <w:p>
+      <w:pPr>
+        <w:shd w:fill="ffffff" w:val="clear"/>
+        <w:spacing w:line="291.4285714285714" w:lineRule="auto"/>
+        <w:rPr>
+          <w:color w:val="444f5c"/>
+          <w:sz w:val="21"/>
+          <w:szCs w:val="21"/>
+        </w:rPr>
+      </w:pPr>
+      <w:r>
+        <w:rPr>
+          <w:color w:val="444f5c"/>
+          <w:sz w:val="21"/>
+          <w:szCs w:val="21"/>
+          <w:rtl w:val="0"/>
+        </w:rPr>
+        <w:t xml:space="preserve">Mark Armstrong</w:t>
+      </w:r>
+    </w:p>
+    <w:p>
+      <w:pPr>
+        <w:shd w:fill="ffffff" w:val="clear"/>
+        <w:spacing w:line="291.4285714285714" w:lineRule="auto"/>
+        <w:rPr>
+          <w:color w:val="444f5c"/>
+          <w:sz w:val="21"/>
+          <w:szCs w:val="21"/>
+        </w:rPr>
+      </w:pPr>
+      <w:r>
+        <w:rPr>
+          <w:color w:val="444f5c"/>
+          <w:sz w:val="21"/>
+          <w:szCs w:val="21"/>
+          <w:rtl w:val="0"/>
+        </w:rPr>
+        <w:t xml:space="preserve">Oct 5 2026 11:50 AM</w:t>
+      </w:r>
+    </w:p>
+    <w:p>
+      <w:pPr>
+        <w:shd w:fill="ffffff" w:val="clear"/>
+        <w:spacing w:line="291.4285714285714" w:lineRule="auto"/>
+        <w:rPr>
+          <w:color w:val="161616"/>
+          <w:sz w:val="21"/>
+          <w:szCs w:val="21"/>
+        </w:rPr>
+      </w:pPr>
+      <w:r>
+        <w:rPr>
+          <w:color w:val="161616"/>
+          <w:sz w:val="21"/>
+          <w:szCs w:val="21"/>
+          <w:rtl w:val="0"/>
+        </w:rPr>
+        <w:t xml:space="preserve">harryharper710@gmail.com - correct?</w:t>
+      </w:r>
+    </w:p>
+    <w:p>
+      <w:pPr>
+        <w:shd w:fill="ffffff" w:val="clear"/>
+        <w:spacing w:line="291.4285714285714" w:lineRule="auto"/>
+        <w:rPr>
+          <w:color w:val="161616"/>
+          <w:sz w:val="21"/>
+          <w:szCs w:val="21"/>
+        </w:rPr>
+      </w:pPr>
+      <w:r>
+        <w:rPr>
+          <w:color w:val="161616"/>
+          <w:sz w:val="21"/>
+          <w:szCs w:val="21"/>
+          <w:rtl w:val="0"/>
+        </w:rPr>
+        <w:t xml:space="preserve">Text Sent</w:t>
+      </w:r>
+    </w:p>
+    <w:p>
+      <w:pPr>
+        <w:shd w:fill="ffffff" w:val="clear"/>
+        <w:spacing w:line="291.4285714285714" w:lineRule="auto"/>
+        <w:rPr>
+          <w:color w:val="444f5c"/>
+          <w:sz w:val="21"/>
+          <w:szCs w:val="21"/>
+        </w:rPr>
+      </w:pPr>
+      <w:r>
+        <w:rPr>
+          <w:color w:val="444f5c"/>
+          <w:sz w:val="21"/>
+          <w:szCs w:val="21"/>
+          <w:rtl w:val="0"/>
+        </w:rPr>
+        <w:t xml:space="preserve">Mark Armstrong</w:t>
+      </w:r>
+    </w:p>
+    <w:p>
+      <w:pPr>
+        <w:shd w:fill="ffffff" w:val="clear"/>
+        <w:spacing w:line="291.4285714285714" w:lineRule="auto"/>
+        <w:rPr>
+          <w:color w:val="444f5c"/>
+          <w:sz w:val="21"/>
+          <w:szCs w:val="21"/>
+        </w:rPr>
+      </w:pPr>
+      <w:r>
+        <w:rPr>
+          <w:color w:val="444f5c"/>
+          <w:sz w:val="21"/>
+          <w:szCs w:val="21"/>
+          <w:rtl w:val="0"/>
+        </w:rPr>
+        <w:t xml:space="preserve">Oct 5 2026 11:50 AM</w:t>
+      </w:r>
+    </w:p>
+    <w:p>
+      <w:pPr>
+        <w:shd w:fill="ffffff" w:val="clear"/>
+        <w:spacing w:line="291.4285714285714" w:lineRule="auto"/>
+        <w:rPr>
+          <w:color w:val="161616"/>
+          <w:sz w:val="21"/>
+          <w:szCs w:val="21"/>
+        </w:rPr>
+      </w:pPr>
+      <w:r>
+        <w:rPr>
+          <w:color w:val="161616"/>
+          <w:sz w:val="21"/>
+          <w:szCs w:val="21"/>
+          <w:rtl w:val="0"/>
+        </w:rPr>
+        <w:t xml:space="preserve">yep</w:t>
+      </w:r>
+    </w:p>
+    <w:p>
+      <w:pPr>
+        <w:shd w:fill="ffffff" w:val="clear"/>
+        <w:spacing w:line="291.4285714285714" w:lineRule="auto"/>
+        <w:rPr>
+          <w:color w:val="161616"/>
+          <w:sz w:val="21"/>
+          <w:szCs w:val="21"/>
+        </w:rPr>
+      </w:pPr>
+      <w:r>
+        <w:rPr>
+          <w:color w:val="161616"/>
+          <w:sz w:val="21"/>
+          <w:szCs w:val="21"/>
+          <w:rtl w:val="0"/>
+        </w:rPr>
+        <w:t xml:space="preserve">Text Received</w:t>
+      </w:r>
+    </w:p>
+    <w:p>
+      <w:pPr>
+        <w:shd w:fill="ffffff" w:val="clear"/>
+        <w:spacing w:line="291.4285714285714" w:lineRule="auto"/>
+        <w:rPr>
+          <w:color w:val="444f5c"/>
+          <w:sz w:val="21"/>
+          <w:szCs w:val="21"/>
+        </w:rPr>
+      </w:pPr>
+      <w:r>
+        <w:rPr>
+          <w:color w:val="444f5c"/>
+          <w:sz w:val="21"/>
+          <w:szCs w:val="21"/>
+          <w:rtl w:val="0"/>
+        </w:rPr>
+        <w:t xml:space="preserve">Mark Armstrong</w:t>
+      </w:r>
+    </w:p>
+    <w:p>
+      <w:pPr>
+        <w:shd w:fill="ffffff" w:val="clear"/>
+        <w:spacing w:line="291.4285714285714" w:lineRule="auto"/>
+        <w:rPr>
+          <w:color w:val="444f5c"/>
+          <w:sz w:val="21"/>
+          <w:szCs w:val="21"/>
+        </w:rPr>
+      </w:pPr>
+      <w:r>
+        <w:rPr>
+          <w:color w:val="444f5c"/>
+          <w:sz w:val="21"/>
+          <w:szCs w:val="21"/>
+          <w:rtl w:val="0"/>
+        </w:rPr>
+        <w:t xml:space="preserve">Oct 5 2026 11:49 AM</w:t>
+      </w:r>
+    </w:p>
+    <w:p>
+      <w:pPr>
+        <w:shd w:fill="ffffff" w:val="clear"/>
+        <w:spacing w:line="291.4285714285714" w:lineRule="auto"/>
+        <w:rPr>
+          <w:color w:val="161616"/>
+          <w:sz w:val="21"/>
+          <w:szCs w:val="21"/>
+        </w:rPr>
+      </w:pPr>
+      <w:r>
+        <w:rPr>
+          <w:color w:val="161616"/>
+          <w:sz w:val="21"/>
+          <w:szCs w:val="21"/>
+          <w:rtl w:val="0"/>
+        </w:rPr>
+        <w:t xml:space="preserve">Did you send it via email</w:t>
+      </w:r>
+    </w:p>
+    <w:p>
+      <w:pPr>
+        <w:shd w:fill="f4f5f6" w:val="clear"/>
+        <w:spacing w:line="291.4285714285714" w:lineRule="auto"/>
+        <w:rPr>
+          <w:color w:val="444f5c"/>
+          <w:sz w:val="21"/>
+          <w:szCs w:val="21"/>
+        </w:rPr>
+      </w:pPr>
+      <w:r>
+        <w:rPr>
+          <w:color w:val="444f5c"/>
+          <w:sz w:val="21"/>
+          <w:szCs w:val="21"/>
+          <w:rtl w:val="0"/>
+        </w:rPr>
+        <w:t xml:space="preserve">Reply</w:t>
+      </w:r>
+    </w:p>
+    <w:p>
+      <w:pPr>
+        <w:shd w:fill="ffffff" w:val="clear"/>
+        <w:spacing w:line="291.4285714285714" w:lineRule="auto"/>
+        <w:rPr>
+          <w:color w:val="161616"/>
+          <w:sz w:val="21"/>
+          <w:szCs w:val="21"/>
+        </w:rPr>
+      </w:pPr>
+      <w:r>
+        <w:rPr>
+          <w:color w:val="161616"/>
+          <w:sz w:val="21"/>
+          <w:szCs w:val="21"/>
+          <w:rtl w:val="0"/>
+        </w:rPr>
+        <w:t xml:space="preserve">Conversica Message</w:t>
+      </w:r>
+    </w:p>
+    <w:p>
+      <w:pPr>
+        <w:shd w:fill="ffffff" w:val="clear"/>
+        <w:spacing w:line="291.4285714285714" w:lineRule="auto"/>
+        <w:rPr>
+          <w:color w:val="444f5c"/>
+          <w:sz w:val="21"/>
+          <w:szCs w:val="21"/>
+        </w:rPr>
+      </w:pPr>
+      <w:r>
+        <w:rPr>
+          <w:color w:val="444f5c"/>
+          <w:sz w:val="21"/>
+          <w:szCs w:val="21"/>
+          <w:rtl w:val="0"/>
+        </w:rPr>
+        <w:t xml:space="preserve">System</w:t>
+      </w:r>
+    </w:p>
+    <w:p>
+      <w:pPr>
+        <w:shd w:fill="ffffff" w:val="clear"/>
+        <w:spacing w:line="291.4285714285714" w:lineRule="auto"/>
+        <w:rPr>
+          <w:color w:val="444f5c"/>
+          <w:sz w:val="21"/>
+          <w:szCs w:val="21"/>
+        </w:rPr>
+      </w:pPr>
+      <w:r>
+        <w:rPr>
+          <w:color w:val="444f5c"/>
+          <w:sz w:val="21"/>
+          <w:szCs w:val="21"/>
+          <w:rtl w:val="0"/>
+        </w:rPr>
+        <w:t xml:space="preserve">Oct 5 2026 9:33 AM</w:t>
+      </w:r>
+    </w:p>
+    <w:p>
+      <w:pPr>
+        <w:shd w:fill="ffffff" w:val="clear"/>
+        <w:spacing w:line="291.4285714285714" w:lineRule="auto"/>
+        <w:rPr>
+          <w:color w:val="161616"/>
+          <w:sz w:val="21"/>
+          <w:szCs w:val="21"/>
+        </w:rPr>
+      </w:pPr>
+      <w:r>
+        <w:rPr>
+          <w:color w:val="161616"/>
+          <w:sz w:val="21"/>
+          <w:szCs w:val="21"/>
+          <w:rtl w:val="0"/>
+        </w:rPr>
+        <w:t xml:space="preserve">Good morning Harry,</w:t>
+      </w:r>
+    </w:p>
+    <w:p>
+      <w:pPr>
+        <w:shd w:fill="ffffff" w:val="clear"/>
+        <w:spacing w:line="291.4285714285714" w:lineRule="auto"/>
+        <w:rPr>
+          <w:color w:val="161616"/>
+          <w:sz w:val="21"/>
+          <w:szCs w:val="21"/>
+        </w:rPr>
+      </w:pPr>
+      <w:r>
+        <w:rPr>
+          <w:rtl w:val="0"/>
+        </w:rPr>
+      </w:r>
+    </w:p>
+    <w:p>
+      <w:pPr>
+        <w:shd w:fill="ffffff" w:val="clear"/>
+        <w:spacing w:line="291.4285714285714" w:lineRule="auto"/>
+        <w:rPr>
+          <w:color w:val="161616"/>
+          <w:sz w:val="21"/>
+          <w:szCs w:val="21"/>
+        </w:rPr>
+      </w:pPr>
+      <w:r>
+        <w:rPr>
+          <w:rtl w:val="0"/>
+        </w:rPr>
+      </w:r>
+    </w:p>
+    <w:p>
+      <w:pPr>
+        <w:shd w:fill="ffffff" w:val="clear"/>
+        <w:spacing w:line="291.4285714285714" w:lineRule="auto"/>
+        <w:rPr>
+          <w:color w:val="161616"/>
+          <w:sz w:val="21"/>
+          <w:szCs w:val="21"/>
+        </w:rPr>
+      </w:pPr>
+      <w:r>
+        <w:rPr>
+          <w:rtl w:val="0"/>
+        </w:rPr>
+      </w:r>
+    </w:p>
+    <w:p>
+      <w:pPr>
+        <w:shd w:fill="ffffff" w:val="clear"/>
+        <w:spacing w:line="291.4285714285714" w:lineRule="auto"/>
+        <w:rPr>
+          <w:color w:val="161616"/>
+          <w:sz w:val="21"/>
+          <w:szCs w:val="21"/>
+        </w:rPr>
+      </w:pPr>
+      <w:r>
+        <w:rPr>
+          <w:color w:val="161616"/>
+          <w:sz w:val="21"/>
+          <w:szCs w:val="21"/>
+          <w:rtl w:val="0"/>
+        </w:rPr>
+        <w:t xml:space="preserve">Thank you for submitting your request on the Honda Cr-v.</w:t>
+      </w:r>
+    </w:p>
+    <w:p>
+      <w:pPr>
+        <w:shd w:fill="ffffff" w:val="clear"/>
+        <w:spacing w:line="291.4285714285714" w:lineRule="auto"/>
+        <w:rPr>
+          <w:color w:val="161616"/>
+          <w:sz w:val="21"/>
+          <w:szCs w:val="21"/>
+        </w:rPr>
+      </w:pPr>
+      <w:r>
+        <w:rPr>
+          <w:rtl w:val="0"/>
+        </w:rPr>
+      </w:r>
+    </w:p>
+    <w:p>
+      <w:pPr>
+        <w:shd w:fill="ffffff" w:val="clear"/>
+        <w:spacing w:line="291.4285714285714" w:lineRule="auto"/>
+        <w:rPr>
+          <w:color w:val="161616"/>
+          <w:sz w:val="21"/>
+          <w:szCs w:val="21"/>
+        </w:rPr>
+      </w:pPr>
+      <w:r>
+        <w:rPr>
+          <w:rtl w:val="0"/>
+        </w:rPr>
+      </w:r>
+    </w:p>
+    <w:p>
+      <w:pPr>
+        <w:shd w:fill="ffffff" w:val="clear"/>
+        <w:spacing w:line="291.4285714285714" w:lineRule="auto"/>
+        <w:rPr>
+          <w:color w:val="161616"/>
+          <w:sz w:val="21"/>
+          <w:szCs w:val="21"/>
+        </w:rPr>
+      </w:pPr>
+      <w:r>
+        <w:rPr>
+          <w:rtl w:val="0"/>
+        </w:rPr>
+      </w:r>
+    </w:p>
+    <w:p>
+      <w:pPr>
+        <w:shd w:fill="ffffff" w:val="clear"/>
+        <w:spacing w:line="291.4285714285714" w:lineRule="auto"/>
+        <w:rPr>
+          <w:color w:val="161616"/>
+          <w:sz w:val="21"/>
+          <w:szCs w:val="21"/>
+        </w:rPr>
+      </w:pPr>
+      <w:r>
+        <w:rPr>
+          <w:color w:val="161616"/>
+          <w:sz w:val="21"/>
+          <w:szCs w:val="21"/>
+          <w:rtl w:val="0"/>
+        </w:rPr>
+        <w:t xml:space="preserve">We would like to text you, are we able to text you with more information? If you don't want to text, we can continue through email and phone.</w:t>
+      </w:r>
+    </w:p>
+    <w:p>
+      <w:pPr>
+        <w:shd w:fill="ffffff" w:val="clear"/>
+        <w:spacing w:line="291.4285714285714" w:lineRule="auto"/>
+        <w:rPr>
+          <w:color w:val="161616"/>
+          <w:sz w:val="21"/>
+          <w:szCs w:val="21"/>
+        </w:rPr>
+      </w:pPr>
+      <w:r>
+        <w:rPr>
+          <w:rtl w:val="0"/>
+        </w:rPr>
+      </w:r>
+    </w:p>
+    <w:p>
+      <w:pPr>
+        <w:shd w:fill="ffffff" w:val="clear"/>
+        <w:spacing w:line="291.4285714285714" w:lineRule="auto"/>
+        <w:rPr>
+          <w:color w:val="161616"/>
+          <w:sz w:val="21"/>
+          <w:szCs w:val="21"/>
+        </w:rPr>
+      </w:pPr>
+      <w:r>
+        <w:rPr>
+          <w:rtl w:val="0"/>
+        </w:rPr>
+      </w:r>
+    </w:p>
+    <w:p>
+      <w:pPr>
+        <w:shd w:fill="ffffff" w:val="clear"/>
+        <w:spacing w:line="291.4285714285714" w:lineRule="auto"/>
+        <w:rPr>
+          <w:color w:val="161616"/>
+          <w:sz w:val="21"/>
+          <w:szCs w:val="21"/>
+        </w:rPr>
+      </w:pPr>
+      <w:r>
+        <w:rPr>
+          <w:rtl w:val="0"/>
+        </w:rPr>
+      </w:r>
+    </w:p>
+    <w:p>
+      <w:pPr>
+        <w:shd w:fill="ffffff" w:val="clear"/>
+        <w:spacing w:line="291.4285714285714" w:lineRule="auto"/>
+        <w:rPr>
+          <w:color w:val="161616"/>
+          <w:sz w:val="21"/>
+          <w:szCs w:val="21"/>
+        </w:rPr>
+      </w:pPr>
+      <w:r>
+        <w:rPr>
+          <w:color w:val="161616"/>
+          <w:sz w:val="21"/>
+          <w:szCs w:val="21"/>
+          <w:rtl w:val="0"/>
+        </w:rPr>
+        <w:t xml:space="preserve">Best regards and have a good morning,</w:t>
+      </w:r>
+    </w:p>
+    <w:p>
+      <w:pPr>
+        <w:shd w:fill="ffffff" w:val="clear"/>
+        <w:spacing w:line="291.4285714285714" w:lineRule="auto"/>
+        <w:rPr>
+          <w:color w:val="161616"/>
+          <w:sz w:val="21"/>
+          <w:szCs w:val="21"/>
+        </w:rPr>
+      </w:pPr>
+      <w:r>
+        <w:rPr>
+          <w:rtl w:val="0"/>
+        </w:rPr>
+      </w:r>
+    </w:p>
+    <w:p>
+      <w:pPr>
+        <w:shd w:fill="ffffff" w:val="clear"/>
+        <w:spacing w:line="291.4285714285714" w:lineRule="auto"/>
+        <w:rPr>
+          <w:color w:val="161616"/>
+          <w:sz w:val="21"/>
+          <w:szCs w:val="21"/>
+        </w:rPr>
+      </w:pPr>
+      <w:r>
+        <w:rPr>
+          <w:rtl w:val="0"/>
+        </w:rPr>
+      </w:r>
+    </w:p>
+    <w:p>
+      <w:pPr>
+        <w:shd w:fill="ffffff" w:val="clear"/>
+        <w:spacing w:line="291.4285714285714" w:lineRule="auto"/>
+        <w:rPr>
+          <w:color w:val="161616"/>
+          <w:sz w:val="21"/>
+          <w:szCs w:val="21"/>
+        </w:rPr>
+      </w:pPr>
+      <w:r>
+        <w:rPr>
+          <w:rtl w:val="0"/>
+        </w:rPr>
+      </w:r>
+    </w:p>
+    <w:p>
+      <w:pPr>
+        <w:shd w:fill="ffffff" w:val="clear"/>
+        <w:spacing w:line="291.4285714285714" w:lineRule="auto"/>
+        <w:rPr>
+          <w:color w:val="161616"/>
+          <w:sz w:val="21"/>
+          <w:szCs w:val="21"/>
+        </w:rPr>
+      </w:pPr>
+      <w:r>
+        <w:rPr>
+          <w:color w:val="161616"/>
+          <w:sz w:val="21"/>
+          <w:szCs w:val="21"/>
+          <w:rtl w:val="0"/>
+        </w:rPr>
+        <w:t xml:space="preserve">Lola | Customer Care Assistant</w:t>
+      </w:r>
+    </w:p>
+    <w:p>
+      <w:pPr>
+        <w:shd w:fill="ffffff" w:val="clear"/>
+        <w:spacing w:line="291.4285714285714" w:lineRule="auto"/>
+        <w:rPr>
+          <w:color w:val="161616"/>
+          <w:sz w:val="21"/>
+          <w:szCs w:val="21"/>
+        </w:rPr>
+      </w:pPr>
+      <w:r>
+        <w:rPr>
+          <w:rtl w:val="0"/>
+        </w:rPr>
+      </w:r>
+    </w:p>
+    <w:p>
+      <w:pPr>
+        <w:shd w:fill="ffffff" w:val="clear"/>
+        <w:spacing w:line="291.4285714285714" w:lineRule="auto"/>
+        <w:rPr>
+          <w:color w:val="161616"/>
+          <w:sz w:val="21"/>
+          <w:szCs w:val="21"/>
+        </w:rPr>
+      </w:pPr>
+      <w:r>
+        <w:rPr>
+          <w:color w:val="161616"/>
+          <w:sz w:val="21"/>
+          <w:szCs w:val="21"/>
+          <w:rtl w:val="0"/>
+        </w:rPr>
+        <w:t xml:space="preserve">Joyce Koons Honda Buick GMC</w:t>
+      </w:r>
+    </w:p>
+    <w:p>
+      <w:pPr>
+        <w:shd w:fill="ffffff" w:val="clear"/>
+        <w:spacing w:line="291.4285714285714" w:lineRule="auto"/>
+        <w:rPr>
+          <w:color w:val="161616"/>
+          <w:sz w:val="21"/>
+          <w:szCs w:val="21"/>
+        </w:rPr>
+      </w:pPr>
+      <w:r>
+        <w:rPr>
+          <w:rtl w:val="0"/>
+        </w:rPr>
+      </w:r>
+    </w:p>
+    <w:p>
+      <w:pPr>
+        <w:shd w:fill="ffffff" w:val="clear"/>
+        <w:spacing w:line="291.4285714285714" w:lineRule="auto"/>
+        <w:rPr>
+          <w:color w:val="161616"/>
+          <w:sz w:val="21"/>
+          <w:szCs w:val="21"/>
+        </w:rPr>
+      </w:pPr>
+      <w:r>
+        <w:rPr>
+          <w:color w:val="161616"/>
+          <w:sz w:val="21"/>
+          <w:szCs w:val="21"/>
+          <w:rtl w:val="0"/>
+        </w:rPr>
+        <w:t xml:space="preserve">(866) 711-4118</w:t>
+      </w:r>
+    </w:p>
+    <w:p>
+      <w:pPr>
+        <w:shd w:fill="ffffff" w:val="clear"/>
+        <w:spacing w:line="291.4285714285714" w:lineRule="auto"/>
+        <w:rPr>
+          <w:color w:val="161616"/>
+          <w:sz w:val="21"/>
+          <w:szCs w:val="21"/>
+        </w:rPr>
+      </w:pPr>
+      <w:r>
+        <w:rPr>
+          <w:rtl w:val="0"/>
+        </w:rPr>
+      </w:r>
+    </w:p>
+    <w:p>
+      <w:pPr>
+        <w:shd w:fill="ffffff" w:val="clear"/>
+        <w:spacing w:line="291.4285714285714" w:lineRule="auto"/>
+        <w:rPr>
+          <w:color w:val="161616"/>
+          <w:sz w:val="21"/>
+          <w:szCs w:val="21"/>
+        </w:rPr>
+      </w:pPr>
+      <w:r>
+        <w:rPr>
+          <w:color w:val="161616"/>
+          <w:sz w:val="21"/>
+          <w:szCs w:val="21"/>
+          <w:rtl w:val="0"/>
+        </w:rPr>
+        <w:t xml:space="preserve">10660 Automotive Drive, Manassas, VA 20109</w:t>
+      </w:r>
+    </w:p>
+    <w:p>
+      <w:pPr>
+        <w:shd w:fill="ffffff" w:val="clear"/>
+        <w:spacing w:line="291.4285714285714" w:lineRule="auto"/>
+        <w:rPr>
+          <w:color w:val="161616"/>
+          <w:sz w:val="21"/>
+          <w:szCs w:val="21"/>
+        </w:rPr>
+      </w:pPr>
+      <w:r>
+        <w:rPr>
+          <w:rtl w:val="0"/>
+        </w:rPr>
+      </w:r>
+    </w:p>
+    <w:p>
+      <w:pPr>
+        <w:shd w:fill="ffffff" w:val="clear"/>
+        <w:spacing w:line="291.4285714285714" w:lineRule="auto"/>
+        <w:rPr>
+          <w:color w:val="161616"/>
+          <w:sz w:val="21"/>
+          <w:szCs w:val="21"/>
+        </w:rPr>
+      </w:pPr>
+      <w:r>
+        <w:rPr>
+          <w:color w:val="161616"/>
+          <w:sz w:val="21"/>
+          <w:szCs w:val="21"/>
+          <w:rtl w:val="0"/>
+        </w:rPr>
+        <w:t xml:space="preserve">www.joycekoonsbuickgmc.com</w:t>
+      </w:r>
+    </w:p>
+    <w:p>
+      <w:pPr>
+        <w:shd w:fill="ffffff" w:val="clear"/>
+        <w:spacing w:line="291.4285714285714" w:lineRule="auto"/>
+        <w:rPr>
+          <w:color w:val="161616"/>
+          <w:sz w:val="21"/>
+          <w:szCs w:val="21"/>
+        </w:rPr>
+      </w:pPr>
+      <w:r>
+        <w:rPr>
+          <w:rtl w:val="0"/>
+        </w:rPr>
+      </w:r>
+    </w:p>
+    <w:p>
+      <w:pPr>
+        <w:shd w:fill="ffffff" w:val="clear"/>
+        <w:spacing w:line="291.4285714285714" w:lineRule="auto"/>
+        <w:rPr>
+          <w:color w:val="161616"/>
+          <w:sz w:val="21"/>
+          <w:szCs w:val="21"/>
+        </w:rPr>
+      </w:pPr>
+      <w:r>
+        <w:rPr>
+          <w:rtl w:val="0"/>
+        </w:rPr>
+      </w:r>
+    </w:p>
+    <w:p>
+      <w:pPr>
+        <w:shd w:fill="ffffff" w:val="clear"/>
+        <w:spacing w:line="291.4285714285714" w:lineRule="auto"/>
+        <w:rPr>
+          <w:color w:val="161616"/>
+          <w:sz w:val="21"/>
+          <w:szCs w:val="21"/>
+        </w:rPr>
+      </w:pPr>
+      <w:r>
+        <w:rPr>
+          <w:rtl w:val="0"/>
+        </w:rPr>
+      </w:r>
+    </w:p>
+    <w:p>
+      <w:pPr>
+        <w:shd w:fill="ffffff" w:val="clear"/>
+        <w:spacing w:line="291.4285714285714" w:lineRule="auto"/>
+        <w:rPr>
+          <w:color w:val="161616"/>
+          <w:sz w:val="21"/>
+          <w:szCs w:val="21"/>
+        </w:rPr>
+      </w:pPr>
+      <w:r>
+        <w:rPr>
+          <w:rtl w:val="0"/>
+        </w:rPr>
+      </w:r>
+    </w:p>
+    <w:p>
+      <w:pPr>
+        <w:shd w:fill="ffffff" w:val="clear"/>
+        <w:spacing w:line="291.4285714285714" w:lineRule="auto"/>
+        <w:rPr>
+          <w:color w:val="161616"/>
+          <w:sz w:val="21"/>
+          <w:szCs w:val="21"/>
+        </w:rPr>
+      </w:pPr>
+      <w:r>
+        <w:rPr>
+          <w:rtl w:val="0"/>
+        </w:rPr>
+      </w:r>
+    </w:p>
+    <w:p>
+      <w:pPr>
+        <w:shd w:fill="ffffff" w:val="clear"/>
+        <w:spacing w:line="291.4285714285714" w:lineRule="auto"/>
+        <w:rPr>
+          <w:color w:val="161616"/>
+          <w:sz w:val="21"/>
+          <w:szCs w:val="21"/>
+        </w:rPr>
+      </w:pPr>
+      <w:r>
+        <w:rPr>
+          <w:color w:val="161616"/>
+          <w:sz w:val="21"/>
+          <w:szCs w:val="21"/>
+          <w:rtl w:val="0"/>
+        </w:rPr>
+        <w:t xml:space="preserve">P.S. If you prefer text, we may send the info you asked for through an automated system. Otherwise, you can still work with us over email or phone.</w:t>
+      </w:r>
+    </w:p>
+    <w:p>
+      <w:pPr>
+        <w:shd w:fill="ffffff" w:val="clear"/>
+        <w:spacing w:line="291.4285714285714" w:lineRule="auto"/>
+        <w:rPr>
+          <w:color w:val="161616"/>
+          <w:sz w:val="21"/>
+          <w:szCs w:val="21"/>
+        </w:rPr>
+      </w:pPr>
+      <w:r>
+        <w:rPr>
+          <w:rtl w:val="0"/>
+        </w:rPr>
+      </w:r>
+    </w:p>
+    <w:p>
+      <w:pPr>
+        <w:shd w:fill="ffffff" w:val="clear"/>
+        <w:spacing w:line="291.4285714285714" w:lineRule="auto"/>
+        <w:rPr>
+          <w:color w:val="161616"/>
+          <w:sz w:val="21"/>
+          <w:szCs w:val="21"/>
+        </w:rPr>
+      </w:pPr>
+      <w:r>
+        <w:rPr>
+          <w:rtl w:val="0"/>
+        </w:rPr>
+      </w:r>
+    </w:p>
+    <w:p>
+      <w:pPr>
+        <w:shd w:fill="ffffff" w:val="clear"/>
+        <w:spacing w:line="291.4285714285714" w:lineRule="auto"/>
+        <w:rPr>
+          <w:color w:val="161616"/>
+          <w:sz w:val="21"/>
+          <w:szCs w:val="21"/>
+        </w:rPr>
+      </w:pPr>
+      <w:r>
+        <w:rPr>
+          <w:rtl w:val="0"/>
+        </w:rPr>
+      </w:r>
+    </w:p>
+    <w:p>
+      <w:pPr>
+        <w:shd w:fill="ffffff" w:val="clear"/>
+        <w:spacing w:line="291.4285714285714" w:lineRule="auto"/>
+        <w:rPr>
+          <w:color w:val="161616"/>
+          <w:sz w:val="21"/>
+          <w:szCs w:val="21"/>
+        </w:rPr>
+      </w:pPr>
+      <w:r>
+        <w:rPr>
+          <w:color w:val="161616"/>
+          <w:sz w:val="21"/>
+          <w:szCs w:val="21"/>
+          <w:rtl w:val="0"/>
+        </w:rPr>
+        <w:t xml:space="preserve">¡Se habla español! Háganos saber si prefiere nuestros servicios en español.</w:t>
+      </w:r>
+    </w:p>
+    <w:p>
+      <w:pPr>
+        <w:shd w:fill="ffffff" w:val="clear"/>
+        <w:spacing w:line="291.4285714285714" w:lineRule="auto"/>
+        <w:rPr>
+          <w:color w:val="161616"/>
+          <w:sz w:val="21"/>
+          <w:szCs w:val="21"/>
+        </w:rPr>
+      </w:pPr>
+      <w:r>
+        <w:rPr>
+          <w:rtl w:val="0"/>
+        </w:rPr>
+      </w:r>
+    </w:p>
+    <w:p>
+      <w:pPr>
+        <w:shd w:fill="ffffff" w:val="clear"/>
+        <w:spacing w:line="291.4285714285714" w:lineRule="auto"/>
+        <w:rPr>
+          <w:color w:val="161616"/>
+          <w:sz w:val="21"/>
+          <w:szCs w:val="21"/>
+        </w:rPr>
+      </w:pPr>
+      <w:r>
+        <w:rPr>
+          <w:rtl w:val="0"/>
+        </w:rPr>
+      </w:r>
+    </w:p>
+    <w:p>
+      <w:pPr>
+        <w:shd w:fill="ffffff" w:val="clear"/>
+        <w:spacing w:line="291.4285714285714" w:lineRule="auto"/>
+        <w:rPr>
+          <w:color w:val="161616"/>
+          <w:sz w:val="21"/>
+          <w:szCs w:val="21"/>
+        </w:rPr>
+      </w:pPr>
+      <w:r>
+        <w:rPr>
+          <w:rtl w:val="0"/>
+        </w:rPr>
+      </w:r>
+    </w:p>
+    <w:p>
+      <w:pPr>
+        <w:shd w:fill="ffffff" w:val="clear"/>
+        <w:spacing w:line="291.4285714285714" w:lineRule="auto"/>
+        <w:rPr>
+          <w:color w:val="3373dd"/>
+          <w:sz w:val="21"/>
+          <w:szCs w:val="21"/>
+          <w:u w:val="single"/>
+        </w:rPr>
+      </w:pPr>
+      <w:hyperlink r:id="rId10">
+        <w:r>
+          <w:rPr>
+            <w:color w:val="3373dd"/>
+            <w:sz w:val="21"/>
+            <w:szCs w:val="21"/>
+            <w:u w:val="single"/>
+            <w:rtl w:val="0"/>
+          </w:rPr>
+          <w:t xml:space="preserve">https://unsubscribe.mailferret.net/unsubscribe.php?sr=P3xNg.3jl5i8i</w:t>
+        </w:r>
+      </w:hyperlink>
+      <w:r>
+        <w:rPr>
+          <w:rtl w:val="0"/>
+        </w:rPr>
+      </w:r>
+    </w:p>
+    <w:p>
+      <w:pPr>
+        <w:shd w:fill="ffffff" w:val="clear"/>
+        <w:spacing w:line="408" w:lineRule="auto"/>
+        <w:rPr>
+          <w:b w:val="1"/>
+          <w:bCs w:val="1"/>
+          <w:color w:val="4285f4"/>
           <w:sz w:val="2"/>
           <w:szCs w:val="2"/>
         </w:rPr>
       </w:pPr>
       <w:r>
         <w:rPr>
-          <w:color w:val="444f5c"/>
+          <w:b w:val="1"/>
+          <w:bCs w:val="1"/>
+          <w:color w:val="4285f4"/>
           <w:sz w:val="2"/>
           <w:szCs w:val="2"/>
           <w:rtl w:val="0"/>
         </w:rPr>
+        <w:t xml:space="preserve">Read More</w:t>
+      </w:r>
+    </w:p>
+    <w:p>
+      <w:pPr>
+        <w:shd w:fill="ffffff" w:val="clear"/>
+        <w:spacing w:line="291.4285714285714" w:lineRule="auto"/>
+        <w:rPr>
+          <w:color w:val="161616"/>
+          <w:sz w:val="21"/>
+          <w:szCs w:val="21"/>
+        </w:rPr>
+      </w:pPr>
+      <w:r>
+        <w:rPr>
+          <w:color w:val="161616"/>
+          <w:sz w:val="21"/>
+          <w:szCs w:val="21"/>
+          <w:rtl w:val="0"/>
+        </w:rPr>
+        <w:t xml:space="preserve">Text Sent</w:t>
+      </w:r>
+    </w:p>
+    <w:p>
+      <w:pPr>
+        <w:shd w:fill="ffffff" w:val="clear"/>
+        <w:spacing w:line="291.4285714285714" w:lineRule="auto"/>
+        <w:rPr>
+          <w:color w:val="444f5c"/>
+          <w:sz w:val="21"/>
+          <w:szCs w:val="21"/>
+        </w:rPr>
+      </w:pPr>
+      <w:r>
+        <w:rPr>
+          <w:color w:val="444f5c"/>
+          <w:sz w:val="21"/>
+          <w:szCs w:val="21"/>
+          <w:rtl w:val="0"/>
+        </w:rPr>
+        <w:t xml:space="preserve">Mark Armstrong</w:t>
+      </w:r>
+    </w:p>
+    <w:p>
+      <w:pPr>
+        <w:shd w:fill="ffffff" w:val="clear"/>
+        <w:spacing w:line="291.4285714285714" w:lineRule="auto"/>
+        <w:rPr>
+          <w:color w:val="444f5c"/>
+          <w:sz w:val="21"/>
+          <w:szCs w:val="21"/>
+        </w:rPr>
+      </w:pPr>
+      <w:r>
+        <w:rPr>
+          <w:color w:val="444f5c"/>
+          <w:sz w:val="21"/>
+          <w:szCs w:val="21"/>
+          <w:rtl w:val="0"/>
+        </w:rPr>
+        <w:t xml:space="preserve">Oct 5 2026 9:26 AM</w:t>
+      </w:r>
+    </w:p>
+    <w:p>
+      <w:pPr>
+        <w:shd w:fill="ffffff" w:val="clear"/>
+        <w:spacing w:line="291.4285714285714" w:lineRule="auto"/>
+        <w:rPr>
+          <w:color w:val="161616"/>
+          <w:sz w:val="21"/>
+          <w:szCs w:val="21"/>
+        </w:rPr>
+      </w:pPr>
+      <w:r>
+        <w:rPr>
+          <w:color w:val="161616"/>
+          <w:sz w:val="21"/>
+          <w:szCs w:val="21"/>
+          <w:rtl w:val="0"/>
+        </w:rPr>
+        <w:t xml:space="preserve">Just sent it over, let me know when you get it</w:t>
+      </w:r>
+    </w:p>
+    <w:p>
+      <w:pPr>
+        <w:shd w:fill="ffffff" w:val="clear"/>
+        <w:spacing w:line="291.4285714285714" w:lineRule="auto"/>
+        <w:rPr>
+          <w:color w:val="161616"/>
+          <w:sz w:val="21"/>
+          <w:szCs w:val="21"/>
+        </w:rPr>
+      </w:pPr>
+      <w:r>
+        <w:rPr>
+          <w:color w:val="161616"/>
+          <w:sz w:val="21"/>
+          <w:szCs w:val="21"/>
+          <w:rtl w:val="0"/>
+        </w:rPr>
+        <w:t xml:space="preserve">Email Sent</w:t>
+      </w:r>
+    </w:p>
+    <w:p>
+      <w:pPr>
+        <w:shd w:fill="ffffff" w:val="clear"/>
+        <w:spacing w:line="291.4285714285714" w:lineRule="auto"/>
+        <w:rPr>
+          <w:color w:val="444f5c"/>
+          <w:sz w:val="21"/>
+          <w:szCs w:val="21"/>
+        </w:rPr>
+      </w:pPr>
+      <w:r>
+        <w:rPr>
+          <w:color w:val="444f5c"/>
+          <w:sz w:val="21"/>
+          <w:szCs w:val="21"/>
+          <w:rtl w:val="0"/>
+        </w:rPr>
+        <w:t xml:space="preserve">Mark Armstrong</w:t>
+      </w:r>
+    </w:p>
+    <w:p>
+      <w:pPr>
+        <w:shd w:fill="ffffff" w:val="clear"/>
+        <w:spacing w:line="291.4285714285714" w:lineRule="auto"/>
+        <w:rPr>
+          <w:color w:val="444f5c"/>
+          <w:sz w:val="21"/>
+          <w:szCs w:val="21"/>
+        </w:rPr>
+      </w:pPr>
+      <w:r>
+        <w:rPr>
+          <w:color w:val="444f5c"/>
+          <w:sz w:val="21"/>
+          <w:szCs w:val="21"/>
+          <w:rtl w:val="0"/>
+        </w:rPr>
+        <w:t xml:space="preserve">Oct 5 2026 9:26 AM</w:t>
+      </w:r>
+    </w:p>
+    <w:p>
+      <w:pPr>
+        <w:shd w:fill="ffffff" w:val="clear"/>
+        <w:spacing w:line="3060" w:lineRule="auto"/>
+        <w:rPr>
+          <w:color w:val="444f5c"/>
+          <w:sz w:val="2"/>
+          <w:szCs w:val="2"/>
+        </w:rPr>
+      </w:pPr>
+      <w:r>
+        <w:rPr>
+          <w:color w:val="444f5c"/>
+          <w:sz w:val="2"/>
+          <w:szCs w:val="2"/>
+          <w:rtl w:val="0"/>
+        </w:rPr>
         <w:t xml:space="preserve">harryharper710@gmail.com</w:t>
       </w:r>
     </w:p>
@@ -6010,7 +7719,7 @@
           <w:szCs w:val="18"/>
           <w:rtl w:val="0"/>
         </w:rPr>
-        <w:t xml:space="preserve">1 Open 0 Clicks | Last Opened Last Mon, 11:52 AM</w:t>
+        <w:t xml:space="preserve">1 Open 0 Clicks | Last Opened Oct 5 2026 11:52 AM</w:t>
       </w:r>
     </w:p>
     <w:p>
@@ -6710,7 +8419,7 @@
           <w:szCs w:val="21"/>
           <w:rtl w:val="0"/>
         </w:rPr>
-        <w:t xml:space="preserve">Last Monday</w:t>
+        <w:t xml:space="preserve">October 5, 2026</w:t>
       </w:r>
     </w:p>
     <w:p>
@@ -7410,7 +9119,7 @@
           <w:szCs w:val="21"/>
           <w:rtl w:val="0"/>
         </w:rPr>
-        <w:t xml:space="preserve">Last Monday</w:t>
+        <w:t xml:space="preserve">October 5, 2026</w:t>
       </w:r>
     </w:p>
     <w:p>
@@ -8216,13 +9925,13 @@
     <w:p>
       <w:pPr>
         <w:shd w:fill="ffffff" w:val="clear"/>
-        <w:spacing w:line="297.25714285714287" w:lineRule="auto"/>
+        <w:spacing w:line="291.4285714285714" w:lineRule="auto"/>
         <w:rPr>
           <w:b w:val="1"/>
           <w:bCs w:val="1"/>
           <w:color w:val="161616"/>
-          <w:sz w:val="21"/>
-          <w:szCs w:val="21"/>
+          <w:sz w:val="11"/>
+          <w:szCs w:val="11"/>
         </w:rPr>
       </w:pPr>
       <w:r>
